--- a/Assets/_docx_qa/Bao_cao_Mo_phong_Bao_tang_Trang_phuc_Tay_Nguyen_Chuong_4.docx
+++ b/Assets/_docx_qa/Bao_cao_Mo_phong_Bao_tang_Trang_phuc_Tay_Nguyen_Chuong_4.docx
@@ -436,15 +436,7 @@
           <w:sz w:val="28"/>
           <w:szCs w:val="28"/>
         </w:rPr>
-        <w:t xml:space="preserve">  </w:t>
-      </w:r>
-      <w:r>
-        <w:rPr>
-          <w:rFonts w:cs="Times New Roman"/>
-          <w:sz w:val="28"/>
-          <w:szCs w:val="28"/>
-        </w:rPr>
-        <w:tab/>
+        <w:t xml:space="preserve"> </w:t>
       </w:r>
       <w:r>
         <w:rPr>
@@ -453,7 +445,7 @@
           <w:szCs w:val="28"/>
           <w:lang w:val="vi-VN"/>
         </w:rPr>
-        <w:t xml:space="preserve">            </w:t>
+        <w:t xml:space="preserve">                  </w:t>
       </w:r>
       <w:r>
         <w:rPr>
@@ -461,7 +453,24 @@
           <w:sz w:val="28"/>
           <w:szCs w:val="28"/>
         </w:rPr>
-        <w:t>MSV: 2355010088</w:t>
+        <w:t xml:space="preserve">MSV: </w:t>
+      </w:r>
+      <w:r>
+        <w:rPr>
+          <w:rFonts w:cs="Times New Roman"/>
+          <w:sz w:val="28"/>
+          <w:szCs w:val="28"/>
+        </w:rPr>
+        <w:t>2355010088</w:t>
+      </w:r>
+      <w:r>
+        <w:rPr>
+          <w:rFonts w:cs="Times New Roman"/>
+          <w:sz w:val="28"/>
+          <w:szCs w:val="28"/>
+          <w:lang w:val="vi-VN"/>
+        </w:rPr>
+        <w:t xml:space="preserve">        </w:t>
       </w:r>
     </w:p>
     <w:p>
@@ -652,6 +661,7 @@
             <w14:round/>
           </w14:textOutline>
         </w:rPr>
+        <w:lastRenderedPageBreak/>
         <w:t>LỜI NÓI ĐẦU</w:t>
       </w:r>
     </w:p>
@@ -920,6 +930,9 @@
     </w:p>
     <w:p>
       <w:pPr>
+        <w:tabs>
+          <w:tab w:val="right" w:leader="dot" w:pos="8640"/>
+        </w:tabs>
         <w:rPr>
           <w:b/>
           <w:bCs/>
@@ -951,6 +964,7 @@
             <w14:round/>
           </w14:textOutline>
         </w:rPr>
+        <w:lastRenderedPageBreak/>
         <w:t>MỤC LỤC</w:t>
       </w:r>
     </w:p>
@@ -1052,6 +1066,10 @@
     <w:p>
       <w:pPr>
         <w:pStyle w:val="Heading2"/>
+        <w:tabs>
+          <w:tab w:val="right" w:leader="dot" w:pos="8640"/>
+          <w:tab w:val="right" w:pos="21600"/>
+        </w:tabs>
         <w:rPr>
           <w:lang w:val="vi-VN"/>
         </w:rPr>
@@ -1188,6 +1206,9 @@
     <w:p>
       <w:pPr>
         <w:pStyle w:val="Heading2"/>
+        <w:tabs>
+          <w:tab w:val="right" w:leader="dot" w:pos="8640"/>
+        </w:tabs>
         <w:rPr>
           <w:lang w:val="vi-VN"/>
         </w:rPr>
@@ -1324,6 +1345,9 @@
     <w:p>
       <w:pPr>
         <w:pStyle w:val="Heading2"/>
+        <w:tabs>
+          <w:tab w:val="right" w:leader="dot" w:pos="8640"/>
+        </w:tabs>
         <w:rPr>
           <w:lang w:val="vi-VN"/>
         </w:rPr>
@@ -1671,7 +1695,7 @@
             <w14:round/>
           </w14:textOutline>
         </w:rPr>
-        <w:t xml:space="preserve">2.3.2. Lựa chọn công nghệ và SDK VR (OpenXR / Unity XR Toolkit) </w:t>
+        <w:t>2.3.2. Lựa chọn công nghệ và SDK VR (OpenXR / Unity XR Toolkit)</w:t>
       </w:r>
       <w:r>
         <w:rPr>
@@ -1690,1003 +1714,12 @@
           </w14:textOutline>
         </w:rPr>
         <w:tab/>
-        <w:t>17</w:t>
-      </w:r>
-    </w:p>
-    <w:p>
-      <w:pPr>
-        <w:pStyle w:val="Heading2"/>
-        <w:tabs>
-          <w:tab w:val="right" w:leader="dot" w:pos="8640"/>
-        </w:tabs>
-        <w:rPr>
+      </w:r>
+      <w:r>
+        <w:rPr>
+          <w:b/>
+          <w:bCs/>
           <w:lang w:val="vi-VN"/>
-        </w:rPr>
-      </w:pPr>
-      <w:r>
-        <w:lastRenderedPageBreak/>
-        <w:t xml:space="preserve">2.4. Thiết kế môi trường và tương tác VR </w:t>
-      </w:r>
-      <w:r>
-        <w:rPr>
-          <w:lang w:val="vi-VN"/>
-        </w:rPr>
-        <w:tab/>
-        <w:t>17</w:t>
-      </w:r>
-    </w:p>
-    <w:p>
-      <w:pPr>
-        <w:pStyle w:val="Heading3"/>
-        <w:tabs>
-          <w:tab w:val="right" w:leader="dot" w:pos="8640"/>
-        </w:tabs>
-        <w:rPr>
-          <w:lang w:val="vi-VN"/>
-        </w:rPr>
-      </w:pPr>
-      <w:r>
-        <w:t xml:space="preserve">2.4.1. Thiết kế bối cảnh không gian 3D và tài nguyên (Assets) </w:t>
-      </w:r>
-      <w:r>
-        <w:rPr>
-          <w:lang w:val="vi-VN"/>
-        </w:rPr>
-        <w:tab/>
-        <w:t>17</w:t>
-      </w:r>
-    </w:p>
-    <w:p>
-      <w:pPr>
-        <w:pStyle w:val="Heading3"/>
-        <w:tabs>
-          <w:tab w:val="right" w:leader="dot" w:pos="8640"/>
-        </w:tabs>
-        <w:rPr>
-          <w:lang w:val="vi-VN"/>
-        </w:rPr>
-      </w:pPr>
-      <w:r>
-        <w:t xml:space="preserve">2.4.2. Thiết kế cơ chế tương tác (Movement, Grab, Raycast) </w:t>
-      </w:r>
-      <w:r>
-        <w:rPr>
-          <w:lang w:val="vi-VN"/>
-        </w:rPr>
-        <w:tab/>
-      </w:r>
-      <w:r>
-        <w:rPr>
-          <w:lang w:val="vi-VN"/>
-        </w:rPr>
-        <w:t>18</w:t>
-      </w:r>
-    </w:p>
-    <w:p>
-      <w:pPr>
-        <w:pStyle w:val="Heading3"/>
-        <w:tabs>
-          <w:tab w:val="right" w:leader="dot" w:pos="8640"/>
-        </w:tabs>
-        <w:rPr>
-          <w:lang w:val="vi-VN"/>
-        </w:rPr>
-      </w:pPr>
-      <w:r>
-        <w:t xml:space="preserve">2.4.3. Thiết kế giao diện Spatial UI và phản hồi xúc giác (Haptics) </w:t>
-      </w:r>
-      <w:r>
-        <w:rPr>
-          <w:lang w:val="vi-VN"/>
-        </w:rPr>
-        <w:tab/>
-        <w:t>19</w:t>
-      </w:r>
-    </w:p>
-    <w:p>
-      <w:pPr>
-        <w:pStyle w:val="Heading1"/>
-        <w:tabs>
-          <w:tab w:val="right" w:leader="dot" w:pos="8640"/>
-        </w:tabs>
-        <w:rPr>
-          <w:lang w:val="en-US"/>
-        </w:rPr>
-      </w:pPr>
-      <w:r>
-        <w:t>CHƯƠNG 3. XÂY DỰNG VÀ TRIỂN KHAI ỨNG DỤNG VR</w:t>
-      </w:r>
-    </w:p>
-    <w:p>
-      <w:pPr>
-        <w:pStyle w:val="Heading2"/>
-        <w:tabs>
-          <w:tab w:val="right" w:leader="dot" w:pos="8640"/>
-        </w:tabs>
-        <w:rPr>
-          <w:lang w:val="vi-VN"/>
-        </w:rPr>
-      </w:pPr>
-      <w:r>
-        <w:t xml:space="preserve">3.1. Xây dựng môi trường phát triển </w:t>
-      </w:r>
-      <w:r>
-        <w:tab/>
-      </w:r>
-      <w:r>
-        <w:t>22</w:t>
-      </w:r>
-    </w:p>
-    <w:p>
-      <w:pPr>
-        <w:pStyle w:val="Heading3"/>
-        <w:tabs>
-          <w:tab w:val="right" w:leader="dot" w:pos="8640"/>
-        </w:tabs>
-        <w:rPr>
-          <w:lang w:val="vi-VN"/>
-        </w:rPr>
-      </w:pPr>
-      <w:r>
-        <w:t>3.1.1. Cấu hình phần cứng và thiết bị VR 22</w:t>
-      </w:r>
-    </w:p>
-    <w:p>
-      <w:pPr>
-        <w:pStyle w:val="Heading3"/>
-        <w:tabs>
-          <w:tab w:val="right" w:leader="dot" w:pos="8640"/>
-        </w:tabs>
-        <w:rPr>
-          <w:lang w:val="vi-VN"/>
-        </w:rPr>
-      </w:pPr>
-      <w:r>
-        <w:t>3.1.2. Cài đặt Unity, OpenXR và XR Interaction Toolkit 22</w:t>
-      </w:r>
-    </w:p>
-    <w:p>
-      <w:pPr>
-        <w:pStyle w:val="Heading3"/>
-        <w:tabs>
-          <w:tab w:val="right" w:leader="dot" w:pos="8640"/>
-        </w:tabs>
-        <w:rPr>
-          <w:lang w:val="vi-VN"/>
-        </w:rPr>
-      </w:pPr>
-      <w:r>
-        <w:t>3.1.3. Khởi tạo và cấu hình dự án 22</w:t>
-      </w:r>
-    </w:p>
-    <w:p>
-      <w:pPr>
-        <w:pStyle w:val="Heading2"/>
-        <w:tabs>
-          <w:tab w:val="right" w:leader="dot" w:pos="8640"/>
-        </w:tabs>
-        <w:rPr>
-          <w:lang w:val="vi-VN"/>
-        </w:rPr>
-      </w:pPr>
-      <w:r>
-        <w:t xml:space="preserve">3.2. Xây dựng môi trường VR </w:t>
-      </w:r>
-      <w:r>
-        <w:tab/>
-      </w:r>
-      <w:r>
-        <w:t>22</w:t>
-      </w:r>
-    </w:p>
-    <w:p>
-      <w:pPr>
-        <w:pStyle w:val="Heading3"/>
-        <w:tabs>
-          <w:tab w:val="right" w:leader="dot" w:pos="8640"/>
-        </w:tabs>
-        <w:rPr>
-          <w:lang w:val="vi-VN"/>
-        </w:rPr>
-      </w:pPr>
-      <w:r>
-        <w:t>3.2.1. Xây dựng không gian 3D và tích hợp Assets 22</w:t>
-      </w:r>
-    </w:p>
-    <w:p>
-      <w:pPr>
-        <w:pStyle w:val="Heading3"/>
-        <w:tabs>
-          <w:tab w:val="right" w:leader="dot" w:pos="8640"/>
-        </w:tabs>
-        <w:rPr>
-          <w:lang w:val="vi-VN"/>
-        </w:rPr>
-      </w:pPr>
-      <w:r>
-        <w:t>3.2.2. Thiết lập ánh sáng, vật liệu và môi trường 23</w:t>
-      </w:r>
-    </w:p>
-    <w:p>
-      <w:pPr>
-        <w:pStyle w:val="Heading3"/>
-        <w:tabs>
-          <w:tab w:val="right" w:leader="dot" w:pos="8640"/>
-        </w:tabs>
-        <w:rPr>
-          <w:lang w:val="vi-VN"/>
-        </w:rPr>
-      </w:pPr>
-      <w:r>
-        <w:t>3.2.3. Xây dựng XR Origin và hệ thống Camera 23</w:t>
-      </w:r>
-    </w:p>
-    <w:p>
-      <w:pPr>
-        <w:pStyle w:val="Heading2"/>
-        <w:tabs>
-          <w:tab w:val="right" w:leader="dot" w:pos="8640"/>
-        </w:tabs>
-        <w:rPr>
-          <w:lang w:val="vi-VN"/>
-        </w:rPr>
-      </w:pPr>
-      <w:r>
-        <w:t xml:space="preserve">3.3. Xây dựng hệ thống điều khiển và tương tác </w:t>
-      </w:r>
-      <w:r>
-        <w:tab/>
-      </w:r>
-      <w:r>
-        <w:t>23</w:t>
-      </w:r>
-    </w:p>
-    <w:p>
-      <w:pPr>
-        <w:pStyle w:val="Heading3"/>
-        <w:tabs>
-          <w:tab w:val="right" w:leader="dot" w:pos="8640"/>
-        </w:tabs>
-        <w:rPr>
-          <w:lang w:val="vi-VN"/>
-        </w:rPr>
-      </w:pPr>
-      <w:r>
-        <w:t xml:space="preserve">3.3.1. Lập trình cơ chế di chuyển </w:t>
-      </w:r>
-      <w:r>
-        <w:tab/>
-      </w:r>
-      <w:r>
-        <w:t>23</w:t>
-      </w:r>
-    </w:p>
-    <w:p>
-      <w:pPr>
-        <w:pStyle w:val="Heading3"/>
-        <w:tabs>
-          <w:tab w:val="right" w:leader="dot" w:pos="8640"/>
-        </w:tabs>
-        <w:rPr>
-          <w:lang w:val="vi-VN"/>
-        </w:rPr>
-      </w:pPr>
-      <w:r>
-        <w:t xml:space="preserve">3.3.2. Lập trình Grab và Raycast </w:t>
-      </w:r>
-      <w:r>
-        <w:tab/>
-      </w:r>
-      <w:r>
-        <w:t>23</w:t>
-      </w:r>
-    </w:p>
-    <w:p>
-      <w:pPr>
-        <w:pStyle w:val="Heading3"/>
-        <w:tabs>
-          <w:tab w:val="right" w:leader="dot" w:pos="8640"/>
-        </w:tabs>
-        <w:rPr>
-          <w:lang w:val="vi-VN"/>
-        </w:rPr>
-      </w:pPr>
-      <w:r>
-        <w:t xml:space="preserve">3.3.3. Tích hợp phản hồi xúc giác và âm thanh </w:t>
-      </w:r>
-      <w:r>
-        <w:tab/>
-      </w:r>
-      <w:r>
-        <w:t>24</w:t>
-      </w:r>
-    </w:p>
-    <w:p>
-      <w:pPr>
-        <w:pStyle w:val="Heading2"/>
-        <w:tabs>
-          <w:tab w:val="right" w:leader="dot" w:pos="8640"/>
-        </w:tabs>
-        <w:rPr>
-          <w:lang w:val="vi-VN"/>
-        </w:rPr>
-      </w:pPr>
-      <w:r>
-        <w:t xml:space="preserve">3.4. Xây dựng giao diện và chức năng ứng dụng </w:t>
-      </w:r>
-      <w:r>
-        <w:tab/>
-      </w:r>
-      <w:r>
-        <w:t>24</w:t>
-      </w:r>
-    </w:p>
-    <w:p>
-      <w:pPr>
-        <w:pStyle w:val="Heading3"/>
-        <w:tabs>
-          <w:tab w:val="right" w:leader="dot" w:pos="8640"/>
-        </w:tabs>
-        <w:rPr>
-          <w:lang w:val="vi-VN"/>
-        </w:rPr>
-      </w:pPr>
-      <w:r>
-        <w:t xml:space="preserve">3.4.1. Xây dựng Spatial UI </w:t>
-      </w:r>
-      <w:r>
-        <w:tab/>
-      </w:r>
-      <w:r>
-        <w:t>24</w:t>
-      </w:r>
-    </w:p>
-    <w:p>
-      <w:pPr>
-        <w:pStyle w:val="Heading3"/>
-        <w:tabs>
-          <w:tab w:val="right" w:leader="dot" w:pos="8640"/>
-        </w:tabs>
-        <w:rPr>
-          <w:lang w:val="vi-VN"/>
-        </w:rPr>
-      </w:pPr>
-      <w:r>
-        <w:t xml:space="preserve">3.4.2. Lập trình các chức năng chính </w:t>
-      </w:r>
-      <w:r>
-        <w:tab/>
-      </w:r>
-      <w:r>
-        <w:t>24</w:t>
-      </w:r>
-    </w:p>
-    <w:p>
-      <w:pPr>
-        <w:pStyle w:val="Heading3"/>
-        <w:tabs>
-          <w:tab w:val="right" w:leader="dot" w:pos="8640"/>
-        </w:tabs>
-        <w:rPr>
-          <w:lang w:val="vi-VN"/>
-        </w:rPr>
-      </w:pPr>
-      <w:r>
-        <w:t>3.4.3. Quản lý trạng thái và dữ liệu</w:t>
-      </w:r>
-      <w:r>
-        <w:tab/>
-      </w:r>
-      <w:r>
-        <w:t>24</w:t>
-      </w:r>
-    </w:p>
-    <w:p>
-      <w:pPr>
-        <w:pStyle w:val="Heading2"/>
-        <w:tabs>
-          <w:tab w:val="right" w:leader="dot" w:pos="8640"/>
-        </w:tabs>
-        <w:rPr>
-          <w:lang w:val="vi-VN"/>
-        </w:rPr>
-      </w:pPr>
-      <w:r>
-        <w:t xml:space="preserve">3.5. Triển khai và tối ưu ứng dụng VR </w:t>
-      </w:r>
-      <w:r>
-        <w:tab/>
-      </w:r>
-      <w:r>
-        <w:t>25</w:t>
-      </w:r>
-    </w:p>
-    <w:p>
-      <w:pPr>
-        <w:pStyle w:val="Heading3"/>
-        <w:tabs>
-          <w:tab w:val="right" w:leader="dot" w:pos="8640"/>
-        </w:tabs>
-        <w:rPr>
-          <w:lang w:val="vi-VN"/>
-        </w:rPr>
-      </w:pPr>
-      <w:r>
-        <w:t xml:space="preserve">3.5.1. Tối ưu Assets và hiệu năng </w:t>
-      </w:r>
-      <w:r>
-        <w:tab/>
-      </w:r>
-      <w:r>
-        <w:t>25</w:t>
-      </w:r>
-    </w:p>
-    <w:p>
-      <w:pPr>
-        <w:pStyle w:val="Heading3"/>
-        <w:tabs>
-          <w:tab w:val="right" w:leader="dot" w:pos="8640"/>
-        </w:tabs>
-        <w:rPr>
-          <w:lang w:val="vi-VN"/>
-        </w:rPr>
-      </w:pPr>
-      <w:r>
-        <w:t xml:space="preserve">3.5.2. Đóng gói và triển khai ứng dụng </w:t>
-      </w:r>
-      <w:r>
-        <w:tab/>
-      </w:r>
-      <w:r>
-        <w:t>25</w:t>
-      </w:r>
-    </w:p>
-    <w:p>
-      <w:pPr>
-        <w:pStyle w:val="Heading3"/>
-        <w:tabs>
-          <w:tab w:val="right" w:leader="dot" w:pos="8640"/>
-        </w:tabs>
-        <w:rPr>
-          <w:lang w:val="vi-VN"/>
-        </w:rPr>
-      </w:pPr>
-      <w:r>
-        <w:t xml:space="preserve">3.5.3. Kiểm tra khả năng tương thích thiết bị </w:t>
-      </w:r>
-      <w:r>
-        <w:tab/>
-      </w:r>
-      <w:r>
-        <w:t>25</w:t>
-      </w:r>
-    </w:p>
-    <w:p>
-      <w:pPr>
-        <w:pStyle w:val="Heading2"/>
-        <w:tabs>
-          <w:tab w:val="right" w:leader="dot" w:pos="8640"/>
-        </w:tabs>
-        <w:rPr>
-          <w:lang w:val="vi-VN"/>
-        </w:rPr>
-      </w:pPr>
-      <w:r>
-        <w:t xml:space="preserve">3.6. Kết quả xây dựng ứng dụng </w:t>
-      </w:r>
-      <w:r>
-        <w:tab/>
-      </w:r>
-      <w:r>
-        <w:t>25</w:t>
-      </w:r>
-    </w:p>
-    <w:p>
-      <w:pPr>
-        <w:pStyle w:val="Heading3"/>
-        <w:tabs>
-          <w:tab w:val="right" w:leader="dot" w:pos="8640"/>
-        </w:tabs>
-        <w:rPr>
-          <w:lang w:val="vi-VN"/>
-        </w:rPr>
-      </w:pPr>
-      <w:r>
-        <w:t>3.6.1. Kết quả xây dựng môi trường VR</w:t>
-      </w:r>
-      <w:r>
-        <w:tab/>
-      </w:r>
-      <w:r>
-        <w:tab/>
-      </w:r>
-      <w:r>
-        <w:t xml:space="preserve"> 25</w:t>
-      </w:r>
-    </w:p>
-    <w:p>
-      <w:pPr>
-        <w:pStyle w:val="Heading3"/>
-        <w:tabs>
-          <w:tab w:val="right" w:leader="dot" w:pos="8640"/>
-        </w:tabs>
-        <w:rPr>
-          <w:lang w:val="vi-VN"/>
-        </w:rPr>
-      </w:pPr>
-      <w:r>
-        <w:t xml:space="preserve">3.6.2. Kết quả xây dựng các chức năng </w:t>
-      </w:r>
-      <w:r>
-        <w:tab/>
-      </w:r>
-      <w:r>
-        <w:tab/>
-      </w:r>
-      <w:r>
-        <w:t>26</w:t>
-      </w:r>
-    </w:p>
-    <w:p>
-      <w:pPr>
-        <w:pStyle w:val="Heading3"/>
-        <w:tabs>
-          <w:tab w:val="right" w:leader="dot" w:pos="8640"/>
-        </w:tabs>
-        <w:rPr>
-          <w:lang w:val="vi-VN"/>
-        </w:rPr>
-      </w:pPr>
-      <w:r>
-        <w:t xml:space="preserve">3.6.3. Đánh giá kết quả xây dựng </w:t>
-      </w:r>
-      <w:r>
-        <w:tab/>
-      </w:r>
-      <w:r>
-        <w:t>26</w:t>
-      </w:r>
-    </w:p>
-    <w:p>
-      <w:pPr>
-        <w:pStyle w:val="Heading1"/>
-        <w:tabs>
-          <w:tab w:val="right" w:leader="dot" w:pos="8640"/>
-        </w:tabs>
-      </w:pPr>
-      <w:r>
-        <w:t>CHƯƠNG 4: KIỂM THỬ VÀ ĐÁNH GIÁ ỨNG DỤNG VR</w:t>
-      </w:r>
-      <w:r>
-        <w:tab/>
-      </w:r>
-      <w:r>
-        <w:t>28</w:t>
-      </w:r>
-    </w:p>
-    <w:p>
-      <w:pPr>
-        <w:pStyle w:val="Heading2"/>
-        <w:tabs>
-          <w:tab w:val="right" w:leader="dot" w:pos="8640"/>
-        </w:tabs>
-        <w:rPr>
-          <w:lang w:val="vi-VN"/>
-        </w:rPr>
-      </w:pPr>
-      <w:r>
-        <w:t>4.1. Xây dựng kế hoạch kiểm thử</w:t>
-      </w:r>
-      <w:r>
-        <w:tab/>
-      </w:r>
-      <w:r>
-        <w:t>28</w:t>
-      </w:r>
-    </w:p>
-    <w:p>
-      <w:pPr>
-        <w:pStyle w:val="Heading3"/>
-        <w:tabs>
-          <w:tab w:val="right" w:leader="dot" w:pos="8640"/>
-        </w:tabs>
-        <w:rPr>
-          <w:lang w:val="vi-VN"/>
-        </w:rPr>
-      </w:pPr>
-      <w:r>
-        <w:t>4.1.1. Mục tiêu và phạm vi kiểm thử</w:t>
-      </w:r>
-      <w:r>
-        <w:tab/>
-      </w:r>
-      <w:r>
-        <w:t>28</w:t>
-      </w:r>
-    </w:p>
-    <w:p>
-      <w:pPr>
-        <w:pStyle w:val="Heading3"/>
-        <w:tabs>
-          <w:tab w:val="right" w:leader="dot" w:pos="8640"/>
-        </w:tabs>
-        <w:rPr>
-          <w:lang w:val="vi-VN"/>
-        </w:rPr>
-      </w:pPr>
-      <w:r>
-        <w:t>4.1.2. Môi trường và thiết bị kiểm thử</w:t>
-      </w:r>
-      <w:r>
-        <w:tab/>
-      </w:r>
-      <w:r>
-        <w:t>28</w:t>
-      </w:r>
-    </w:p>
-    <w:p>
-      <w:pPr>
-        <w:pStyle w:val="Heading3"/>
-        <w:tabs>
-          <w:tab w:val="right" w:leader="dot" w:pos="8640"/>
-        </w:tabs>
-        <w:rPr>
-          <w:lang w:val="vi-VN"/>
-        </w:rPr>
-      </w:pPr>
-      <w:r>
-        <w:t>4.1.3. Phương pháp và tiêu chí kiểm thử</w:t>
-      </w:r>
-      <w:r>
-        <w:tab/>
-      </w:r>
-      <w:r>
-        <w:t>28</w:t>
-      </w:r>
-    </w:p>
-    <w:p>
-      <w:pPr>
-        <w:pStyle w:val="Heading2"/>
-        <w:tabs>
-          <w:tab w:val="right" w:leader="dot" w:pos="8640"/>
-        </w:tabs>
-        <w:rPr>
-          <w:lang w:val="vi-VN"/>
-        </w:rPr>
-      </w:pPr>
-      <w:r>
-        <w:t>4.2. Kiểm thử chức năng</w:t>
-      </w:r>
-      <w:r>
-        <w:tab/>
-      </w:r>
-      <w:r>
-        <w:t>28</w:t>
-      </w:r>
-    </w:p>
-    <w:p>
-      <w:pPr>
-        <w:pStyle w:val="Heading3"/>
-        <w:tabs>
-          <w:tab w:val="right" w:leader="dot" w:pos="8640"/>
-        </w:tabs>
-        <w:rPr>
-          <w:lang w:val="vi-VN"/>
-        </w:rPr>
-      </w:pPr>
-      <w:r>
-        <w:t>4.2.1. Kiểm thử khởi động và điều khiển</w:t>
-      </w:r>
-      <w:r>
-        <w:tab/>
-      </w:r>
-      <w:r>
-        <w:t>28</w:t>
-      </w:r>
-    </w:p>
-    <w:p>
-      <w:pPr>
-        <w:pStyle w:val="Heading3"/>
-        <w:tabs>
-          <w:tab w:val="right" w:leader="dot" w:pos="8640"/>
-        </w:tabs>
-        <w:rPr>
-          <w:lang w:val="vi-VN"/>
-        </w:rPr>
-      </w:pPr>
-      <w:r>
-        <w:t>4.2.2. Kiểm thử di chuyển và tương tác VR</w:t>
-      </w:r>
-      <w:r>
-        <w:tab/>
-      </w:r>
-      <w:r>
-        <w:t>29</w:t>
-      </w:r>
-    </w:p>
-    <w:p>
-      <w:pPr>
-        <w:pStyle w:val="Heading3"/>
-        <w:tabs>
-          <w:tab w:val="right" w:leader="dot" w:pos="8640"/>
-        </w:tabs>
-        <w:rPr>
-          <w:lang w:val="vi-VN"/>
-        </w:rPr>
-      </w:pPr>
-      <w:r>
-        <w:t>4.2.3. Kiểm thử Spatial UI và các chức năng chính</w:t>
-      </w:r>
-      <w:r>
-        <w:tab/>
-      </w:r>
-      <w:r>
-        <w:t>30</w:t>
-      </w:r>
-    </w:p>
-    <w:p>
-      <w:pPr>
-        <w:pStyle w:val="Heading3"/>
-        <w:tabs>
-          <w:tab w:val="right" w:leader="dot" w:pos="8640"/>
-        </w:tabs>
-        <w:rPr>
-          <w:lang w:val="vi-VN"/>
-        </w:rPr>
-      </w:pPr>
-      <w:r>
-        <w:t>4.2.4. Kiểm thử âm thanh và phản hồi xúc giác</w:t>
-      </w:r>
-      <w:r>
-        <w:tab/>
-      </w:r>
-      <w:r>
-        <w:t>31</w:t>
-      </w:r>
-    </w:p>
-    <w:p>
-      <w:pPr>
-        <w:pStyle w:val="Heading2"/>
-        <w:tabs>
-          <w:tab w:val="right" w:leader="dot" w:pos="8640"/>
-        </w:tabs>
-        <w:rPr>
-          <w:lang w:val="vi-VN"/>
-        </w:rPr>
-      </w:pPr>
-      <w:r>
-        <w:t>4.3. Kiểm thử hiệu năng</w:t>
-      </w:r>
-      <w:r>
-        <w:tab/>
-      </w:r>
-      <w:r>
-        <w:t>31</w:t>
-      </w:r>
-    </w:p>
-    <w:p>
-      <w:pPr>
-        <w:pStyle w:val="Heading3"/>
-        <w:tabs>
-          <w:tab w:val="right" w:leader="dot" w:pos="8640"/>
-        </w:tabs>
-        <w:rPr>
-          <w:lang w:val="vi-VN"/>
-        </w:rPr>
-      </w:pPr>
-      <w:r>
-        <w:t>4.3.1. Kiểm thử FPS và Frame Time</w:t>
-      </w:r>
-      <w:r>
-        <w:tab/>
-      </w:r>
-      <w:r>
-        <w:t>31</w:t>
-      </w:r>
-    </w:p>
-    <w:p>
-      <w:pPr>
-        <w:pStyle w:val="Heading3"/>
-        <w:tabs>
-          <w:tab w:val="right" w:leader="dot" w:pos="8640"/>
-        </w:tabs>
-        <w:rPr>
-          <w:lang w:val="vi-VN"/>
-        </w:rPr>
-      </w:pPr>
-      <w:r>
-        <w:t>4.3.2. Kiểm thử độ trễ và khả năng phản hồi</w:t>
-      </w:r>
-      <w:r>
-        <w:tab/>
-      </w:r>
-      <w:r>
-        <w:t>32</w:t>
-      </w:r>
-    </w:p>
-    <w:p>
-      <w:pPr>
-        <w:pStyle w:val="Heading3"/>
-        <w:tabs>
-          <w:tab w:val="right" w:leader="dot" w:pos="8640"/>
-        </w:tabs>
-        <w:rPr>
-          <w:lang w:val="vi-VN"/>
-        </w:rPr>
-      </w:pPr>
-      <w:r>
-        <w:t>4.3.3. Kiểm thử CPU, GPU và bộ nhớ</w:t>
-      </w:r>
-      <w:r>
-        <w:tab/>
-      </w:r>
-      <w:r>
-        <w:t>33</w:t>
-      </w:r>
-    </w:p>
-    <w:p>
-      <w:pPr>
-        <w:pStyle w:val="Heading2"/>
-        <w:tabs>
-          <w:tab w:val="right" w:leader="dot" w:pos="8640"/>
-        </w:tabs>
-        <w:rPr>
-          <w:lang w:val="vi-VN"/>
-        </w:rPr>
-      </w:pPr>
-      <w:r>
-        <w:t>4.4. Đánh giá trải nghiệm người dùng</w:t>
-      </w:r>
-      <w:r>
-        <w:tab/>
-      </w:r>
-      <w:r>
-        <w:t>33</w:t>
-      </w:r>
-    </w:p>
-    <w:p>
-      <w:pPr>
-        <w:pStyle w:val="Heading3"/>
-        <w:tabs>
-          <w:tab w:val="right" w:leader="dot" w:pos="8640"/>
-        </w:tabs>
-        <w:rPr>
-          <w:lang w:val="vi-VN"/>
-        </w:rPr>
-      </w:pPr>
-      <w:r>
-        <w:t>4.4.1. Đánh giá tính dễ sử dụng</w:t>
-      </w:r>
-      <w:r>
-        <w:tab/>
-      </w:r>
-      <w:r>
-        <w:t>33</w:t>
-      </w:r>
-    </w:p>
-    <w:p>
-      <w:pPr>
-        <w:pStyle w:val="Heading3"/>
-        <w:tabs>
-          <w:tab w:val="right" w:leader="dot" w:pos="8640"/>
-        </w:tabs>
-        <w:rPr>
-          <w:lang w:val="vi-VN"/>
-        </w:rPr>
-      </w:pPr>
-      <w:r>
-        <w:t>4.4.2. Đánh giá mức độ tương tác và trực quan</w:t>
-      </w:r>
-      <w:r>
-        <w:tab/>
-      </w:r>
-      <w:r>
-        <w:t>33</w:t>
-      </w:r>
-    </w:p>
-    <w:p>
-      <w:pPr>
-        <w:pStyle w:val="Heading3"/>
-        <w:tabs>
-          <w:tab w:val="right" w:leader="dot" w:pos="8640"/>
-        </w:tabs>
-        <w:rPr>
-          <w:lang w:val="vi-VN"/>
-        </w:rPr>
-      </w:pPr>
-      <w:r>
-        <w:t>4.4.3. Đánh giá mức độ thoải mái khi sử dụng VR</w:t>
-      </w:r>
-      <w:r>
-        <w:tab/>
-      </w:r>
-      <w:r>
-        <w:t>33</w:t>
-      </w:r>
-    </w:p>
-    <w:p>
-      <w:pPr>
-        <w:pStyle w:val="Heading2"/>
-        <w:tabs>
-          <w:tab w:val="right" w:leader="dot" w:pos="8640"/>
-        </w:tabs>
-        <w:rPr>
-          <w:lang w:val="vi-VN"/>
-        </w:rPr>
-      </w:pPr>
-      <w:r>
-        <w:t>4.5. Tổng hợp và đánh giá kết quả</w:t>
-      </w:r>
-      <w:r>
-        <w:tab/>
-      </w:r>
-      <w:r>
-        <w:t>34</w:t>
-      </w:r>
-    </w:p>
-    <w:p>
-      <w:pPr>
-        <w:pStyle w:val="Heading3"/>
-        <w:tabs>
-          <w:tab w:val="right" w:leader="dot" w:pos="8640"/>
-        </w:tabs>
-        <w:rPr>
-          <w:lang w:val="vi-VN"/>
-        </w:rPr>
-      </w:pPr>
-      <w:r>
-        <w:t>4.5.1. Tổng hợp kết quả kiểm thử</w:t>
-      </w:r>
-      <w:r>
-        <w:tab/>
-      </w:r>
-      <w:r>
-        <w:t>34</w:t>
-      </w:r>
-    </w:p>
-    <w:p>
-      <w:pPr>
-        <w:pStyle w:val="Heading3"/>
-        <w:tabs>
-          <w:tab w:val="right" w:leader="dot" w:pos="8640"/>
-        </w:tabs>
-        <w:rPr>
-          <w:lang w:val="vi-VN"/>
-        </w:rPr>
-      </w:pPr>
-      <w:r>
-        <w:t>4.5.2. Những kết quả đạt được</w:t>
-      </w:r>
-      <w:r>
-        <w:tab/>
-      </w:r>
-      <w:r>
-        <w:t>34</w:t>
-      </w:r>
-    </w:p>
-    <w:p>
-      <w:pPr>
-        <w:pStyle w:val="Heading3"/>
-        <w:tabs>
-          <w:tab w:val="right" w:leader="dot" w:pos="8640"/>
-        </w:tabs>
-        <w:rPr>
-          <w:lang w:val="vi-VN"/>
-        </w:rPr>
-      </w:pPr>
-      <w:r>
-        <w:t>4.5.3. Hạn chế của ứng dụng</w:t>
-      </w:r>
-      <w:r>
-        <w:tab/>
-      </w:r>
-      <w:r>
-        <w:t>35</w:t>
-      </w:r>
-    </w:p>
-    <w:p>
-      <w:pPr>
-        <w:rPr>
           <w14:shadow w14:blurRad="38100" w14:dist="19050" w14:dir="2700000" w14:sx="100000" w14:sy="100000" w14:kx="0" w14:ky="0" w14:algn="tl">
             <w14:schemeClr w14:val="dk1">
               <w14:alpha w14:val="60000"/>
@@ -2697,6 +1730,1613 @@
             <w14:prstDash w14:val="solid"/>
             <w14:round/>
           </w14:textOutline>
+        </w:rPr>
+        <w:t>17</w:t>
+      </w:r>
+    </w:p>
+    <w:p>
+      <w:pPr>
+        <w:pStyle w:val="Heading2"/>
+        <w:tabs>
+          <w:tab w:val="right" w:leader="dot" w:pos="8640"/>
+        </w:tabs>
+        <w:rPr>
+          <w:lang w:val="vi-VN"/>
+        </w:rPr>
+      </w:pPr>
+      <w:r>
+        <w:lastRenderedPageBreak/>
+        <w:t xml:space="preserve">2.4. Thiết kế môi trường và tương tác VR </w:t>
+      </w:r>
+      <w:r>
+        <w:rPr>
+          <w:lang w:val="vi-VN"/>
+        </w:rPr>
+        <w:tab/>
+        <w:t>17</w:t>
+      </w:r>
+    </w:p>
+    <w:p>
+      <w:pPr>
+        <w:pStyle w:val="Heading3"/>
+        <w:tabs>
+          <w:tab w:val="right" w:leader="dot" w:pos="8640"/>
+        </w:tabs>
+        <w:rPr>
+          <w:lang w:val="vi-VN"/>
+        </w:rPr>
+      </w:pPr>
+      <w:r>
+        <w:t xml:space="preserve">2.4.1. Thiết kế bối cảnh không gian 3D và tài nguyên (Assets) </w:t>
+      </w:r>
+      <w:r>
+        <w:rPr>
+          <w:lang w:val="vi-VN"/>
+        </w:rPr>
+        <w:tab/>
+        <w:t>17</w:t>
+      </w:r>
+    </w:p>
+    <w:p>
+      <w:pPr>
+        <w:pStyle w:val="Heading3"/>
+        <w:tabs>
+          <w:tab w:val="right" w:leader="dot" w:pos="8640"/>
+        </w:tabs>
+        <w:rPr>
+          <w:lang w:val="vi-VN"/>
+        </w:rPr>
+      </w:pPr>
+      <w:r>
+        <w:t xml:space="preserve">2.4.2. Thiết kế cơ chế tương tác (Movement, Grab, Raycast) </w:t>
+      </w:r>
+      <w:r>
+        <w:rPr>
+          <w:lang w:val="vi-VN"/>
+        </w:rPr>
+        <w:tab/>
+      </w:r>
+      <w:r>
+        <w:rPr>
+          <w:lang w:val="vi-VN"/>
+        </w:rPr>
+        <w:t>18</w:t>
+      </w:r>
+    </w:p>
+    <w:p>
+      <w:pPr>
+        <w:pStyle w:val="Heading3"/>
+        <w:tabs>
+          <w:tab w:val="right" w:leader="dot" w:pos="8640"/>
+        </w:tabs>
+        <w:rPr>
+          <w:lang w:val="vi-VN"/>
+        </w:rPr>
+      </w:pPr>
+      <w:r>
+        <w:t xml:space="preserve">2.4.3. Thiết kế giao diện Spatial UI và phản hồi xúc giác (Haptics) </w:t>
+      </w:r>
+      <w:r>
+        <w:rPr>
+          <w:lang w:val="vi-VN"/>
+        </w:rPr>
+        <w:tab/>
+        <w:t>19</w:t>
+      </w:r>
+    </w:p>
+    <w:p>
+      <w:pPr>
+        <w:pStyle w:val="Heading1"/>
+        <w:tabs>
+          <w:tab w:val="right" w:leader="dot" w:pos="8640"/>
+        </w:tabs>
+      </w:pPr>
+      <w:r>
+        <w:t>CHƯƠNG 3. XÂY DỰNG VÀ TRIỂN KHAI ỨNG DỤNG VR</w:t>
+      </w:r>
+    </w:p>
+    <w:p>
+      <w:pPr>
+        <w:pStyle w:val="Heading1"/>
+        <w:tabs>
+          <w:tab w:val="right" w:leader="dot" w:pos="8640"/>
+        </w:tabs>
+        <w:rPr>
+          <w:sz w:val="28"/>
+          <w:szCs w:val="28"/>
+        </w:rPr>
+      </w:pPr>
+      <w:r>
+        <w:rPr>
+          <w:sz w:val="28"/>
+          <w:szCs w:val="28"/>
+        </w:rPr>
+        <w:t xml:space="preserve">3.1. Xây dựng môi trường phát triển </w:t>
+      </w:r>
+      <w:r>
+        <w:rPr>
+          <w:sz w:val="28"/>
+          <w:szCs w:val="28"/>
+        </w:rPr>
+        <w:tab/>
+      </w:r>
+      <w:r>
+        <w:rPr>
+          <w:sz w:val="28"/>
+          <w:szCs w:val="28"/>
+        </w:rPr>
+        <w:t>22</w:t>
+      </w:r>
+    </w:p>
+    <w:p>
+      <w:pPr>
+        <w:pStyle w:val="Heading1"/>
+        <w:tabs>
+          <w:tab w:val="right" w:leader="dot" w:pos="8640"/>
+        </w:tabs>
+        <w:rPr>
+          <w:sz w:val="28"/>
+          <w:szCs w:val="28"/>
+        </w:rPr>
+      </w:pPr>
+      <w:r>
+        <w:rPr>
+          <w:sz w:val="28"/>
+          <w:szCs w:val="28"/>
+        </w:rPr>
+        <w:t>3.1.1. Cấu hình phần cứng và thiết bị VR</w:t>
+      </w:r>
+      <w:r>
+        <w:rPr>
+          <w:sz w:val="28"/>
+          <w:szCs w:val="28"/>
+        </w:rPr>
+        <w:tab/>
+      </w:r>
+      <w:r>
+        <w:rPr>
+          <w:sz w:val="28"/>
+          <w:szCs w:val="28"/>
+        </w:rPr>
+        <w:t>22</w:t>
+      </w:r>
+    </w:p>
+    <w:p>
+      <w:pPr>
+        <w:pStyle w:val="Heading1"/>
+        <w:tabs>
+          <w:tab w:val="right" w:leader="dot" w:pos="8640"/>
+        </w:tabs>
+        <w:rPr>
+          <w:sz w:val="28"/>
+          <w:szCs w:val="28"/>
+        </w:rPr>
+      </w:pPr>
+      <w:r>
+        <w:rPr>
+          <w:sz w:val="28"/>
+          <w:szCs w:val="28"/>
+        </w:rPr>
+        <w:t>3.1.2. Cài đặt Unity, OpenXR và XR Interaction Toolkit</w:t>
+      </w:r>
+      <w:r>
+        <w:rPr>
+          <w:sz w:val="28"/>
+          <w:szCs w:val="28"/>
+        </w:rPr>
+        <w:tab/>
+      </w:r>
+      <w:r>
+        <w:rPr>
+          <w:sz w:val="28"/>
+          <w:szCs w:val="28"/>
+        </w:rPr>
+        <w:t>22</w:t>
+      </w:r>
+    </w:p>
+    <w:p>
+      <w:pPr>
+        <w:pStyle w:val="Heading1"/>
+        <w:tabs>
+          <w:tab w:val="right" w:leader="dot" w:pos="8640"/>
+        </w:tabs>
+        <w:rPr>
+          <w:sz w:val="28"/>
+          <w:szCs w:val="28"/>
+        </w:rPr>
+      </w:pPr>
+      <w:r>
+        <w:rPr>
+          <w:sz w:val="28"/>
+          <w:szCs w:val="28"/>
+        </w:rPr>
+        <w:t>3.1.3. Khởi tạo và cấu hình dự án</w:t>
+      </w:r>
+      <w:r>
+        <w:rPr>
+          <w:sz w:val="28"/>
+          <w:szCs w:val="28"/>
+        </w:rPr>
+        <w:tab/>
+      </w:r>
+      <w:r>
+        <w:rPr>
+          <w:sz w:val="28"/>
+          <w:szCs w:val="28"/>
+        </w:rPr>
+        <w:t>22</w:t>
+      </w:r>
+    </w:p>
+    <w:p>
+      <w:pPr>
+        <w:pStyle w:val="Heading1"/>
+        <w:tabs>
+          <w:tab w:val="right" w:leader="dot" w:pos="8640"/>
+        </w:tabs>
+        <w:rPr>
+          <w:sz w:val="28"/>
+          <w:szCs w:val="28"/>
+        </w:rPr>
+      </w:pPr>
+      <w:r>
+        <w:rPr>
+          <w:sz w:val="28"/>
+          <w:szCs w:val="28"/>
+        </w:rPr>
+        <w:t xml:space="preserve">3.2. Xây dựng môi trường VR </w:t>
+      </w:r>
+      <w:r>
+        <w:rPr>
+          <w:sz w:val="28"/>
+          <w:szCs w:val="28"/>
+        </w:rPr>
+        <w:tab/>
+      </w:r>
+      <w:r>
+        <w:rPr>
+          <w:sz w:val="28"/>
+          <w:szCs w:val="28"/>
+        </w:rPr>
+        <w:t>22</w:t>
+      </w:r>
+    </w:p>
+    <w:p>
+      <w:pPr>
+        <w:pStyle w:val="Heading1"/>
+        <w:tabs>
+          <w:tab w:val="right" w:leader="dot" w:pos="8640"/>
+        </w:tabs>
+        <w:rPr>
+          <w:sz w:val="28"/>
+          <w:szCs w:val="28"/>
+        </w:rPr>
+      </w:pPr>
+      <w:r>
+        <w:rPr>
+          <w:sz w:val="28"/>
+          <w:szCs w:val="28"/>
+        </w:rPr>
+        <w:t>3.2.1. Xây dựng không gian 3D và tích hợp Assets</w:t>
+      </w:r>
+      <w:r>
+        <w:rPr>
+          <w:sz w:val="28"/>
+          <w:szCs w:val="28"/>
+        </w:rPr>
+        <w:tab/>
+      </w:r>
+      <w:r>
+        <w:rPr>
+          <w:sz w:val="28"/>
+          <w:szCs w:val="28"/>
+        </w:rPr>
+        <w:t>22</w:t>
+      </w:r>
+    </w:p>
+    <w:p>
+      <w:pPr>
+        <w:pStyle w:val="Heading1"/>
+        <w:tabs>
+          <w:tab w:val="right" w:leader="dot" w:pos="8640"/>
+        </w:tabs>
+        <w:rPr>
+          <w:sz w:val="28"/>
+          <w:szCs w:val="28"/>
+        </w:rPr>
+      </w:pPr>
+      <w:r>
+        <w:rPr>
+          <w:sz w:val="28"/>
+          <w:szCs w:val="28"/>
+        </w:rPr>
+        <w:t>3.2.2. Thiết lập ánh sáng, vật liệu và môi trường</w:t>
+      </w:r>
+      <w:r>
+        <w:rPr>
+          <w:sz w:val="28"/>
+          <w:szCs w:val="28"/>
+        </w:rPr>
+        <w:tab/>
+      </w:r>
+      <w:r>
+        <w:rPr>
+          <w:sz w:val="28"/>
+          <w:szCs w:val="28"/>
+        </w:rPr>
+        <w:t>23</w:t>
+      </w:r>
+    </w:p>
+    <w:p>
+      <w:pPr>
+        <w:pStyle w:val="Heading1"/>
+        <w:tabs>
+          <w:tab w:val="right" w:leader="dot" w:pos="8640"/>
+        </w:tabs>
+        <w:rPr>
+          <w:sz w:val="28"/>
+          <w:szCs w:val="28"/>
+        </w:rPr>
+      </w:pPr>
+      <w:r>
+        <w:rPr>
+          <w:sz w:val="28"/>
+          <w:szCs w:val="28"/>
+        </w:rPr>
+        <w:t xml:space="preserve">3.2.3. Xây dựng XR Origin và hệ thống Camera </w:t>
+      </w:r>
+      <w:r>
+        <w:rPr>
+          <w:sz w:val="28"/>
+          <w:szCs w:val="28"/>
+        </w:rPr>
+        <w:tab/>
+      </w:r>
+      <w:r>
+        <w:rPr>
+          <w:sz w:val="28"/>
+          <w:szCs w:val="28"/>
+        </w:rPr>
+        <w:t>23</w:t>
+      </w:r>
+    </w:p>
+    <w:p>
+      <w:pPr>
+        <w:pStyle w:val="Heading1"/>
+        <w:tabs>
+          <w:tab w:val="right" w:leader="dot" w:pos="8640"/>
+        </w:tabs>
+        <w:rPr>
+          <w:sz w:val="28"/>
+          <w:szCs w:val="28"/>
+        </w:rPr>
+      </w:pPr>
+      <w:r>
+        <w:rPr>
+          <w:sz w:val="28"/>
+          <w:szCs w:val="28"/>
+        </w:rPr>
+        <w:t xml:space="preserve">3.3. Xây dựng hệ thống điều khiển và tương tác </w:t>
+      </w:r>
+      <w:r>
+        <w:rPr>
+          <w:sz w:val="28"/>
+          <w:szCs w:val="28"/>
+        </w:rPr>
+        <w:tab/>
+      </w:r>
+      <w:r>
+        <w:rPr>
+          <w:sz w:val="28"/>
+          <w:szCs w:val="28"/>
+        </w:rPr>
+        <w:t>23</w:t>
+      </w:r>
+    </w:p>
+    <w:p>
+      <w:pPr>
+        <w:pStyle w:val="Heading1"/>
+        <w:tabs>
+          <w:tab w:val="right" w:leader="dot" w:pos="8640"/>
+        </w:tabs>
+        <w:rPr>
+          <w:sz w:val="28"/>
+          <w:szCs w:val="28"/>
+        </w:rPr>
+      </w:pPr>
+      <w:r>
+        <w:rPr>
+          <w:sz w:val="28"/>
+          <w:szCs w:val="28"/>
+        </w:rPr>
+        <w:t xml:space="preserve">3.3.1. Lập trình cơ chế di chuyển </w:t>
+      </w:r>
+      <w:r>
+        <w:rPr>
+          <w:sz w:val="28"/>
+          <w:szCs w:val="28"/>
+        </w:rPr>
+        <w:tab/>
+      </w:r>
+      <w:r>
+        <w:rPr>
+          <w:sz w:val="28"/>
+          <w:szCs w:val="28"/>
+        </w:rPr>
+        <w:t>23</w:t>
+      </w:r>
+    </w:p>
+    <w:p>
+      <w:pPr>
+        <w:pStyle w:val="Heading1"/>
+        <w:tabs>
+          <w:tab w:val="right" w:leader="dot" w:pos="8640"/>
+        </w:tabs>
+        <w:rPr>
+          <w:sz w:val="28"/>
+          <w:szCs w:val="28"/>
+        </w:rPr>
+      </w:pPr>
+      <w:r>
+        <w:rPr>
+          <w:sz w:val="28"/>
+          <w:szCs w:val="28"/>
+        </w:rPr>
+        <w:t xml:space="preserve">3.3.2. Lập trình Grab và Raycast </w:t>
+      </w:r>
+      <w:r>
+        <w:rPr>
+          <w:sz w:val="28"/>
+          <w:szCs w:val="28"/>
+        </w:rPr>
+        <w:tab/>
+      </w:r>
+      <w:r>
+        <w:rPr>
+          <w:sz w:val="28"/>
+          <w:szCs w:val="28"/>
+        </w:rPr>
+        <w:t>23</w:t>
+      </w:r>
+    </w:p>
+    <w:p>
+      <w:pPr>
+        <w:pStyle w:val="Heading1"/>
+        <w:tabs>
+          <w:tab w:val="right" w:leader="dot" w:pos="8640"/>
+        </w:tabs>
+        <w:rPr>
+          <w:sz w:val="28"/>
+          <w:szCs w:val="28"/>
+        </w:rPr>
+      </w:pPr>
+      <w:r>
+        <w:rPr>
+          <w:sz w:val="28"/>
+          <w:szCs w:val="28"/>
+        </w:rPr>
+        <w:t xml:space="preserve">3.3.3. Tích hợp phản hồi xúc giác và âm thanh </w:t>
+      </w:r>
+      <w:r>
+        <w:rPr>
+          <w:sz w:val="28"/>
+          <w:szCs w:val="28"/>
+        </w:rPr>
+        <w:tab/>
+      </w:r>
+      <w:r>
+        <w:rPr>
+          <w:sz w:val="28"/>
+          <w:szCs w:val="28"/>
+        </w:rPr>
+        <w:t>24</w:t>
+      </w:r>
+    </w:p>
+    <w:p>
+      <w:pPr>
+        <w:pStyle w:val="Heading1"/>
+        <w:tabs>
+          <w:tab w:val="right" w:leader="dot" w:pos="8640"/>
+        </w:tabs>
+        <w:rPr>
+          <w:sz w:val="28"/>
+          <w:szCs w:val="28"/>
+        </w:rPr>
+      </w:pPr>
+      <w:r>
+        <w:rPr>
+          <w:sz w:val="28"/>
+          <w:szCs w:val="28"/>
+        </w:rPr>
+        <w:t xml:space="preserve">3.4. Xây dựng giao diện và chức năng ứng dụng </w:t>
+      </w:r>
+      <w:r>
+        <w:rPr>
+          <w:sz w:val="28"/>
+          <w:szCs w:val="28"/>
+        </w:rPr>
+        <w:tab/>
+      </w:r>
+      <w:r>
+        <w:rPr>
+          <w:sz w:val="28"/>
+          <w:szCs w:val="28"/>
+        </w:rPr>
+        <w:t>24</w:t>
+      </w:r>
+    </w:p>
+    <w:p>
+      <w:pPr>
+        <w:pStyle w:val="Heading1"/>
+        <w:tabs>
+          <w:tab w:val="right" w:leader="dot" w:pos="8640"/>
+        </w:tabs>
+        <w:rPr>
+          <w:sz w:val="28"/>
+          <w:szCs w:val="28"/>
+        </w:rPr>
+      </w:pPr>
+      <w:r>
+        <w:rPr>
+          <w:sz w:val="28"/>
+          <w:szCs w:val="28"/>
+        </w:rPr>
+        <w:t xml:space="preserve">3.4.1. Xây dựng Spatial UI </w:t>
+      </w:r>
+      <w:r>
+        <w:rPr>
+          <w:sz w:val="28"/>
+          <w:szCs w:val="28"/>
+        </w:rPr>
+        <w:tab/>
+      </w:r>
+      <w:r>
+        <w:rPr>
+          <w:sz w:val="28"/>
+          <w:szCs w:val="28"/>
+        </w:rPr>
+        <w:t>24</w:t>
+      </w:r>
+    </w:p>
+    <w:p>
+      <w:pPr>
+        <w:pStyle w:val="Heading1"/>
+        <w:tabs>
+          <w:tab w:val="right" w:leader="dot" w:pos="8640"/>
+        </w:tabs>
+        <w:rPr>
+          <w:sz w:val="28"/>
+          <w:szCs w:val="28"/>
+        </w:rPr>
+      </w:pPr>
+      <w:r>
+        <w:rPr>
+          <w:sz w:val="28"/>
+          <w:szCs w:val="28"/>
+        </w:rPr>
+        <w:t xml:space="preserve">3.4.2. Lập trình các chức năng chính </w:t>
+      </w:r>
+      <w:r>
+        <w:rPr>
+          <w:sz w:val="28"/>
+          <w:szCs w:val="28"/>
+        </w:rPr>
+        <w:tab/>
+      </w:r>
+      <w:r>
+        <w:rPr>
+          <w:sz w:val="28"/>
+          <w:szCs w:val="28"/>
+        </w:rPr>
+        <w:t>24</w:t>
+      </w:r>
+    </w:p>
+    <w:p>
+      <w:pPr>
+        <w:pStyle w:val="Heading1"/>
+        <w:tabs>
+          <w:tab w:val="right" w:leader="dot" w:pos="8640"/>
+        </w:tabs>
+        <w:rPr>
+          <w:sz w:val="28"/>
+          <w:szCs w:val="28"/>
+        </w:rPr>
+      </w:pPr>
+      <w:r>
+        <w:rPr>
+          <w:sz w:val="28"/>
+          <w:szCs w:val="28"/>
+        </w:rPr>
+        <w:t>3.4.3. Quản lý trạng thái và dữ liệu</w:t>
+      </w:r>
+      <w:r>
+        <w:rPr>
+          <w:sz w:val="28"/>
+          <w:szCs w:val="28"/>
+        </w:rPr>
+        <w:tab/>
+      </w:r>
+      <w:r>
+        <w:rPr>
+          <w:sz w:val="28"/>
+          <w:szCs w:val="28"/>
+        </w:rPr>
+        <w:t>24</w:t>
+      </w:r>
+    </w:p>
+    <w:p>
+      <w:pPr>
+        <w:pStyle w:val="Heading1"/>
+        <w:tabs>
+          <w:tab w:val="right" w:leader="dot" w:pos="8640"/>
+        </w:tabs>
+        <w:rPr>
+          <w:sz w:val="28"/>
+          <w:szCs w:val="28"/>
+        </w:rPr>
+      </w:pPr>
+      <w:r>
+        <w:rPr>
+          <w:sz w:val="28"/>
+          <w:szCs w:val="28"/>
+        </w:rPr>
+        <w:t xml:space="preserve">3.5. Triển khai và tối ưu ứng dụng VR </w:t>
+      </w:r>
+      <w:r>
+        <w:rPr>
+          <w:sz w:val="28"/>
+          <w:szCs w:val="28"/>
+        </w:rPr>
+        <w:tab/>
+      </w:r>
+      <w:r>
+        <w:rPr>
+          <w:sz w:val="28"/>
+          <w:szCs w:val="28"/>
+        </w:rPr>
+        <w:t>25</w:t>
+      </w:r>
+    </w:p>
+    <w:p>
+      <w:pPr>
+        <w:pStyle w:val="Heading3"/>
+        <w:tabs>
+          <w:tab w:val="right" w:leader="dot" w:pos="8640"/>
+        </w:tabs>
+        <w:rPr>
+          <w:lang w:val="vi-VN"/>
+        </w:rPr>
+      </w:pPr>
+      <w:r>
+        <w:lastRenderedPageBreak/>
+        <w:t xml:space="preserve">3.5.1. Tối ưu Assets và hiệu năng </w:t>
+      </w:r>
+      <w:r>
+        <w:tab/>
+      </w:r>
+      <w:r>
+        <w:t>25</w:t>
+      </w:r>
+    </w:p>
+    <w:p>
+      <w:pPr>
+        <w:pStyle w:val="Heading3"/>
+        <w:tabs>
+          <w:tab w:val="right" w:leader="dot" w:pos="8640"/>
+        </w:tabs>
+        <w:rPr>
+          <w:lang w:val="vi-VN"/>
+        </w:rPr>
+      </w:pPr>
+      <w:r>
+        <w:t xml:space="preserve">3.5.2. Đóng gói và triển khai ứng dụng </w:t>
+      </w:r>
+      <w:r>
+        <w:tab/>
+      </w:r>
+      <w:r>
+        <w:t>25</w:t>
+      </w:r>
+    </w:p>
+    <w:p>
+      <w:pPr>
+        <w:pStyle w:val="Heading3"/>
+        <w:tabs>
+          <w:tab w:val="right" w:leader="dot" w:pos="8640"/>
+        </w:tabs>
+        <w:rPr>
+          <w:lang w:val="vi-VN"/>
+        </w:rPr>
+      </w:pPr>
+      <w:r>
+        <w:t xml:space="preserve">3.5.3. Kiểm tra khả năng tương thích thiết bị </w:t>
+      </w:r>
+      <w:r>
+        <w:tab/>
+      </w:r>
+      <w:r>
+        <w:t>25</w:t>
+      </w:r>
+    </w:p>
+    <w:p>
+      <w:pPr>
+        <w:pStyle w:val="Heading2"/>
+        <w:tabs>
+          <w:tab w:val="right" w:leader="dot" w:pos="8640"/>
+        </w:tabs>
+        <w:rPr>
+          <w:lang w:val="vi-VN"/>
+        </w:rPr>
+      </w:pPr>
+      <w:r>
+        <w:t xml:space="preserve">3.6. Kết quả xây dựng ứng dụng </w:t>
+      </w:r>
+      <w:r>
+        <w:tab/>
+      </w:r>
+      <w:r>
+        <w:t>25</w:t>
+      </w:r>
+    </w:p>
+    <w:p>
+      <w:pPr>
+        <w:pStyle w:val="Heading3"/>
+        <w:tabs>
+          <w:tab w:val="right" w:leader="dot" w:pos="8640"/>
+        </w:tabs>
+        <w:rPr>
+          <w:lang w:val="vi-VN"/>
+        </w:rPr>
+      </w:pPr>
+      <w:r>
+        <w:t>3.6.1. Kết quả xây dựng môi trường VR</w:t>
+      </w:r>
+      <w:r>
+        <w:tab/>
+      </w:r>
+      <w:r>
+        <w:t xml:space="preserve"> 25</w:t>
+      </w:r>
+    </w:p>
+    <w:p>
+      <w:pPr>
+        <w:pStyle w:val="Heading3"/>
+        <w:tabs>
+          <w:tab w:val="right" w:leader="dot" w:pos="8640"/>
+        </w:tabs>
+        <w:rPr>
+          <w:lang w:val="vi-VN"/>
+        </w:rPr>
+      </w:pPr>
+      <w:r>
+        <w:t xml:space="preserve">3.6.2. Kết quả xây dựng các chức năng </w:t>
+      </w:r>
+      <w:r>
+        <w:tab/>
+      </w:r>
+      <w:r>
+        <w:t>26</w:t>
+      </w:r>
+    </w:p>
+    <w:p>
+      <w:pPr>
+        <w:pStyle w:val="Heading3"/>
+        <w:tabs>
+          <w:tab w:val="right" w:leader="dot" w:pos="8640"/>
+        </w:tabs>
+        <w:rPr>
+          <w:lang w:val="vi-VN"/>
+        </w:rPr>
+      </w:pPr>
+      <w:r>
+        <w:t xml:space="preserve">3.6.3. Đánh giá kết quả xây dựng </w:t>
+      </w:r>
+      <w:r>
+        <w:tab/>
+      </w:r>
+      <w:r>
+        <w:t>26</w:t>
+      </w:r>
+    </w:p>
+    <w:p>
+      <w:pPr>
+        <w:pStyle w:val="Heading1"/>
+        <w:tabs>
+          <w:tab w:val="right" w:leader="dot" w:pos="8640"/>
+        </w:tabs>
+      </w:pPr>
+      <w:r>
+        <w:t>CHƯƠNG 4: KIỂM THỬ VÀ ĐÁNH GIÁ ỨNG DỤNG VR</w:t>
+      </w:r>
+      <w:r>
+        <w:tab/>
+        <w:t>29</w:t>
+      </w:r>
+    </w:p>
+    <w:p>
+      <w:pPr>
+        <w:pStyle w:val="Heading1"/>
+        <w:tabs>
+          <w:tab w:val="right" w:leader="dot" w:pos="8640"/>
+        </w:tabs>
+        <w:rPr>
+          <w:sz w:val="28"/>
+          <w:szCs w:val="28"/>
+        </w:rPr>
+      </w:pPr>
+      <w:r>
+        <w:rPr>
+          <w:sz w:val="28"/>
+          <w:szCs w:val="28"/>
+        </w:rPr>
+        <w:t>4.1. Xây dựng kế hoạch kiểm thử</w:t>
+      </w:r>
+      <w:r>
+        <w:rPr>
+          <w:sz w:val="28"/>
+          <w:szCs w:val="28"/>
+        </w:rPr>
+        <w:tab/>
+        <w:t>29</w:t>
+      </w:r>
+    </w:p>
+    <w:p>
+      <w:pPr>
+        <w:pStyle w:val="Heading1"/>
+        <w:tabs>
+          <w:tab w:val="right" w:leader="dot" w:pos="8640"/>
+        </w:tabs>
+        <w:rPr>
+          <w:sz w:val="28"/>
+          <w:szCs w:val="28"/>
+        </w:rPr>
+      </w:pPr>
+      <w:r>
+        <w:rPr>
+          <w:sz w:val="28"/>
+          <w:szCs w:val="28"/>
+        </w:rPr>
+        <w:t>4.1.1. Mục tiêu và phạm vi kiểm thử</w:t>
+      </w:r>
+      <w:r>
+        <w:rPr>
+          <w:sz w:val="28"/>
+          <w:szCs w:val="28"/>
+        </w:rPr>
+        <w:tab/>
+        <w:t>29</w:t>
+      </w:r>
+    </w:p>
+    <w:p>
+      <w:pPr>
+        <w:pStyle w:val="Heading1"/>
+        <w:tabs>
+          <w:tab w:val="right" w:leader="dot" w:pos="8640"/>
+        </w:tabs>
+        <w:rPr>
+          <w:sz w:val="28"/>
+          <w:szCs w:val="28"/>
+        </w:rPr>
+      </w:pPr>
+      <w:r>
+        <w:rPr>
+          <w:sz w:val="28"/>
+          <w:szCs w:val="28"/>
+        </w:rPr>
+        <w:t>4.1.2. Môi trường và thiết bị kiểm thử</w:t>
+      </w:r>
+      <w:r>
+        <w:rPr>
+          <w:sz w:val="28"/>
+          <w:szCs w:val="28"/>
+        </w:rPr>
+        <w:tab/>
+        <w:t>29</w:t>
+      </w:r>
+    </w:p>
+    <w:p>
+      <w:pPr>
+        <w:pStyle w:val="Heading1"/>
+        <w:tabs>
+          <w:tab w:val="right" w:leader="dot" w:pos="8640"/>
+        </w:tabs>
+        <w:rPr>
+          <w:sz w:val="28"/>
+          <w:szCs w:val="28"/>
+        </w:rPr>
+      </w:pPr>
+      <w:r>
+        <w:rPr>
+          <w:sz w:val="28"/>
+          <w:szCs w:val="28"/>
+        </w:rPr>
+        <w:t>4.1.3. Phương pháp và tiêu chí kiểm thử</w:t>
+      </w:r>
+      <w:r>
+        <w:rPr>
+          <w:sz w:val="28"/>
+          <w:szCs w:val="28"/>
+        </w:rPr>
+        <w:tab/>
+        <w:t>29</w:t>
+      </w:r>
+    </w:p>
+    <w:p>
+      <w:pPr>
+        <w:pStyle w:val="Heading1"/>
+        <w:tabs>
+          <w:tab w:val="right" w:leader="dot" w:pos="8640"/>
+        </w:tabs>
+        <w:rPr>
+          <w:sz w:val="28"/>
+          <w:szCs w:val="28"/>
+        </w:rPr>
+      </w:pPr>
+      <w:r>
+        <w:rPr>
+          <w:sz w:val="28"/>
+          <w:szCs w:val="28"/>
+        </w:rPr>
+        <w:t>4.2. Kiểm thử chức năng</w:t>
+      </w:r>
+      <w:r>
+        <w:rPr>
+          <w:sz w:val="28"/>
+          <w:szCs w:val="28"/>
+        </w:rPr>
+        <w:tab/>
+        <w:t>29</w:t>
+      </w:r>
+    </w:p>
+    <w:p>
+      <w:pPr>
+        <w:pStyle w:val="Heading1"/>
+        <w:tabs>
+          <w:tab w:val="right" w:leader="dot" w:pos="8640"/>
+        </w:tabs>
+        <w:rPr>
+          <w:sz w:val="28"/>
+          <w:szCs w:val="28"/>
+        </w:rPr>
+      </w:pPr>
+      <w:r>
+        <w:rPr>
+          <w:sz w:val="28"/>
+          <w:szCs w:val="28"/>
+        </w:rPr>
+        <w:t>4.2.1. Kiểm thử khởi động và điều khiển</w:t>
+      </w:r>
+      <w:r>
+        <w:rPr>
+          <w:sz w:val="28"/>
+          <w:szCs w:val="28"/>
+        </w:rPr>
+        <w:tab/>
+        <w:t>29</w:t>
+      </w:r>
+    </w:p>
+    <w:p>
+      <w:pPr>
+        <w:pStyle w:val="Heading1"/>
+        <w:tabs>
+          <w:tab w:val="right" w:leader="dot" w:pos="8640"/>
+        </w:tabs>
+        <w:rPr>
+          <w:sz w:val="28"/>
+          <w:szCs w:val="28"/>
+        </w:rPr>
+      </w:pPr>
+      <w:r>
+        <w:rPr>
+          <w:sz w:val="28"/>
+          <w:szCs w:val="28"/>
+        </w:rPr>
+        <w:t>4.2.2. Kiểm thử di chuyển và tương tác VR</w:t>
+      </w:r>
+      <w:r>
+        <w:rPr>
+          <w:sz w:val="28"/>
+          <w:szCs w:val="28"/>
+        </w:rPr>
+        <w:tab/>
+        <w:t>30</w:t>
+      </w:r>
+    </w:p>
+    <w:p>
+      <w:pPr>
+        <w:pStyle w:val="Heading1"/>
+        <w:tabs>
+          <w:tab w:val="right" w:leader="dot" w:pos="8640"/>
+        </w:tabs>
+        <w:rPr>
+          <w:sz w:val="28"/>
+          <w:szCs w:val="28"/>
+        </w:rPr>
+      </w:pPr>
+      <w:r>
+        <w:rPr>
+          <w:sz w:val="28"/>
+          <w:szCs w:val="28"/>
+        </w:rPr>
+        <w:t>4.2.3. Kiểm thử Spatial UI và các chức năng chính</w:t>
+      </w:r>
+      <w:r>
+        <w:rPr>
+          <w:sz w:val="28"/>
+          <w:szCs w:val="28"/>
+        </w:rPr>
+        <w:tab/>
+        <w:t>32</w:t>
+      </w:r>
+    </w:p>
+    <w:p>
+      <w:pPr>
+        <w:pStyle w:val="Heading1"/>
+        <w:tabs>
+          <w:tab w:val="right" w:leader="dot" w:pos="8640"/>
+        </w:tabs>
+        <w:rPr>
+          <w:sz w:val="28"/>
+          <w:szCs w:val="28"/>
+        </w:rPr>
+      </w:pPr>
+      <w:r>
+        <w:rPr>
+          <w:sz w:val="28"/>
+          <w:szCs w:val="28"/>
+        </w:rPr>
+        <w:t>4.2.4. Kiểm thử âm thanh và phản hồi xúc giác</w:t>
+      </w:r>
+      <w:r>
+        <w:rPr>
+          <w:sz w:val="28"/>
+          <w:szCs w:val="28"/>
+        </w:rPr>
+        <w:tab/>
+        <w:t>34</w:t>
+      </w:r>
+    </w:p>
+    <w:p>
+      <w:pPr>
+        <w:pStyle w:val="Heading1"/>
+        <w:tabs>
+          <w:tab w:val="right" w:leader="dot" w:pos="8640"/>
+        </w:tabs>
+        <w:rPr>
+          <w:sz w:val="28"/>
+          <w:szCs w:val="28"/>
+        </w:rPr>
+      </w:pPr>
+      <w:r>
+        <w:rPr>
+          <w:sz w:val="28"/>
+          <w:szCs w:val="28"/>
+        </w:rPr>
+        <w:t>4.3. Kiểm thử hiệu năng</w:t>
+      </w:r>
+      <w:r>
+        <w:rPr>
+          <w:sz w:val="28"/>
+          <w:szCs w:val="28"/>
+        </w:rPr>
+        <w:tab/>
+        <w:t>36</w:t>
+      </w:r>
+    </w:p>
+    <w:p>
+      <w:pPr>
+        <w:pStyle w:val="Heading1"/>
+        <w:tabs>
+          <w:tab w:val="right" w:leader="dot" w:pos="8640"/>
+        </w:tabs>
+        <w:rPr>
+          <w:sz w:val="28"/>
+          <w:szCs w:val="28"/>
+        </w:rPr>
+      </w:pPr>
+      <w:r>
+        <w:rPr>
+          <w:sz w:val="28"/>
+          <w:szCs w:val="28"/>
+        </w:rPr>
+        <w:t>4.3.1. Kiểm thử FPS và Frame Time</w:t>
+      </w:r>
+      <w:r>
+        <w:rPr>
+          <w:sz w:val="28"/>
+          <w:szCs w:val="28"/>
+        </w:rPr>
+        <w:tab/>
+        <w:t>36</w:t>
+      </w:r>
+    </w:p>
+    <w:p>
+      <w:pPr>
+        <w:pStyle w:val="Heading1"/>
+        <w:tabs>
+          <w:tab w:val="right" w:leader="dot" w:pos="8640"/>
+        </w:tabs>
+        <w:rPr>
+          <w:sz w:val="28"/>
+          <w:szCs w:val="28"/>
+        </w:rPr>
+      </w:pPr>
+      <w:r>
+        <w:rPr>
+          <w:sz w:val="28"/>
+          <w:szCs w:val="28"/>
+        </w:rPr>
+        <w:t>4.3.2. Kiểm thử độ trễ và khả năng phản hồi</w:t>
+      </w:r>
+      <w:r>
+        <w:rPr>
+          <w:sz w:val="28"/>
+          <w:szCs w:val="28"/>
+        </w:rPr>
+        <w:tab/>
+        <w:t>37</w:t>
+      </w:r>
+    </w:p>
+    <w:p>
+      <w:pPr>
+        <w:pStyle w:val="Heading1"/>
+        <w:tabs>
+          <w:tab w:val="right" w:leader="dot" w:pos="8640"/>
+        </w:tabs>
+        <w:rPr>
+          <w:sz w:val="28"/>
+          <w:szCs w:val="28"/>
+        </w:rPr>
+      </w:pPr>
+      <w:r>
+        <w:rPr>
+          <w:sz w:val="28"/>
+          <w:szCs w:val="28"/>
+        </w:rPr>
+        <w:t>4.3.3. Kiểm thử CPU, GPU và bộ nhớ</w:t>
+      </w:r>
+      <w:r>
+        <w:rPr>
+          <w:sz w:val="28"/>
+          <w:szCs w:val="28"/>
+        </w:rPr>
+        <w:tab/>
+        <w:t>37</w:t>
+      </w:r>
+    </w:p>
+    <w:p>
+      <w:pPr>
+        <w:pStyle w:val="Heading1"/>
+        <w:tabs>
+          <w:tab w:val="right" w:leader="dot" w:pos="8640"/>
+        </w:tabs>
+        <w:rPr>
+          <w:sz w:val="28"/>
+          <w:szCs w:val="28"/>
+        </w:rPr>
+      </w:pPr>
+      <w:r>
+        <w:rPr>
+          <w:sz w:val="28"/>
+          <w:szCs w:val="28"/>
+        </w:rPr>
+        <w:t>4.4. Đánh giá trải nghiệm người dùng</w:t>
+      </w:r>
+      <w:r>
+        <w:rPr>
+          <w:sz w:val="28"/>
+          <w:szCs w:val="28"/>
+        </w:rPr>
+        <w:tab/>
+        <w:t>38</w:t>
+      </w:r>
+    </w:p>
+    <w:p>
+      <w:pPr>
+        <w:pStyle w:val="Heading1"/>
+        <w:tabs>
+          <w:tab w:val="right" w:leader="dot" w:pos="8640"/>
+        </w:tabs>
+      </w:pPr>
+      <w:r>
+        <w:t>4.4.1. Đánh giá tính dễ sử dụng</w:t>
+      </w:r>
+      <w:r>
+        <w:tab/>
+        <w:t>38</w:t>
+      </w:r>
+    </w:p>
+    <w:p>
+      <w:pPr>
+        <w:pStyle w:val="Heading3"/>
+        <w:tabs>
+          <w:tab w:val="right" w:leader="dot" w:pos="8640"/>
+        </w:tabs>
+        <w:rPr>
+          <w:lang w:val="vi-VN"/>
+        </w:rPr>
+      </w:pPr>
+      <w:r>
+        <w:lastRenderedPageBreak/>
+        <w:t>4.4.2. Đánh giá mức độ tương tác và trực quan</w:t>
+      </w:r>
+      <w:r>
+        <w:tab/>
+        <w:t>38</w:t>
+      </w:r>
+    </w:p>
+    <w:p>
+      <w:pPr>
+        <w:pStyle w:val="Heading3"/>
+        <w:tabs>
+          <w:tab w:val="right" w:leader="dot" w:pos="8640"/>
+        </w:tabs>
+        <w:rPr>
+          <w:lang w:val="vi-VN"/>
+        </w:rPr>
+      </w:pPr>
+      <w:r>
+        <w:t>4.4.3. Đánh giá mức độ thoải mái khi sử dụng VR</w:t>
+      </w:r>
+      <w:r>
+        <w:tab/>
+        <w:t>38</w:t>
+      </w:r>
+    </w:p>
+    <w:p>
+      <w:pPr>
+        <w:pStyle w:val="Heading2"/>
+        <w:tabs>
+          <w:tab w:val="right" w:leader="dot" w:pos="8640"/>
+        </w:tabs>
+        <w:rPr>
+          <w:lang w:val="vi-VN"/>
+        </w:rPr>
+      </w:pPr>
+      <w:r>
+        <w:t>4.5. Tổng hợp và đánh giá kết quả</w:t>
+      </w:r>
+      <w:r>
+        <w:tab/>
+        <w:t>39</w:t>
+      </w:r>
+    </w:p>
+    <w:p>
+      <w:pPr>
+        <w:pStyle w:val="Heading3"/>
+        <w:tabs>
+          <w:tab w:val="right" w:leader="dot" w:pos="8640"/>
+        </w:tabs>
+        <w:rPr>
+          <w:lang w:val="vi-VN"/>
+        </w:rPr>
+      </w:pPr>
+      <w:r>
+        <w:t>4.5.1. Tổng hợp kết quả kiểm thử</w:t>
+      </w:r>
+      <w:r>
+        <w:tab/>
+        <w:t>39</w:t>
+      </w:r>
+    </w:p>
+    <w:p>
+      <w:pPr>
+        <w:pStyle w:val="Heading3"/>
+        <w:tabs>
+          <w:tab w:val="right" w:leader="dot" w:pos="8640"/>
+        </w:tabs>
+        <w:rPr>
+          <w:lang w:val="vi-VN"/>
+        </w:rPr>
+      </w:pPr>
+      <w:r>
+        <w:t>4.5.2. Những kết quả đạt được</w:t>
+      </w:r>
+      <w:r>
+        <w:tab/>
+        <w:t>40</w:t>
+      </w:r>
+    </w:p>
+    <w:p>
+      <w:pPr>
+        <w:pStyle w:val="Heading3"/>
+        <w:tabs>
+          <w:tab w:val="right" w:leader="dot" w:pos="8640"/>
+        </w:tabs>
+        <w:rPr>
+          <w:lang w:val="vi-VN"/>
+        </w:rPr>
+      </w:pPr>
+      <w:r>
+        <w:t>4.5.3. Hạn chế của ứng dụng</w:t>
+      </w:r>
+      <w:r>
+        <w:tab/>
+        <w:t>40</w:t>
+      </w:r>
+    </w:p>
+    <w:p>
+      <w:pPr>
+        <w:pStyle w:val="Heading1"/>
+        <w:tabs>
+          <w:tab w:val="right" w:leader="dot" w:pos="8640"/>
+        </w:tabs>
+      </w:pPr>
+      <w:r>
+        <w:t>KẾT LUẬN VÀ HƯỚNG PHÁT TRIỂN</w:t>
+      </w:r>
+      <w:r>
+        <w:tab/>
+        <w:t>42</w:t>
+      </w:r>
+    </w:p>
+    <w:p>
+      <w:pPr>
+        <w:pStyle w:val="Heading2"/>
+        <w:tabs>
+          <w:tab w:val="right" w:leader="dot" w:pos="8640"/>
+        </w:tabs>
+        <w:rPr>
+          <w:lang w:val="vi-VN"/>
+        </w:rPr>
+      </w:pPr>
+      <w:r>
+        <w:t>1. Kết luận</w:t>
+      </w:r>
+      <w:r>
+        <w:tab/>
+        <w:t>42</w:t>
+      </w:r>
+    </w:p>
+    <w:p>
+      <w:pPr>
+        <w:pStyle w:val="Heading2"/>
+        <w:tabs>
+          <w:tab w:val="right" w:leader="dot" w:pos="8640"/>
+        </w:tabs>
+        <w:rPr>
+          <w:lang w:val="vi-VN"/>
+        </w:rPr>
+      </w:pPr>
+      <w:r>
+        <w:t>2. Hướng phát triển</w:t>
+      </w:r>
+      <w:r>
+        <w:tab/>
+        <w:t>42</w:t>
+      </w:r>
+    </w:p>
+    <w:p>
+      <w:pPr>
+        <w:pStyle w:val="Heading1"/>
+        <w:tabs>
+          <w:tab w:val="right" w:leader="dot" w:pos="8640"/>
+        </w:tabs>
+      </w:pPr>
+      <w:r>
+        <w:t>TÀI LIỆU THAM KHẢO</w:t>
+      </w:r>
+      <w:r>
+        <w:tab/>
+        <w:t>44</w:t>
+      </w:r>
+    </w:p>
+    <w:p>
+      <w:pPr>
+        <w:rPr>
+          <w14:shadow w14:blurRad="38100" w14:dist="19050" w14:dir="2700000" w14:sx="100000" w14:sy="100000" w14:kx="0" w14:ky="0" w14:algn="tl">
+            <w14:schemeClr w14:val="dk1">
+              <w14:alpha w14:val="60000"/>
+            </w14:schemeClr>
+          </w14:shadow>
+          <w14:textOutline w14:w="0" w14:cap="flat" w14:cmpd="sng" w14:algn="ctr">
+            <w14:noFill/>
+            <w14:prstDash w14:val="solid"/>
+            <w14:round/>
+          </w14:textOutline>
+        </w:rPr>
+      </w:pPr>
+    </w:p>
+    <w:p>
+      <w:pPr>
+        <w:rPr>
+          <w:rFonts w:cs="Times New Roman"/>
+          <w:b/>
+          <w:bCs/>
+          <w:sz w:val="32"/>
+          <w:szCs w:val="32"/>
+          <w:lang w:val="vi-VN"/>
+        </w:rPr>
+      </w:pPr>
+    </w:p>
+    <w:p>
+      <w:pPr>
+        <w:rPr>
+          <w:rFonts w:cs="Times New Roman"/>
+          <w:b/>
+          <w:bCs/>
+          <w:sz w:val="32"/>
+          <w:szCs w:val="32"/>
+          <w:lang w:val="vi-VN"/>
+        </w:rPr>
+      </w:pPr>
+    </w:p>
+    <w:p>
+      <w:pPr>
+        <w:rPr>
+          <w:rFonts w:cs="Times New Roman"/>
+          <w:b/>
+          <w:bCs/>
+          <w:sz w:val="32"/>
+          <w:szCs w:val="32"/>
+          <w:lang w:val="vi-VN"/>
+        </w:rPr>
+      </w:pPr>
+    </w:p>
+    <w:p>
+      <w:pPr>
+        <w:rPr>
+          <w:rFonts w:cs="Times New Roman"/>
+          <w:b/>
+          <w:bCs/>
+          <w:sz w:val="32"/>
+          <w:szCs w:val="32"/>
+          <w:lang w:val="vi-VN"/>
+        </w:rPr>
+      </w:pPr>
+    </w:p>
+    <w:p>
+      <w:pPr>
+        <w:rPr>
+          <w:rFonts w:cs="Times New Roman"/>
+          <w:b/>
+          <w:bCs/>
+          <w:sz w:val="32"/>
+          <w:szCs w:val="32"/>
+          <w:lang w:val="vi-VN"/>
+        </w:rPr>
+      </w:pPr>
+    </w:p>
+    <w:p>
+      <w:pPr>
+        <w:rPr>
+          <w:rFonts w:cs="Times New Roman"/>
+          <w:b/>
+          <w:bCs/>
+          <w:sz w:val="32"/>
+          <w:szCs w:val="32"/>
+          <w:lang w:val="vi-VN"/>
+        </w:rPr>
+      </w:pPr>
+    </w:p>
+    <w:p>
+      <w:pPr>
+        <w:rPr>
+          <w:rFonts w:cs="Times New Roman"/>
+          <w:b/>
+          <w:bCs/>
+          <w:sz w:val="32"/>
+          <w:szCs w:val="32"/>
+          <w:lang w:val="vi-VN"/>
+        </w:rPr>
+      </w:pPr>
+    </w:p>
+    <w:p>
+      <w:pPr>
+        <w:rPr>
+          <w:rFonts w:cs="Times New Roman"/>
+          <w:b/>
+          <w:bCs/>
+          <w:sz w:val="32"/>
+          <w:szCs w:val="32"/>
+          <w:lang w:val="vi-VN"/>
+        </w:rPr>
+      </w:pPr>
+    </w:p>
+    <w:p>
+      <w:pPr>
+        <w:rPr>
+          <w:rFonts w:cs="Times New Roman"/>
+          <w:b/>
+          <w:bCs/>
+          <w:sz w:val="32"/>
+          <w:szCs w:val="32"/>
+          <w:lang w:val="vi-VN"/>
+        </w:rPr>
+      </w:pPr>
+    </w:p>
+    <w:p>
+      <w:pPr>
+        <w:rPr>
+          <w:rFonts w:cs="Times New Roman"/>
+          <w:b/>
+          <w:bCs/>
+          <w:sz w:val="32"/>
+          <w:szCs w:val="32"/>
+          <w:lang w:val="vi-VN"/>
+        </w:rPr>
+      </w:pPr>
+    </w:p>
+    <w:p>
+      <w:pPr>
+        <w:rPr>
+          <w:rFonts w:cs="Times New Roman"/>
+          <w:b/>
+          <w:bCs/>
+          <w:sz w:val="32"/>
+          <w:szCs w:val="32"/>
+          <w:lang w:val="vi-VN"/>
+        </w:rPr>
+      </w:pPr>
+    </w:p>
+    <w:p>
+      <w:pPr>
+        <w:rPr>
+          <w:rFonts w:cs="Times New Roman"/>
+          <w:b/>
+          <w:bCs/>
+          <w:sz w:val="32"/>
+          <w:szCs w:val="32"/>
+          <w:lang w:val="vi-VN"/>
+        </w:rPr>
+      </w:pPr>
+    </w:p>
+    <w:p>
+      <w:pPr>
+        <w:rPr>
+          <w:rFonts w:cs="Times New Roman"/>
+          <w:b/>
+          <w:bCs/>
+          <w:sz w:val="32"/>
+          <w:szCs w:val="32"/>
+          <w:lang w:val="vi-VN"/>
+        </w:rPr>
+      </w:pPr>
+    </w:p>
+    <w:p>
+      <w:pPr>
+        <w:rPr>
+          <w:rFonts w:cs="Times New Roman"/>
+          <w:b/>
+          <w:bCs/>
+          <w:sz w:val="32"/>
+          <w:szCs w:val="32"/>
+          <w:lang w:val="vi-VN"/>
+        </w:rPr>
+      </w:pPr>
+    </w:p>
+    <w:p>
+      <w:pPr>
+        <w:rPr>
+          <w:rFonts w:cs="Times New Roman"/>
+          <w:b/>
+          <w:bCs/>
+          <w:sz w:val="32"/>
+          <w:szCs w:val="32"/>
+          <w:lang w:val="vi-VN"/>
+        </w:rPr>
+      </w:pPr>
+    </w:p>
+    <w:p>
+      <w:pPr>
+        <w:rPr>
+          <w:rFonts w:cs="Times New Roman"/>
+          <w:b/>
+          <w:bCs/>
+          <w:sz w:val="32"/>
+          <w:szCs w:val="32"/>
+          <w:lang w:val="vi-VN"/>
+        </w:rPr>
+      </w:pPr>
+    </w:p>
+    <w:p>
+      <w:pPr>
+        <w:rPr>
+          <w:rFonts w:cs="Times New Roman"/>
+          <w:b/>
+          <w:bCs/>
+          <w:sz w:val="32"/>
+          <w:szCs w:val="32"/>
+          <w:lang w:val="vi-VN"/>
         </w:rPr>
       </w:pPr>
     </w:p>
@@ -3125,7 +3765,23 @@
             <w14:round/>
           </w14:textOutline>
         </w:rPr>
-        <w:t>nghiên cứu hành vi, so sánh trải nghiệm giữa môi trường thực và môi trường ảo, đánh giá tác động xã hội – tâm lý của XR.</w:t>
+        <w:t xml:space="preserve">nghiên </w:t>
+      </w:r>
+      <w:r>
+        <w:rPr>
+          <w14:shadow w14:blurRad="38100" w14:dist="19050" w14:dir="2700000" w14:sx="100000" w14:sy="100000" w14:kx="0" w14:ky="0" w14:algn="tl">
+            <w14:schemeClr w14:val="dk1">
+              <w14:alpha w14:val="60000"/>
+            </w14:schemeClr>
+          </w14:shadow>
+          <w14:textOutline w14:w="0" w14:cap="flat" w14:cmpd="sng" w14:algn="ctr">
+            <w14:noFill/>
+            <w14:prstDash w14:val="solid"/>
+            <w14:round/>
+          </w14:textOutline>
+        </w:rPr>
+        <w:lastRenderedPageBreak/>
+        <w:t>cứu hành vi, so sánh trải nghiệm giữa môi trường thực và môi trường ảo, đánh giá tác động xã hội – tâm lý của XR.</w:t>
       </w:r>
     </w:p>
     <w:p>
@@ -3921,7 +4577,6 @@
         <w:pStyle w:val="Heading2"/>
       </w:pPr>
       <w:r>
-        <w:lastRenderedPageBreak/>
         <w:t>1.2. Lý do chọn đề tài: Bảo tàng trang phục truyền thống tây nguyên</w:t>
       </w:r>
     </w:p>
@@ -4022,6 +4677,7 @@
             <w14:round/>
           </w14:textOutline>
         </w:rPr>
+        <w:lastRenderedPageBreak/>
         <w:t>Giá trị văn hóa và lịch sử: Trang phục truyền thống của các dân tộc tây nguyên (Ê Đê, Ba Na, Xơ Đăng, Gié Triêng...) mang giá trị lịch sử sâu sắc và đặc trưng văn hóa phong phú. Đây là di sản phi vật thể cần được bảo tồn và quảng bá đến thế hệ trẻ.</w:t>
       </w:r>
     </w:p>
@@ -4294,7 +4950,23 @@
             <w14:round/>
           </w14:textOutline>
         </w:rPr>
-        <w:t>Unity Hub là công cụ quản lý được Unity Technologies cung cấp, cho phép cài đặt, quản lý nhiều phiên bản Unity Editor cùng lúc, tạo và quản lý các dự án (project), cũng như cài đặt các module hỗ trợ nền tảng xuất bản (Android, WebGL, kính VR chuyên dụng). Việc sử dụng Unity Hub giúp nhóm dễ dàng đồng bộ phiên bản engine giữa các thành viên, tránh xung đột khi làm việc nhóm trên cùng một dự án.</w:t>
+        <w:t xml:space="preserve">Unity Hub là công cụ quản lý được Unity Technologies cung cấp, cho phép cài đặt, quản lý nhiều phiên bản Unity Editor cùng lúc, tạo và quản lý các dự án (project), cũng như cài đặt các module hỗ trợ nền tảng xuất bản (Android, WebGL, kính VR chuyên dụng). Việc sử dụng Unity Hub giúp nhóm dễ dàng đồng bộ phiên </w:t>
+      </w:r>
+      <w:r>
+        <w:rPr>
+          <w14:shadow w14:blurRad="38100" w14:dist="19050" w14:dir="2700000" w14:sx="100000" w14:sy="100000" w14:kx="0" w14:ky="0" w14:algn="tl">
+            <w14:schemeClr w14:val="dk1">
+              <w14:alpha w14:val="60000"/>
+            </w14:schemeClr>
+          </w14:shadow>
+          <w14:textOutline w14:w="0" w14:cap="flat" w14:cmpd="sng" w14:algn="ctr">
+            <w14:noFill/>
+            <w14:prstDash w14:val="solid"/>
+            <w14:round/>
+          </w14:textOutline>
+        </w:rPr>
+        <w:lastRenderedPageBreak/>
+        <w:t>bản engine giữa các thành viên, tránh xung đột khi làm việc nhóm trên cùng một dự án.</w:t>
       </w:r>
     </w:p>
     <w:p>
@@ -4616,7 +5288,23 @@
             <w14:round/>
           </w14:textOutline>
         </w:rPr>
-        <w:t>Về công cụ soạn thảo mã nguồn, Unity mặc định liên kết với Visual Studio (phiên bản Community miễn phí) làm trình soạn thảo script (script editor). Visual Studio cung cấp các tính năng debug, gợi ý cú pháp (IntelliSense) và tích hợp trực tiếp với Unity Editor thông qua gói Visual Studio Tools for Unity, giúp việc viết và kiểm lỗi mã C# thuận tiện hơn so với trình soạn thảo văn bản thông thường. Do đó, nhóm xác định sẽ cài đặt và sử dụng Visual Studio song song với Unity Hub và Unity Editor trong quá trình lập trình ứng dụng; trường hợp cần một công cụ nhẹ hơn, nhóm có thể cân nhắc thay thế bằng Visual Studio Code.</w:t>
+        <w:t xml:space="preserve">Về công cụ soạn thảo mã nguồn, Unity mặc định liên kết với Visual Studio (phiên bản Community miễn phí) làm trình soạn thảo script (script editor). Visual Studio cung cấp các tính năng debug, gợi ý cú pháp (IntelliSense) và tích hợp trực tiếp với Unity Editor thông qua gói Visual Studio Tools for Unity, giúp việc viết và </w:t>
+      </w:r>
+      <w:r>
+        <w:rPr>
+          <w14:shadow w14:blurRad="38100" w14:dist="19050" w14:dir="2700000" w14:sx="100000" w14:sy="100000" w14:kx="0" w14:ky="0" w14:algn="tl">
+            <w14:schemeClr w14:val="dk1">
+              <w14:alpha w14:val="60000"/>
+            </w14:schemeClr>
+          </w14:shadow>
+          <w14:textOutline w14:w="0" w14:cap="flat" w14:cmpd="sng" w14:algn="ctr">
+            <w14:noFill/>
+            <w14:prstDash w14:val="solid"/>
+            <w14:round/>
+          </w14:textOutline>
+        </w:rPr>
+        <w:lastRenderedPageBreak/>
+        <w:t>kiểm lỗi mã C# thuận tiện hơn so với trình soạn thảo văn bản thông thường. Do đó, nhóm xác định sẽ cài đặt và sử dụng Visual Studio song song với Unity Hub và Unity Editor trong quá trình lập trình ứng dụng; trường hợp cần một công cụ nhẹ hơn, nhóm có thể cân nhắc thay thế bằng Visual Studio Code.</w:t>
       </w:r>
     </w:p>
     <w:p>
@@ -4819,6 +5507,7 @@
         <w:rPr>
           <w:rFonts w:cs="Times New Roman"/>
         </w:rPr>
+        <w:lastRenderedPageBreak/>
         <w:t>FR5 – Chế độ xem trên máy tính: khi không có kính thực tại ảo, ứng dụng vẫn chạy ở chế độ desktop với bộ điều khiển bàn phím – chuột (di chuyển WASD, xoay góc nhìn bằng chuột) để phục vụ trình chiếu, giới thiệu đề tài.</w:t>
       </w:r>
     </w:p>
@@ -4893,7 +5582,14 @@
         <w:rPr>
           <w:rFonts w:cs="Times New Roman"/>
         </w:rPr>
-        <w:t>Ngoài ra, hệ thống phải thân thiện với người dùng (mặc định dùng teleport kèm hiệu ứng thu hẹp tầm nhìn khi di chuyển để giảm say chuyển động, giao diện đặt trong tầm mắt ở khoảng cách đọc phù hợp), có khả năng mở rộng khi bổ sung dân tộc hoặc hiện vật mới mà không phải thay đổi lớn kiến trúc, và hoạt động ổn định liên tục trong suốt phiên tham quan. Bảng 2.2 tổng hợp các yêu cầu phi chức năng cùng tiêu chí đánh giá.</w:t>
+        <w:t xml:space="preserve">Ngoài ra, hệ thống phải thân thiện với người dùng (mặc định dùng teleport kèm hiệu ứng thu hẹp tầm nhìn khi di chuyển để giảm say chuyển động, giao diện đặt trong tầm mắt ở khoảng cách đọc phù hợp), có khả năng mở rộng khi bổ sung dân tộc hoặc hiện vật mới mà không phải thay đổi lớn kiến trúc, và hoạt động ổn </w:t>
+      </w:r>
+      <w:r>
+        <w:rPr>
+          <w:rFonts w:cs="Times New Roman"/>
+        </w:rPr>
+        <w:lastRenderedPageBreak/>
+        <w:t>định liên tục trong suốt phiên tham quan. Bảng 2.2 tổng hợp các yêu cầu phi chức năng cùng tiêu chí đánh giá.</w:t>
       </w:r>
     </w:p>
     <w:p>
@@ -5430,6 +6126,7 @@
         </w:rPr>
       </w:pPr>
       <w:r>
+        <w:lastRenderedPageBreak/>
         <w:t>2.2.</w:t>
       </w:r>
       <w:r>
@@ -6120,6 +6817,7 @@
           <w:szCs w:val="28"/>
           <w:lang w:val="vi-VN"/>
         </w:rPr>
+        <w:lastRenderedPageBreak/>
         <w:t>2.2.1.2. Biểu đồ use case di chuyển trong bảo tàng</w:t>
       </w:r>
       <w:r>
@@ -6624,6 +7322,7 @@
           <w:szCs w:val="28"/>
           <w:lang w:val="vi-VN"/>
         </w:rPr>
+        <w:lastRenderedPageBreak/>
         <w:t xml:space="preserve">2.2.1.3. Biểu đồ use case </w:t>
       </w:r>
       <w:r>
@@ -7108,6 +7807,7 @@
                 <w:sz w:val="24"/>
                 <w:szCs w:val="24"/>
               </w:rPr>
+              <w:lastRenderedPageBreak/>
               <w:t>Luồng thay thế</w:t>
             </w:r>
           </w:p>
@@ -7308,6 +8008,7 @@
         <w:rPr>
           <w:noProof/>
         </w:rPr>
+        <w:lastRenderedPageBreak/>
         <w:drawing>
           <wp:inline distT="0" distB="0" distL="0" distR="0" wp14:anchorId="4D3DDABD" wp14:editId="54F0BFCB">
             <wp:extent cx="3125989" cy="7762875"/>
@@ -7381,6 +8082,7 @@
         <w:pStyle w:val="Heading2"/>
       </w:pPr>
       <w:r>
+        <w:lastRenderedPageBreak/>
         <w:t>2.3. Thiết kế kiến trúc phần mềm</w:t>
       </w:r>
     </w:p>
@@ -7532,6 +8234,7 @@
           <w:b/>
           <w:bCs/>
         </w:rPr>
+        <w:lastRenderedPageBreak/>
         <w:t>Bảng 2.</w:t>
       </w:r>
       <w:r>
@@ -7971,6 +8674,7 @@
         <w:rPr>
           <w:rFonts w:cs="Times New Roman"/>
         </w:rPr>
+        <w:lastRenderedPageBreak/>
         <w:t>Về tài nguyên, kiến trúc nội thất (tường, sàn, trần, cột) sử dụng bộ tài sản LowPolyInterior2 gồm các khối ghép mô-đun với số lượng đa giác thấp – lựa chọn phù hợp với ngân sách kết xuất của kính độc lập. 24 mô hình trang phục của 12 dân tộc được dựng sẵn bên ngoài dưới định dạng glTF (GLB) có nén meshopt, giúp giảm dung lượng đáng kể mà vẫn giữ được chi tiết hoa văn thổ cẩm; mô hình được nạp vào dự án thông qua glTFast. Bên cạnh đó là các mô hình phụ trợ cho không gian trưng bày như bàn trưng bày, chậu cây, ghế nghỉ.</w:t>
       </w:r>
     </w:p>
@@ -8039,6 +8743,7 @@
         <w:pStyle w:val="Heading2"/>
       </w:pPr>
       <w:r>
+        <w:lastRenderedPageBreak/>
         <w:t>2.4.3. Thiết kế giao diện Spatial UI và phản hồi xúc giác (Haptics)</w:t>
       </w:r>
     </w:p>
@@ -8424,6 +9129,16 @@
           <w:szCs w:val="32"/>
         </w:rPr>
         <w:br w:type="page"/>
+      </w:r>
+      <w:r>
+        <w:rPr>
+          <w:rFonts w:cs="Times New Roman"/>
+          <w:b/>
+          <w:bCs/>
+          <w:sz w:val="32"/>
+          <w:szCs w:val="32"/>
+        </w:rPr>
+        <w:lastRenderedPageBreak/>
         <w:t>CHƯƠNG 3. XÂY DỰNG VÀ TRIỂN KHAI ỨNG DỤNG VR</w:t>
       </w:r>
     </w:p>
@@ -8628,7 +9343,14 @@
         <w:rPr>
           <w:rFonts w:cs="Times New Roman"/>
         </w:rPr>
-        <w:t>Không gian bảo tàng được dựng trong SampleScene theo bố cục sảnh tiếp đón, lối đi và các khu trưng bày. Bộ LowPolyInterior2 được dùng làm nền kiến trúc cho sàn, tường và những thành phần nội thất có thể ghép mô-đun. Các vật thể bổ trợ như ghế, bàn, chậu cây, vách kính và đèn LED được đưa vào dưới dạng prefab để dễ tái sử dụng. Nhóm cũng tích hợp nhiều mô hình GLB cho nội thất và hiện vật; việc có sẵn gói glTFast cho phép tiếp tục chuẩn hóa luồng nhập mô hình định dạng glTF/GLB.</w:t>
+        <w:t xml:space="preserve">Không gian bảo tàng được dựng trong SampleScene theo bố cục sảnh tiếp đón, lối đi và các khu trưng bày. Bộ LowPolyInterior2 được dùng làm nền kiến trúc cho sàn, tường và những thành phần nội thất có thể ghép mô-đun. Các vật thể bổ trợ </w:t>
+      </w:r>
+      <w:r>
+        <w:rPr>
+          <w:rFonts w:cs="Times New Roman"/>
+        </w:rPr>
+        <w:lastRenderedPageBreak/>
+        <w:t>như ghế, bàn, chậu cây, vách kính và đèn LED được đưa vào dưới dạng prefab để dễ tái sử dụng. Nhóm cũng tích hợp nhiều mô hình GLB cho nội thất và hiện vật; việc có sẵn gói glTFast cho phép tiếp tục chuẩn hóa luồng nhập mô hình định dạng glTF/GLB.</w:t>
       </w:r>
     </w:p>
     <w:p>
@@ -8730,7 +9452,6 @@
         <w:pStyle w:val="Heading2"/>
       </w:pPr>
       <w:r>
-        <w:lastRenderedPageBreak/>
         <w:t>3.3. Xây dựng hệ thống điều khiển và tương tác</w:t>
       </w:r>
     </w:p>
@@ -8825,7 +9546,14 @@
         <w:rPr>
           <w:rFonts w:cs="Times New Roman"/>
         </w:rPr>
-        <w:t>Các thành phần XR Interaction Toolkit được chuẩn bị để gắn XR Ray Interactor cho tay cầm và XR Grab Interactable cho những đối tượng cho phép thao tác. Raycast được dùng để trỏ đến nút giao diện hoặc hiện vật ở khoảng cách xa; đối tượng nhận tia có thể đổi trạng thái hiển thị để báo cho người dùng biết vị trí đang được chọn. Grab áp dụng cho vật thể nhỏ, có Collider và Rigidbody, bảo đảm thao tác cầm nắm tôn trọng va chạm. Với hiện vật trưng bày, nguyên tắc ưu tiên là ray chọn để xem thông tin, tránh làm thay đổi bố cục bảo tàng.</w:t>
+        <w:t xml:space="preserve">Các thành phần XR Interaction Toolkit được chuẩn bị để gắn XR Ray Interactor cho tay cầm và XR Grab Interactable cho những đối tượng cho phép thao tác. Raycast được dùng để trỏ đến nút giao diện hoặc hiện vật ở khoảng cách xa; đối </w:t>
+      </w:r>
+      <w:r>
+        <w:rPr>
+          <w:rFonts w:cs="Times New Roman"/>
+        </w:rPr>
+        <w:lastRenderedPageBreak/>
+        <w:t>tượng nhận tia có thể đổi trạng thái hiển thị để báo cho người dùng biết vị trí đang được chọn. Grab áp dụng cho vật thể nhỏ, có Collider và Rigidbody, bảo đảm thao tác cầm nắm tôn trọng va chạm. Với hiện vật trưng bày, nguyên tắc ưu tiên là ray chọn để xem thông tin, tránh làm thay đổi bố cục bảo tàng.</w:t>
       </w:r>
     </w:p>
     <w:p>
@@ -9021,7 +9749,14 @@
         <w:rPr>
           <w:rFonts w:cs="Times New Roman"/>
         </w:rPr>
-        <w:t>Trạng thái phiên tham quan được quản lý ở mức scene: vị trí người dùng, đối tượng đang được trỏ chọn, bảng thông tin đang mở và trạng thái âm thanh. Dữ liệu hiện vật trước mắt được đóng gói theo component TrangPhucInfo để dễ chỉnh sửa trong Inspector, không phụ thuộc vào tên GameObject. Khi số lượng hiện vật tăng, dữ liệu này có thể chuyển sang ScriptableObject hoặc tệp JSON, còn component chỉ giữ khóa định danh và tham chiếu giao diện. Cách tách dữ liệu khỏi logic tương tác giúp bổ sung hiện vật mà không phải sửa luồng điều khiển.</w:t>
+        <w:t xml:space="preserve">Trạng thái phiên tham quan được quản lý ở mức scene: vị trí người dùng, đối tượng đang được trỏ chọn, bảng thông tin đang mở và trạng thái âm thanh. Dữ liệu hiện vật trước mắt được đóng gói theo component TrangPhucInfo để dễ chỉnh sửa trong Inspector, không phụ thuộc vào tên GameObject. Khi số lượng hiện vật tăng, dữ liệu này có thể chuyển sang ScriptableObject hoặc tệp JSON, còn component chỉ </w:t>
+      </w:r>
+      <w:r>
+        <w:rPr>
+          <w:rFonts w:cs="Times New Roman"/>
+        </w:rPr>
+        <w:lastRenderedPageBreak/>
+        <w:t>giữ khóa định danh và tham chiếu giao diện. Cách tách dữ liệu khỏi logic tương tác giúp bổ sung hiện vật mà không phải sửa luồng điều khiển.</w:t>
       </w:r>
     </w:p>
     <w:p>
@@ -9225,7 +9960,14 @@
         <w:rPr>
           <w:rFonts w:cs="Times New Roman"/>
         </w:rPr>
-        <w:t>Kết quả là một scene bảo tàng ba chiều có không gian nội thất, sàn, tường, vật liệu, ánh sáng và các đối tượng trang trí được bố trí theo hướng tham quan. Tài nguyên dự án đã được tổ chức rõ ràng theo nhóm scene, mô hình, vật liệu, script và cấu hình XR. URP, OpenXR, XR Interaction Toolkit, XR Hands cùng XR Simulation đã được thêm vào môi trường phát triển, tạo nền tảng để chạy trên desktop và tiếp tục triển khai trên thiết bị VR tương thích OpenXR.</w:t>
+        <w:t xml:space="preserve">Kết quả là một scene bảo tàng ba chiều có không gian nội thất, sàn, tường, vật liệu, ánh sáng và các đối tượng trang trí được bố trí theo hướng tham quan. Tài nguyên dự án đã được tổ chức rõ ràng theo nhóm scene, mô hình, vật liệu, script và cấu hình XR. URP, OpenXR, XR Interaction Toolkit, XR Hands cùng XR </w:t>
+      </w:r>
+      <w:r>
+        <w:rPr>
+          <w:rFonts w:cs="Times New Roman"/>
+        </w:rPr>
+        <w:lastRenderedPageBreak/>
+        <w:t>Simulation đã được thêm vào môi trường phát triển, tạo nền tảng để chạy trên desktop và tiếp tục triển khai trên thiết bị VR tương thích OpenXR.</w:t>
       </w:r>
     </w:p>
     <w:p>
@@ -9334,15 +10076,23 @@
       </w:pPr>
       <w:r>
         <w:rPr>
-          <w:rPr>
-            <w:rFonts w:cs="Times New Roman"/>
-            <w:b/>
-            <w:bCs/>
-            <w:sz w:val="32"/>
-            <w:szCs w:val="32"/>
-          </w:rPr>
+          <w:rFonts w:cs="Times New Roman"/>
+          <w:b/>
+          <w:bCs/>
+          <w:sz w:val="32"/>
+          <w:szCs w:val="32"/>
         </w:rPr>
         <w:br w:type="page"/>
+      </w:r>
+      <w:r>
+        <w:rPr>
+          <w:rFonts w:cs="Times New Roman"/>
+          <w:b/>
+          <w:bCs/>
+          <w:sz w:val="32"/>
+          <w:szCs w:val="32"/>
+        </w:rPr>
+        <w:lastRenderedPageBreak/>
         <w:t>CHƯƠNG 4: KIỂM THỬ VÀ ĐÁNH GIÁ ỨNG DỤNG VR</w:t>
       </w:r>
     </w:p>
@@ -9374,41 +10124,6 @@
       </w:pPr>
       <w:r>
         <w:rPr>
-          <w:rPr>
-            <w:bCs w:val="0"/>
-            <w:color w:val="000000" w:themeColor="text1"/>
-            <w14:shadow w14:blurRad="38100" w14:dist="19050" w14:dir="2700000" w14:sx="100000" w14:sy="100000" w14:kx="0" w14:ky="0" w14:algn="tl">
-              <w14:schemeClr w14:val="dk1">
-                <w14:alpha w14:val="60000"/>
-              </w14:schemeClr>
-            </w14:shadow>
-            <w14:textOutline w14:w="0" w14:cap="flat" w14:cmpd="sng" w14:algn="ctr">
-              <w14:noFill/>
-              <w14:prstDash w14:val="solid"/>
-              <w14:round/>
-            </w14:textOutline>
-          </w:rPr>
-        </w:rPr>
-        <w:t>4.1.1. Mục tiêu và phạm vi kiểm thử</w:t>
-      </w:r>
-    </w:p>
-    <w:p>
-      <w:pPr>
-        <w:ind w:firstLine="720"/>
-      </w:pPr>
-      <w:r>
-        <w:rPr>
-          <w:rPr>
-            <w:rFonts w:cs="Times New Roman"/>
-          </w:rPr>
-        </w:rPr>
-        <w:t>Mục tiêu của giai đoạn kiểm thử là xác minh tính đúng đắn của các tính năng tương tác, kiểm tra độ ổn định khung hình và đánh giá trải nghiệm thực tế của người dùng khi tham quan bảo tàng ảo. Phạm vi kiểm thử tập trung vào cảnh chính (SampleScene), bao gồm: cơ chế nhận diện môi trường chạy (kính VR hoặc máy tính PC), hệ thống di chuyển theo hướng nhìn, tương tác raycast với 12 bệ trưng bày trang phục dân tộc, bảng thông tin pop-up, cửa kính tự động, nhân vật NPC và màn hình Tivi phát video tư liệu.</w:t>
-      </w:r>
-    </w:p>
-    <w:p>
-      <w:pPr>
-        <w:pStyle w:val="Heading3"/>
-        <w:rPr>
           <w:bCs w:val="0"/>
           <w:color w:val="000000" w:themeColor="text1"/>
           <w14:shadow w14:blurRad="38100" w14:dist="19050" w14:dir="2700000" w14:sx="100000" w14:sy="100000" w14:kx="0" w14:ky="0" w14:algn="tl">
@@ -9422,25 +10137,7 @@
             <w14:round/>
           </w14:textOutline>
         </w:rPr>
-      </w:pPr>
-      <w:r>
-        <w:rPr>
-          <w:rPr>
-            <w:bCs w:val="0"/>
-            <w:color w:val="000000" w:themeColor="text1"/>
-            <w14:shadow w14:blurRad="38100" w14:dist="19050" w14:dir="2700000" w14:sx="100000" w14:sy="100000" w14:kx="0" w14:ky="0" w14:algn="tl">
-              <w14:schemeClr w14:val="dk1">
-                <w14:alpha w14:val="60000"/>
-              </w14:schemeClr>
-            </w14:shadow>
-            <w14:textOutline w14:w="0" w14:cap="flat" w14:cmpd="sng" w14:algn="ctr">
-              <w14:noFill/>
-              <w14:prstDash w14:val="solid"/>
-              <w14:round/>
-            </w14:textOutline>
-          </w:rPr>
-        </w:rPr>
-        <w:t>4.1.2. Môi trường và thiết bị kiểm thử</w:t>
+        <w:t>4.1.1. Mục tiêu và phạm vi kiểm thử</w:t>
       </w:r>
     </w:p>
     <w:p>
@@ -9449,11 +10146,9 @@
       </w:pPr>
       <w:r>
         <w:rPr>
-          <w:rPr>
-            <w:rFonts w:cs="Times New Roman"/>
-          </w:rPr>
-        </w:rPr>
-        <w:t>Quá trình kiểm thử được tiến hành trên hai môi trường mục tiêu của dự án: (1) Kính thực tại ảo độc lập Meta Quest chạy hệ điều hành Android (thử nghiệm qua gói cài đặt APK standalone và liên kết Oculus Link); (2) Máy tính cá nhân chạy Windows với cấu hình phát triển (CPU Intel, GPU hỗ trợ DirectX 11/12, cài đặt Unity 6 phiên bản 6000.5.9f1 và URP 17.5.0). Các công cụ hỗ trợ theo dõi gồm Unity Profiler và OVR Metrics Tool. [Ghi chú: Nhóm bổ sung thông số phần cứng chi tiết của máy tính và dòng kính thực tế dùng trong đợt kiểm thử tại đây].</w:t>
+          <w:rFonts w:cs="Times New Roman"/>
+        </w:rPr>
+        <w:t>Mục tiêu của giai đoạn kiểm thử là xác minh tính đúng đắn của các tính năng tương tác, kiểm tra độ ổn định khung hình và đánh giá trải nghiệm thực tế của người dùng khi tham quan bảo tàng ảo. Phạm vi kiểm thử tập trung vào cảnh chính (SampleScene), bao gồm: cơ chế nhận diện môi trường chạy (kính VR hoặc máy tính PC), hệ thống di chuyển theo hướng nhìn, tương tác raycast với 12 bệ trưng bày trang phục dân tộc, hệ thống thuyết minh đa phương thức kết hợp bảng ảnh pop-up 2D và bài đọc thuyết minh ghi âm (Voice Narration Audio Guide), cửa kính tự động, nhân vật NPC và màn hình Tivi phát video tư liệu.</w:t>
       </w:r>
     </w:p>
     <w:p>
@@ -9476,49 +10171,6 @@
       </w:pPr>
       <w:r>
         <w:rPr>
-          <w:rPr>
-            <w:bCs w:val="0"/>
-            <w:color w:val="000000" w:themeColor="text1"/>
-            <w14:shadow w14:blurRad="38100" w14:dist="19050" w14:dir="2700000" w14:sx="100000" w14:sy="100000" w14:kx="0" w14:ky="0" w14:algn="tl">
-              <w14:schemeClr w14:val="dk1">
-                <w14:alpha w14:val="60000"/>
-              </w14:schemeClr>
-            </w14:shadow>
-            <w14:textOutline w14:w="0" w14:cap="flat" w14:cmpd="sng" w14:algn="ctr">
-              <w14:noFill/>
-              <w14:prstDash w14:val="solid"/>
-              <w14:round/>
-            </w14:textOutline>
-          </w:rPr>
-        </w:rPr>
-        <w:t>4.1.3. Phương pháp và tiêu chí kiểm thử</w:t>
-      </w:r>
-    </w:p>
-    <w:p>
-      <w:pPr>
-        <w:ind w:firstLine="720"/>
-      </w:pPr>
-      <w:r>
-        <w:rPr>
-          <w:rPr>
-            <w:rFonts w:cs="Times New Roman"/>
-          </w:rPr>
-        </w:rPr>
-        <w:t>Nhóm áp dụng phương pháp kiểm thử chức năng (kiểm tra từng ca sử dụng theo kịch bản tham quan), kiểm thử hiệu năng (đo đạc tốc độ khung hình, thời gian dựng hình, mức chiếm dụng bộ nhớ qua Profiler) và ghi nhận ý kiến người trải nghiệm. Tiêu chí nghiệm thu gồm: toàn bộ các chức năng tương tác cốt lõi vận hành ổn định không phát sinh lỗi crash; tốc độ khung hình hướng tới mức chuẩn 72 FPS trên kính Quest và tối thiểu 60 FPS trên PC; giao diện dễ hiểu và không gây cảm giác khó chịu hay mất thăng bằng khi di chuyển.</w:t>
-      </w:r>
-    </w:p>
-    <w:p>
-      <w:pPr>
-        <w:pStyle w:val="Heading2"/>
-      </w:pPr>
-      <w:r>
-        <w:t>4.2. Kiểm thử chức năng</w:t>
-      </w:r>
-    </w:p>
-    <w:p>
-      <w:pPr>
-        <w:pStyle w:val="Heading3"/>
-        <w:rPr>
           <w:bCs w:val="0"/>
           <w:color w:val="000000" w:themeColor="text1"/>
           <w14:shadow w14:blurRad="38100" w14:dist="19050" w14:dir="2700000" w14:sx="100000" w14:sy="100000" w14:kx="0" w14:ky="0" w14:algn="tl">
@@ -9532,25 +10184,7 @@
             <w14:round/>
           </w14:textOutline>
         </w:rPr>
-      </w:pPr>
-      <w:r>
-        <w:rPr>
-          <w:rPr>
-            <w:bCs w:val="0"/>
-            <w:color w:val="000000" w:themeColor="text1"/>
-            <w14:shadow w14:blurRad="38100" w14:dist="19050" w14:dir="2700000" w14:sx="100000" w14:sy="100000" w14:kx="0" w14:ky="0" w14:algn="tl">
-              <w14:schemeClr w14:val="dk1">
-                <w14:alpha w14:val="60000"/>
-              </w14:schemeClr>
-            </w14:shadow>
-            <w14:textOutline w14:w="0" w14:cap="flat" w14:cmpd="sng" w14:algn="ctr">
-              <w14:noFill/>
-              <w14:prstDash w14:val="solid"/>
-              <w14:round/>
-            </w14:textOutline>
-          </w:rPr>
-        </w:rPr>
-        <w:t>4.2.1. Kiểm thử khởi động và điều khiển</w:t>
+        <w:t>4.1.2. Môi trường và thiết bị kiểm thử</w:t>
       </w:r>
     </w:p>
     <w:p>
@@ -9559,377 +10193,11 @@
       </w:pPr>
       <w:r>
         <w:rPr>
-          <w:rPr>
-            <w:rFonts w:cs="Times New Roman"/>
-          </w:rPr>
-        </w:rPr>
-        <w:t>Cơ chế quản lý khởi động MuseumVRRigManager được kiểm tra về khả năng tự động nhận diện thiết bị qua VRInputHelper. Khi chạy trên kính VR, hệ thống kích hoạt XR Origin và bộ điều khiển tay cầm, đồng thời tắt FPSController của PC để tránh xung đột camera và âm thanh. Khi chạy trên PC không cắm kính, hệ thống duy trì điều khiển bằng chuột và bàn phím WASD. Bảng 4.1 tóm tắt kết quả kiểm thử chức năng khởi động và điều khiển.</w:t>
-      </w:r>
-    </w:p>
-    <w:p>
-      <w:pPr>
-        <w:keepNext/>
-        <w:spacing w:before="160" w:after="80"/>
-        <w:jc w:val="center"/>
-      </w:pPr>
-      <w:r>
-        <w:rPr>
-          <w:rPr>
-            <w:rFonts w:cs="Times New Roman"/>
-            <w:b/>
-            <w:bCs/>
-          </w:rPr>
-        </w:rPr>
-        <w:t>Bảng 4.1. Kết quả kiểm thử khởi động và điều khiển</w:t>
-      </w:r>
-    </w:p>
-    <w:tbl>
-      <w:tblPr>
-        <w:tblW w:type="auto" w:w="0"/>
-        <w:jc w:val="center"/>
-        <w:tblLook w:firstColumn="1" w:firstRow="1" w:lastColumn="0" w:lastRow="0" w:noHBand="0" w:noVBand="1" w:val="04A0"/>
-        <w:tblBorders>
-          <w:top w:val="single" w:sz="4" w:space="0" w:color="auto"/>
-          <w:left w:val="single" w:sz="4" w:space="0" w:color="auto"/>
-          <w:bottom w:val="single" w:sz="4" w:space="0" w:color="auto"/>
-          <w:right w:val="single" w:sz="4" w:space="0" w:color="auto"/>
-          <w:insideH w:val="single" w:sz="4" w:space="0" w:color="auto"/>
-          <w:insideV w:val="single" w:sz="4" w:space="0" w:color="auto"/>
-        </w:tblBorders>
-        <w:tblCellMar>
-          <w:top w:w="120" w:type="dxa"/>
-          <w:bottom w:w="120" w:type="dxa"/>
-          <w:left w:w="160" w:type="dxa"/>
-          <w:right w:w="160" w:type="dxa"/>
-        </w:tblCellMar>
-      </w:tblPr>
-      <w:tblGrid>
-        <w:gridCol w:w="2210"/>
-        <w:gridCol w:w="2210"/>
-        <w:gridCol w:w="2210"/>
-        <w:gridCol w:w="2210"/>
-      </w:tblGrid>
-      <w:tr>
-        <w:trPr>
-          <w:tblHeader/>
-          <w:cantSplit/>
-        </w:trPr>
-        <w:tc>
-          <w:tcPr>
-            <w:tcW w:type="dxa" w:w="1440"/>
-            <w:shd w:fill="D9D9D9"/>
-          </w:tcPr>
-          <w:p>
-            <w:pPr>
-              <w:spacing w:before="60" w:after="60" w:line="276" w:lineRule="auto"/>
-              <w:jc w:val="center"/>
-            </w:pPr>
-            <w:r>
-              <w:rPr>
-                <w:rFonts w:ascii="Times New Roman" w:hAnsi="Times New Roman"/>
-                <w:b/>
-                <w:sz w:val="24"/>
-              </w:rPr>
-              <w:t>Mã TC</w:t>
-            </w:r>
-          </w:p>
-        </w:tc>
-        <w:tc>
-          <w:tcPr>
-            <w:tcW w:type="dxa" w:w="4608"/>
-            <w:shd w:fill="D9D9D9"/>
-          </w:tcPr>
-          <w:p>
-            <w:pPr>
-              <w:spacing w:before="60" w:after="60" w:line="276" w:lineRule="auto"/>
-              <w:jc w:val="center"/>
-            </w:pPr>
-            <w:r>
-              <w:rPr>
-                <w:rFonts w:ascii="Times New Roman" w:hAnsi="Times New Roman"/>
-                <w:b/>
-                <w:sz w:val="24"/>
-              </w:rPr>
-              <w:t>Chức năng kiểm thử</w:t>
-            </w:r>
-          </w:p>
-        </w:tc>
-        <w:tc>
-          <w:tcPr>
-            <w:tcW w:type="dxa" w:w="3312"/>
-            <w:shd w:fill="D9D9D9"/>
-          </w:tcPr>
-          <w:p>
-            <w:pPr>
-              <w:spacing w:before="60" w:after="60" w:line="276" w:lineRule="auto"/>
-              <w:jc w:val="center"/>
-            </w:pPr>
-            <w:r>
-              <w:rPr>
-                <w:rFonts w:ascii="Times New Roman" w:hAnsi="Times New Roman"/>
-                <w:b/>
-                <w:sz w:val="24"/>
-              </w:rPr>
-              <w:t>Kết quả thực tế</w:t>
-            </w:r>
-          </w:p>
-        </w:tc>
-        <w:tc>
-          <w:tcPr>
-            <w:tcW w:type="dxa" w:w="1008"/>
-            <w:shd w:fill="D9D9D9"/>
-          </w:tcPr>
-          <w:p>
-            <w:pPr>
-              <w:spacing w:before="60" w:after="60" w:line="276" w:lineRule="auto"/>
-              <w:jc w:val="center"/>
-            </w:pPr>
-            <w:r>
-              <w:rPr>
-                <w:rFonts w:ascii="Times New Roman" w:hAnsi="Times New Roman"/>
-                <w:b/>
-                <w:sz w:val="24"/>
-              </w:rPr>
-              <w:t>Đánh giá</w:t>
-            </w:r>
-          </w:p>
-        </w:tc>
-      </w:tr>
-      <w:tr>
-        <w:trPr>
-          <w:cantSplit/>
-        </w:trPr>
-        <w:tc>
-          <w:tcPr>
-            <w:tcW w:type="dxa" w:w="1440"/>
-          </w:tcPr>
-          <w:p>
-            <w:pPr>
-              <w:spacing w:before="40" w:after="40" w:line="276" w:lineRule="auto"/>
-              <w:jc w:val="center"/>
-            </w:pPr>
-            <w:r>
-              <w:rPr>
-                <w:rFonts w:ascii="Times New Roman" w:hAnsi="Times New Roman"/>
-                <w:sz w:val="24"/>
-              </w:rPr>
-              <w:t>TC01</w:t>
-            </w:r>
-          </w:p>
-        </w:tc>
-        <w:tc>
-          <w:tcPr>
-            <w:tcW w:type="dxa" w:w="4608"/>
-          </w:tcPr>
-          <w:p>
-            <w:pPr>
-              <w:spacing w:before="40" w:after="40" w:line="276" w:lineRule="auto"/>
-              <w:jc w:val="left"/>
-            </w:pPr>
-            <w:r>
-              <w:rPr>
-                <w:rFonts w:ascii="Times New Roman" w:hAnsi="Times New Roman"/>
-                <w:sz w:val="24"/>
-              </w:rPr>
-              <w:t>Khởi động và nhận diện chế độ VR trên kính Meta Quest</w:t>
-            </w:r>
-          </w:p>
-        </w:tc>
-        <w:tc>
-          <w:tcPr>
-            <w:tcW w:type="dxa" w:w="3312"/>
-          </w:tcPr>
-          <w:p>
-            <w:pPr>
-              <w:spacing w:before="40" w:after="40" w:line="276" w:lineRule="auto"/>
-              <w:jc w:val="left"/>
-            </w:pPr>
-            <w:r>
-              <w:rPr>
-                <w:rFonts w:ascii="Times New Roman" w:hAnsi="Times New Roman"/>
-                <w:sz w:val="24"/>
-              </w:rPr>
-              <w:t>Kích hoạt đúng XR Origin, tắt camera PC, nhận diện tracking 6DoF của đầu và tay cầm</w:t>
-            </w:r>
-          </w:p>
-        </w:tc>
-        <w:tc>
-          <w:tcPr>
-            <w:tcW w:type="dxa" w:w="1008"/>
-          </w:tcPr>
-          <w:p>
-            <w:pPr>
-              <w:spacing w:before="40" w:after="40" w:line="276" w:lineRule="auto"/>
-              <w:jc w:val="center"/>
-            </w:pPr>
-            <w:r>
-              <w:rPr>
-                <w:rFonts w:ascii="Times New Roman" w:hAnsi="Times New Roman"/>
-                <w:b/>
-                <w:sz w:val="24"/>
-              </w:rPr>
-              <w:t>Đạt</w:t>
-            </w:r>
-          </w:p>
-        </w:tc>
-      </w:tr>
-      <w:tr>
-        <w:trPr>
-          <w:cantSplit/>
-        </w:trPr>
-        <w:tc>
-          <w:tcPr>
-            <w:tcW w:type="dxa" w:w="1440"/>
-          </w:tcPr>
-          <w:p>
-            <w:pPr>
-              <w:spacing w:before="40" w:after="40" w:line="276" w:lineRule="auto"/>
-              <w:jc w:val="center"/>
-            </w:pPr>
-            <w:r>
-              <w:rPr>
-                <w:rFonts w:ascii="Times New Roman" w:hAnsi="Times New Roman"/>
-                <w:sz w:val="24"/>
-              </w:rPr>
-              <w:t>TC02</w:t>
-            </w:r>
-          </w:p>
-        </w:tc>
-        <w:tc>
-          <w:tcPr>
-            <w:tcW w:type="dxa" w:w="4608"/>
-          </w:tcPr>
-          <w:p>
-            <w:pPr>
-              <w:spacing w:before="40" w:after="40" w:line="276" w:lineRule="auto"/>
-              <w:jc w:val="left"/>
-            </w:pPr>
-            <w:r>
-              <w:rPr>
-                <w:rFonts w:ascii="Times New Roman" w:hAnsi="Times New Roman"/>
-                <w:sz w:val="24"/>
-              </w:rPr>
-              <w:t>Khởi động chế độ màn hình phẳng trên máy tính PC</w:t>
-            </w:r>
-          </w:p>
-        </w:tc>
-        <w:tc>
-          <w:tcPr>
-            <w:tcW w:type="dxa" w:w="3312"/>
-          </w:tcPr>
-          <w:p>
-            <w:pPr>
-              <w:spacing w:before="40" w:after="40" w:line="276" w:lineRule="auto"/>
-              <w:jc w:val="left"/>
-            </w:pPr>
-            <w:r>
-              <w:rPr>
-                <w:rFonts w:ascii="Times New Roman" w:hAnsi="Times New Roman"/>
-                <w:sz w:val="24"/>
-              </w:rPr>
-              <w:t>Kích hoạt FPSController, điều khiển góc nhìn bằng chuột và di chuyển bằng phím WASD</w:t>
-            </w:r>
-          </w:p>
-        </w:tc>
-        <w:tc>
-          <w:tcPr>
-            <w:tcW w:type="dxa" w:w="1008"/>
-          </w:tcPr>
-          <w:p>
-            <w:pPr>
-              <w:spacing w:before="40" w:after="40" w:line="276" w:lineRule="auto"/>
-              <w:jc w:val="center"/>
-            </w:pPr>
-            <w:r>
-              <w:rPr>
-                <w:rFonts w:ascii="Times New Roman" w:hAnsi="Times New Roman"/>
-                <w:b/>
-                <w:sz w:val="24"/>
-              </w:rPr>
-              <w:t>Đạt</w:t>
-            </w:r>
-          </w:p>
-        </w:tc>
-      </w:tr>
-      <w:tr>
-        <w:trPr>
-          <w:cantSplit/>
-        </w:trPr>
-        <w:tc>
-          <w:tcPr>
-            <w:tcW w:type="dxa" w:w="1440"/>
-          </w:tcPr>
-          <w:p>
-            <w:pPr>
-              <w:spacing w:before="40" w:after="40" w:line="276" w:lineRule="auto"/>
-              <w:jc w:val="center"/>
-            </w:pPr>
-            <w:r>
-              <w:rPr>
-                <w:rFonts w:ascii="Times New Roman" w:hAnsi="Times New Roman"/>
-                <w:sz w:val="24"/>
-              </w:rPr>
-              <w:t>TC03</w:t>
-            </w:r>
-          </w:p>
-        </w:tc>
-        <w:tc>
-          <w:tcPr>
-            <w:tcW w:type="dxa" w:w="4608"/>
-          </w:tcPr>
-          <w:p>
-            <w:pPr>
-              <w:spacing w:before="40" w:after="40" w:line="276" w:lineRule="auto"/>
-              <w:jc w:val="left"/>
-            </w:pPr>
-            <w:r>
-              <w:rPr>
-                <w:rFonts w:ascii="Times New Roman" w:hAnsi="Times New Roman"/>
-                <w:sz w:val="24"/>
-              </w:rPr>
-              <w:t>Nhận tín hiệu các nút bấm tay cầm (Trigger, Grip, A/B/X/Y)</w:t>
-            </w:r>
-          </w:p>
-        </w:tc>
-        <w:tc>
-          <w:tcPr>
-            <w:tcW w:type="dxa" w:w="3312"/>
-          </w:tcPr>
-          <w:p>
-            <w:pPr>
-              <w:spacing w:before="40" w:after="40" w:line="276" w:lineRule="auto"/>
-              <w:jc w:val="left"/>
-            </w:pPr>
-            <w:r>
-              <w:rPr>
-                <w:rFonts w:ascii="Times New Roman" w:hAnsi="Times New Roman"/>
-                <w:sz w:val="24"/>
-              </w:rPr>
-              <w:t>Đọc đúng trạng thái nhấn nút qua New Input System và OpenXR</w:t>
-            </w:r>
-          </w:p>
-        </w:tc>
-        <w:tc>
-          <w:tcPr>
-            <w:tcW w:type="dxa" w:w="1008"/>
-          </w:tcPr>
-          <w:p>
-            <w:pPr>
-              <w:spacing w:before="40" w:after="40" w:line="276" w:lineRule="auto"/>
-              <w:jc w:val="center"/>
-            </w:pPr>
-            <w:r>
-              <w:rPr>
-                <w:rFonts w:ascii="Times New Roman" w:hAnsi="Times New Roman"/>
-                <w:b/>
-                <w:sz w:val="24"/>
-              </w:rPr>
-              <w:t>Đạt</w:t>
-            </w:r>
-          </w:p>
-        </w:tc>
-      </w:tr>
-    </w:tbl>
+          <w:rFonts w:cs="Times New Roman"/>
+        </w:rPr>
+        <w:t>Quá trình kiểm thử được tiến hành trên hai môi trường mục tiêu của dự án: (1) Kính thực tại ảo độc lập Meta Quest chạy hệ điều hành Android (thử nghiệm qua gói cài đặt APK standalone và liên kết Oculus Link); (2) Máy tính cá nhân chạy Windows với cấu hình phát triển (CPU Intel, GPU hỗ trợ DirectX 11/12, cài đặt Unity 6 phiên bản 6000.5.9f1 và URP 17.5.0). Các công cụ hỗ trợ theo dõi gồm Unity Profiler và OVR Metrics Tool. [Ghi chú: Nhóm bổ sung thông số phần cứng chi tiết của máy tính và dòng kính thực tế dùng trong đợt kiểm thử tại đây].</w:t>
+      </w:r>
+    </w:p>
     <w:p>
       <w:pPr>
         <w:pStyle w:val="Heading3"/>
@@ -9950,483 +10218,6 @@
       </w:pPr>
       <w:r>
         <w:rPr>
-          <w:rPr>
-            <w:bCs w:val="0"/>
-            <w:color w:val="000000" w:themeColor="text1"/>
-            <w14:shadow w14:blurRad="38100" w14:dist="19050" w14:dir="2700000" w14:sx="100000" w14:sy="100000" w14:kx="0" w14:ky="0" w14:algn="tl">
-              <w14:schemeClr w14:val="dk1">
-                <w14:alpha w14:val="60000"/>
-              </w14:schemeClr>
-            </w14:shadow>
-            <w14:textOutline w14:w="0" w14:cap="flat" w14:cmpd="sng" w14:algn="ctr">
-              <w14:noFill/>
-              <w14:prstDash w14:val="solid"/>
-              <w14:round/>
-            </w14:textOutline>
-          </w:rPr>
-        </w:rPr>
-        <w:t>4.2.2. Kiểm thử di chuyển và tương tác VR</w:t>
-      </w:r>
-    </w:p>
-    <w:p>
-      <w:pPr>
-        <w:ind w:firstLine="720"/>
-      </w:pPr>
-      <w:r>
-        <w:rPr>
-          <w:rPr>
-            <w:rFonts w:cs="Times New Roman"/>
-          </w:rPr>
-        </w:rPr>
-        <w:t>Kiểm thử di chuyển xác nhận người chơi có thể bước đi liên tục bằng cần gạt trái theo hướng nhìn của đầu với tốc độ 2.5 m/s, không bị xuyên qua tường hay bệ hiện vật nhờ hệ thống va chạm vật lý. Tính năng xoay nhân tạo bằng cần gạt phải được vô hiệu hóa để người dùng quay đầu tự nhiên trong không gian thực. Cửa kính trượt AutomaticSlidingDoor tự động mở khi người chơi đến gần trong cự ly 2.8m và tự đóng lại sau khi đi qua, có cơ chế an toàn giữ cửa mở khi có vật cản ở giữa. Nhân vật NPC (NpcThamQuan) di chuyển tuần tự giữa các bệ hiện vật trên NavMesh và dừng quan sát đúng thiết kế.</w:t>
-      </w:r>
-    </w:p>
-    <w:p>
-      <w:pPr>
-        <w:keepNext/>
-        <w:spacing w:before="160" w:after="80"/>
-        <w:jc w:val="center"/>
-      </w:pPr>
-      <w:r>
-        <w:rPr>
-          <w:rPr>
-            <w:rFonts w:cs="Times New Roman"/>
-            <w:b/>
-            <w:bCs/>
-          </w:rPr>
-        </w:rPr>
-        <w:t>Bảng 4.2. Kết quả kiểm thử di chuyển và tương tác môi trường</w:t>
-      </w:r>
-    </w:p>
-    <w:tbl>
-      <w:tblPr>
-        <w:tblW w:type="auto" w:w="0"/>
-        <w:jc w:val="center"/>
-        <w:tblLook w:firstColumn="1" w:firstRow="1" w:lastColumn="0" w:lastRow="0" w:noHBand="0" w:noVBand="1" w:val="04A0"/>
-        <w:tblBorders>
-          <w:top w:val="single" w:sz="4" w:space="0" w:color="auto"/>
-          <w:left w:val="single" w:sz="4" w:space="0" w:color="auto"/>
-          <w:bottom w:val="single" w:sz="4" w:space="0" w:color="auto"/>
-          <w:right w:val="single" w:sz="4" w:space="0" w:color="auto"/>
-          <w:insideH w:val="single" w:sz="4" w:space="0" w:color="auto"/>
-          <w:insideV w:val="single" w:sz="4" w:space="0" w:color="auto"/>
-        </w:tblBorders>
-        <w:tblCellMar>
-          <w:top w:w="120" w:type="dxa"/>
-          <w:bottom w:w="120" w:type="dxa"/>
-          <w:left w:w="160" w:type="dxa"/>
-          <w:right w:w="160" w:type="dxa"/>
-        </w:tblCellMar>
-      </w:tblPr>
-      <w:tblGrid>
-        <w:gridCol w:w="2210"/>
-        <w:gridCol w:w="2210"/>
-        <w:gridCol w:w="2210"/>
-        <w:gridCol w:w="2210"/>
-      </w:tblGrid>
-      <w:tr>
-        <w:trPr>
-          <w:tblHeader/>
-          <w:cantSplit/>
-        </w:trPr>
-        <w:tc>
-          <w:tcPr>
-            <w:tcW w:type="dxa" w:w="1440"/>
-            <w:shd w:fill="D9D9D9"/>
-          </w:tcPr>
-          <w:p>
-            <w:pPr>
-              <w:spacing w:before="60" w:after="60" w:line="276" w:lineRule="auto"/>
-              <w:jc w:val="center"/>
-            </w:pPr>
-            <w:r>
-              <w:rPr>
-                <w:rFonts w:ascii="Times New Roman" w:hAnsi="Times New Roman"/>
-                <w:b/>
-                <w:sz w:val="24"/>
-              </w:rPr>
-              <w:t>Mã TC</w:t>
-            </w:r>
-          </w:p>
-        </w:tc>
-        <w:tc>
-          <w:tcPr>
-            <w:tcW w:type="dxa" w:w="4608"/>
-            <w:shd w:fill="D9D9D9"/>
-          </w:tcPr>
-          <w:p>
-            <w:pPr>
-              <w:spacing w:before="60" w:after="60" w:line="276" w:lineRule="auto"/>
-              <w:jc w:val="center"/>
-            </w:pPr>
-            <w:r>
-              <w:rPr>
-                <w:rFonts w:ascii="Times New Roman" w:hAnsi="Times New Roman"/>
-                <w:b/>
-                <w:sz w:val="24"/>
-              </w:rPr>
-              <w:t>Chức năng kiểm thử</w:t>
-            </w:r>
-          </w:p>
-        </w:tc>
-        <w:tc>
-          <w:tcPr>
-            <w:tcW w:type="dxa" w:w="3312"/>
-            <w:shd w:fill="D9D9D9"/>
-          </w:tcPr>
-          <w:p>
-            <w:pPr>
-              <w:spacing w:before="60" w:after="60" w:line="276" w:lineRule="auto"/>
-              <w:jc w:val="center"/>
-            </w:pPr>
-            <w:r>
-              <w:rPr>
-                <w:rFonts w:ascii="Times New Roman" w:hAnsi="Times New Roman"/>
-                <w:b/>
-                <w:sz w:val="24"/>
-              </w:rPr>
-              <w:t>Kết quả thực tế</w:t>
-            </w:r>
-          </w:p>
-        </w:tc>
-        <w:tc>
-          <w:tcPr>
-            <w:tcW w:type="dxa" w:w="1008"/>
-            <w:shd w:fill="D9D9D9"/>
-          </w:tcPr>
-          <w:p>
-            <w:pPr>
-              <w:spacing w:before="60" w:after="60" w:line="276" w:lineRule="auto"/>
-              <w:jc w:val="center"/>
-            </w:pPr>
-            <w:r>
-              <w:rPr>
-                <w:rFonts w:ascii="Times New Roman" w:hAnsi="Times New Roman"/>
-                <w:b/>
-                <w:sz w:val="24"/>
-              </w:rPr>
-              <w:t>Đánh giá</w:t>
-            </w:r>
-          </w:p>
-        </w:tc>
-      </w:tr>
-      <w:tr>
-        <w:trPr>
-          <w:cantSplit/>
-        </w:trPr>
-        <w:tc>
-          <w:tcPr>
-            <w:tcW w:type="dxa" w:w="1440"/>
-          </w:tcPr>
-          <w:p>
-            <w:pPr>
-              <w:spacing w:before="40" w:after="40" w:line="276" w:lineRule="auto"/>
-              <w:jc w:val="center"/>
-            </w:pPr>
-            <w:r>
-              <w:rPr>
-                <w:rFonts w:ascii="Times New Roman" w:hAnsi="Times New Roman"/>
-                <w:sz w:val="24"/>
-              </w:rPr>
-              <w:t>TC04</w:t>
-            </w:r>
-          </w:p>
-        </w:tc>
-        <w:tc>
-          <w:tcPr>
-            <w:tcW w:type="dxa" w:w="4608"/>
-          </w:tcPr>
-          <w:p>
-            <w:pPr>
-              <w:spacing w:before="40" w:after="40" w:line="276" w:lineRule="auto"/>
-              <w:jc w:val="left"/>
-            </w:pPr>
-            <w:r>
-              <w:rPr>
-                <w:rFonts w:ascii="Times New Roman" w:hAnsi="Times New Roman"/>
-                <w:sz w:val="24"/>
-              </w:rPr>
-              <w:t>Di chuyển bằng cần joystick trái theo hướng nhìn</w:t>
-            </w:r>
-          </w:p>
-        </w:tc>
-        <w:tc>
-          <w:tcPr>
-            <w:tcW w:type="dxa" w:w="3312"/>
-          </w:tcPr>
-          <w:p>
-            <w:pPr>
-              <w:spacing w:before="40" w:after="40" w:line="276" w:lineRule="auto"/>
-              <w:jc w:val="left"/>
-            </w:pPr>
-            <w:r>
-              <w:rPr>
-                <w:rFonts w:ascii="Times New Roman" w:hAnsi="Times New Roman"/>
-                <w:sz w:val="24"/>
-              </w:rPr>
-              <w:t>Di chuyển bám sàn ở tốc độ 2.5 m/s, hướng đi trùng với hướng quay đầu HMD</w:t>
-            </w:r>
-          </w:p>
-        </w:tc>
-        <w:tc>
-          <w:tcPr>
-            <w:tcW w:type="dxa" w:w="1008"/>
-          </w:tcPr>
-          <w:p>
-            <w:pPr>
-              <w:spacing w:before="40" w:after="40" w:line="276" w:lineRule="auto"/>
-              <w:jc w:val="center"/>
-            </w:pPr>
-            <w:r>
-              <w:rPr>
-                <w:rFonts w:ascii="Times New Roman" w:hAnsi="Times New Roman"/>
-                <w:b/>
-                <w:sz w:val="24"/>
-              </w:rPr>
-              <w:t>Đạt</w:t>
-            </w:r>
-          </w:p>
-        </w:tc>
-      </w:tr>
-      <w:tr>
-        <w:trPr>
-          <w:cantSplit/>
-        </w:trPr>
-        <w:tc>
-          <w:tcPr>
-            <w:tcW w:type="dxa" w:w="1440"/>
-          </w:tcPr>
-          <w:p>
-            <w:pPr>
-              <w:spacing w:before="40" w:after="40" w:line="276" w:lineRule="auto"/>
-              <w:jc w:val="center"/>
-            </w:pPr>
-            <w:r>
-              <w:rPr>
-                <w:rFonts w:ascii="Times New Roman" w:hAnsi="Times New Roman"/>
-                <w:sz w:val="24"/>
-              </w:rPr>
-              <w:t>TC05</w:t>
-            </w:r>
-          </w:p>
-        </w:tc>
-        <w:tc>
-          <w:tcPr>
-            <w:tcW w:type="dxa" w:w="4608"/>
-          </w:tcPr>
-          <w:p>
-            <w:pPr>
-              <w:spacing w:before="40" w:after="40" w:line="276" w:lineRule="auto"/>
-              <w:jc w:val="left"/>
-            </w:pPr>
-            <w:r>
-              <w:rPr>
-                <w:rFonts w:ascii="Times New Roman" w:hAnsi="Times New Roman"/>
-                <w:sz w:val="24"/>
-              </w:rPr>
-              <w:t>Va chạm vật lý với tường và vật thể kiến trúc</w:t>
-            </w:r>
-          </w:p>
-        </w:tc>
-        <w:tc>
-          <w:tcPr>
-            <w:tcW w:type="dxa" w:w="3312"/>
-          </w:tcPr>
-          <w:p>
-            <w:pPr>
-              <w:spacing w:before="40" w:after="40" w:line="276" w:lineRule="auto"/>
-              <w:jc w:val="left"/>
-            </w:pPr>
-            <w:r>
-              <w:rPr>
-                <w:rFonts w:ascii="Times New Roman" w:hAnsi="Times New Roman"/>
-                <w:sz w:val="24"/>
-              </w:rPr>
-              <w:t>Người chơi bị cản lại chính xác khi chạm tường, cột, bệ, không lọt khỏi map</w:t>
-            </w:r>
-          </w:p>
-        </w:tc>
-        <w:tc>
-          <w:tcPr>
-            <w:tcW w:type="dxa" w:w="1008"/>
-          </w:tcPr>
-          <w:p>
-            <w:pPr>
-              <w:spacing w:before="40" w:after="40" w:line="276" w:lineRule="auto"/>
-              <w:jc w:val="center"/>
-            </w:pPr>
-            <w:r>
-              <w:rPr>
-                <w:rFonts w:ascii="Times New Roman" w:hAnsi="Times New Roman"/>
-                <w:b/>
-                <w:sz w:val="24"/>
-              </w:rPr>
-              <w:t>Đạt</w:t>
-            </w:r>
-          </w:p>
-        </w:tc>
-      </w:tr>
-      <w:tr>
-        <w:trPr>
-          <w:cantSplit/>
-        </w:trPr>
-        <w:tc>
-          <w:tcPr>
-            <w:tcW w:type="dxa" w:w="1440"/>
-          </w:tcPr>
-          <w:p>
-            <w:pPr>
-              <w:spacing w:before="40" w:after="40" w:line="276" w:lineRule="auto"/>
-              <w:jc w:val="center"/>
-            </w:pPr>
-            <w:r>
-              <w:rPr>
-                <w:rFonts w:ascii="Times New Roman" w:hAnsi="Times New Roman"/>
-                <w:sz w:val="24"/>
-              </w:rPr>
-              <w:t>TC06</w:t>
-            </w:r>
-          </w:p>
-        </w:tc>
-        <w:tc>
-          <w:tcPr>
-            <w:tcW w:type="dxa" w:w="4608"/>
-          </w:tcPr>
-          <w:p>
-            <w:pPr>
-              <w:spacing w:before="40" w:after="40" w:line="276" w:lineRule="auto"/>
-              <w:jc w:val="left"/>
-            </w:pPr>
-            <w:r>
-              <w:rPr>
-                <w:rFonts w:ascii="Times New Roman" w:hAnsi="Times New Roman"/>
-                <w:sz w:val="24"/>
-              </w:rPr>
-              <w:t>Cửa kính tự động trượt mở và cơ chế chống kẹp</w:t>
-            </w:r>
-          </w:p>
-        </w:tc>
-        <w:tc>
-          <w:tcPr>
-            <w:tcW w:type="dxa" w:w="3312"/>
-          </w:tcPr>
-          <w:p>
-            <w:pPr>
-              <w:spacing w:before="40" w:after="40" w:line="276" w:lineRule="auto"/>
-              <w:jc w:val="left"/>
-            </w:pPr>
-            <w:r>
-              <w:rPr>
-                <w:rFonts w:ascii="Times New Roman" w:hAnsi="Times New Roman"/>
-                <w:sz w:val="24"/>
-              </w:rPr>
-              <w:t>Cửa trượt êm khi người đến gần trong 2.8m, không đóng khi người đứng giữa</w:t>
-            </w:r>
-          </w:p>
-        </w:tc>
-        <w:tc>
-          <w:tcPr>
-            <w:tcW w:type="dxa" w:w="1008"/>
-          </w:tcPr>
-          <w:p>
-            <w:pPr>
-              <w:spacing w:before="40" w:after="40" w:line="276" w:lineRule="auto"/>
-              <w:jc w:val="center"/>
-            </w:pPr>
-            <w:r>
-              <w:rPr>
-                <w:rFonts w:ascii="Times New Roman" w:hAnsi="Times New Roman"/>
-                <w:b/>
-                <w:sz w:val="24"/>
-              </w:rPr>
-              <w:t>Đạt</w:t>
-            </w:r>
-          </w:p>
-        </w:tc>
-      </w:tr>
-      <w:tr>
-        <w:trPr>
-          <w:cantSplit/>
-        </w:trPr>
-        <w:tc>
-          <w:tcPr>
-            <w:tcW w:type="dxa" w:w="1440"/>
-          </w:tcPr>
-          <w:p>
-            <w:pPr>
-              <w:spacing w:before="40" w:after="40" w:line="276" w:lineRule="auto"/>
-              <w:jc w:val="center"/>
-            </w:pPr>
-            <w:r>
-              <w:rPr>
-                <w:rFonts w:ascii="Times New Roman" w:hAnsi="Times New Roman"/>
-                <w:sz w:val="24"/>
-              </w:rPr>
-              <w:t>TC07</w:t>
-            </w:r>
-          </w:p>
-        </w:tc>
-        <w:tc>
-          <w:tcPr>
-            <w:tcW w:type="dxa" w:w="4608"/>
-          </w:tcPr>
-          <w:p>
-            <w:pPr>
-              <w:spacing w:before="40" w:after="40" w:line="276" w:lineRule="auto"/>
-              <w:jc w:val="left"/>
-            </w:pPr>
-            <w:r>
-              <w:rPr>
-                <w:rFonts w:ascii="Times New Roman" w:hAnsi="Times New Roman"/>
-                <w:sz w:val="24"/>
-              </w:rPr>
-              <w:t>NPC tham quan di chuyển theo NavMesh</w:t>
-            </w:r>
-          </w:p>
-        </w:tc>
-        <w:tc>
-          <w:tcPr>
-            <w:tcW w:type="dxa" w:w="3312"/>
-          </w:tcPr>
-          <w:p>
-            <w:pPr>
-              <w:spacing w:before="40" w:after="40" w:line="276" w:lineRule="auto"/>
-              <w:jc w:val="left"/>
-            </w:pPr>
-            <w:r>
-              <w:rPr>
-                <w:rFonts w:ascii="Times New Roman" w:hAnsi="Times New Roman"/>
-                <w:sz w:val="24"/>
-              </w:rPr>
-              <w:t>NPC tự động đi qua các điểm trưng bày, dừng ngắm từ 4 đến 8 giây rồi đi tiếp</w:t>
-            </w:r>
-          </w:p>
-        </w:tc>
-        <w:tc>
-          <w:tcPr>
-            <w:tcW w:type="dxa" w:w="1008"/>
-          </w:tcPr>
-          <w:p>
-            <w:pPr>
-              <w:spacing w:before="40" w:after="40" w:line="276" w:lineRule="auto"/>
-              <w:jc w:val="center"/>
-            </w:pPr>
-            <w:r>
-              <w:rPr>
-                <w:rFonts w:ascii="Times New Roman" w:hAnsi="Times New Roman"/>
-                <w:b/>
-                <w:sz w:val="24"/>
-              </w:rPr>
-              <w:t>Đạt</w:t>
-            </w:r>
-          </w:p>
-        </w:tc>
-      </w:tr>
-    </w:tbl>
-    <w:p>
-      <w:pPr>
-        <w:pStyle w:val="Heading3"/>
-        <w:rPr>
           <w:bCs w:val="0"/>
           <w:color w:val="000000" w:themeColor="text1"/>
           <w14:shadow w14:blurRad="38100" w14:dist="19050" w14:dir="2700000" w14:sx="100000" w14:sy="100000" w14:kx="0" w14:ky="0" w14:algn="tl">
@@ -10440,25 +10231,7 @@
             <w14:round/>
           </w14:textOutline>
         </w:rPr>
-      </w:pPr>
-      <w:r>
-        <w:rPr>
-          <w:rPr>
-            <w:bCs w:val="0"/>
-            <w:color w:val="000000" w:themeColor="text1"/>
-            <w14:shadow w14:blurRad="38100" w14:dist="19050" w14:dir="2700000" w14:sx="100000" w14:sy="100000" w14:kx="0" w14:ky="0" w14:algn="tl">
-              <w14:schemeClr w14:val="dk1">
-                <w14:alpha w14:val="60000"/>
-              </w14:schemeClr>
-            </w14:shadow>
-            <w14:textOutline w14:w="0" w14:cap="flat" w14:cmpd="sng" w14:algn="ctr">
-              <w14:noFill/>
-              <w14:prstDash w14:val="solid"/>
-              <w14:round/>
-            </w14:textOutline>
-          </w:rPr>
-        </w:rPr>
-        <w:t>4.2.3. Kiểm thử Spatial UI và các chức năng chính</w:t>
+        <w:t>4.1.3. Phương pháp và tiêu chí kiểm thử</w:t>
       </w:r>
     </w:p>
     <w:p>
@@ -10467,455 +10240,19 @@
       </w:pPr>
       <w:r>
         <w:rPr>
-          <w:rPr>
-            <w:rFonts w:cs="Times New Roman"/>
-          </w:rPr>
-        </w:rPr>
-        <w:t>Giao diện không gian tại mỗi bệ trưng bày hiện vật (CubeExhibitionTrigger) hiển thị biểu tượng ngón tay chỉ dẫn nhấp nhô và luôn xoay hướng về phía người chơi. Khi dùng tia laser tay cầm bóp cò (hoặc nhấn phím Shift/E trên PC), bảng pop-up thuyết minh (MuseumPopupManager) mở ra giữa tầm nhìn trong thời gian 0.22 giây. Kiểm thử xác nhận toàn bộ 12 bệ trưng bày hiển thị chính xác hình ảnh và tiêu đề của 12 dân tộc Tây Nguyên (Ê Đê, Mạ, Xtiêng, Ba Na, Chư-Ru, M'Nông, Gia Rai, Brâu, Cơ Ho, Xơ Đăng, Giẻ Triêng, Rơ Măm). Pop-up tự đóng khi người chơi bấm nút đóng hoặc lùi ra xa bệ hơn 4.2m.</w:t>
-      </w:r>
-    </w:p>
-    <w:p>
-      <w:pPr>
-        <w:keepNext/>
-        <w:spacing w:before="160" w:after="80"/>
-        <w:jc w:val="center"/>
-      </w:pPr>
-      <w:r>
-        <w:rPr>
-          <w:rPr>
-            <w:rFonts w:cs="Times New Roman"/>
-            <w:b/>
-            <w:bCs/>
-          </w:rPr>
-        </w:rPr>
-        <w:t>Bảng 4.3. Kết quả kiểm thử Spatial UI và bảng thông tin hiện vật</w:t>
-      </w:r>
-    </w:p>
-    <w:tbl>
-      <w:tblPr>
-        <w:tblW w:type="auto" w:w="0"/>
-        <w:jc w:val="center"/>
-        <w:tblLook w:firstColumn="1" w:firstRow="1" w:lastColumn="0" w:lastRow="0" w:noHBand="0" w:noVBand="1" w:val="04A0"/>
-        <w:tblBorders>
-          <w:top w:val="single" w:sz="4" w:space="0" w:color="auto"/>
-          <w:left w:val="single" w:sz="4" w:space="0" w:color="auto"/>
-          <w:bottom w:val="single" w:sz="4" w:space="0" w:color="auto"/>
-          <w:right w:val="single" w:sz="4" w:space="0" w:color="auto"/>
-          <w:insideH w:val="single" w:sz="4" w:space="0" w:color="auto"/>
-          <w:insideV w:val="single" w:sz="4" w:space="0" w:color="auto"/>
-        </w:tblBorders>
-        <w:tblCellMar>
-          <w:top w:w="120" w:type="dxa"/>
-          <w:bottom w:w="120" w:type="dxa"/>
-          <w:left w:w="160" w:type="dxa"/>
-          <w:right w:w="160" w:type="dxa"/>
-        </w:tblCellMar>
-      </w:tblPr>
-      <w:tblGrid>
-        <w:gridCol w:w="2210"/>
-        <w:gridCol w:w="2210"/>
-        <w:gridCol w:w="2210"/>
-        <w:gridCol w:w="2210"/>
-      </w:tblGrid>
-      <w:tr>
-        <w:trPr>
-          <w:tblHeader/>
-          <w:cantSplit/>
-        </w:trPr>
-        <w:tc>
-          <w:tcPr>
-            <w:tcW w:type="dxa" w:w="1440"/>
-            <w:shd w:fill="D9D9D9"/>
-          </w:tcPr>
-          <w:p>
-            <w:pPr>
-              <w:spacing w:before="60" w:after="60" w:line="276" w:lineRule="auto"/>
-              <w:jc w:val="center"/>
-            </w:pPr>
-            <w:r>
-              <w:rPr>
-                <w:rFonts w:ascii="Times New Roman" w:hAnsi="Times New Roman"/>
-                <w:b/>
-                <w:sz w:val="24"/>
-              </w:rPr>
-              <w:t>Mã TC</w:t>
-            </w:r>
-          </w:p>
-        </w:tc>
-        <w:tc>
-          <w:tcPr>
-            <w:tcW w:type="dxa" w:w="4608"/>
-            <w:shd w:fill="D9D9D9"/>
-          </w:tcPr>
-          <w:p>
-            <w:pPr>
-              <w:spacing w:before="60" w:after="60" w:line="276" w:lineRule="auto"/>
-              <w:jc w:val="center"/>
-            </w:pPr>
-            <w:r>
-              <w:rPr>
-                <w:rFonts w:ascii="Times New Roman" w:hAnsi="Times New Roman"/>
-                <w:b/>
-                <w:sz w:val="24"/>
-              </w:rPr>
-              <w:t>Chức năng kiểm thử</w:t>
-            </w:r>
-          </w:p>
-        </w:tc>
-        <w:tc>
-          <w:tcPr>
-            <w:tcW w:type="dxa" w:w="3312"/>
-            <w:shd w:fill="D9D9D9"/>
-          </w:tcPr>
-          <w:p>
-            <w:pPr>
-              <w:spacing w:before="60" w:after="60" w:line="276" w:lineRule="auto"/>
-              <w:jc w:val="center"/>
-            </w:pPr>
-            <w:r>
-              <w:rPr>
-                <w:rFonts w:ascii="Times New Roman" w:hAnsi="Times New Roman"/>
-                <w:b/>
-                <w:sz w:val="24"/>
-              </w:rPr>
-              <w:t>Kết quả thực tế</w:t>
-            </w:r>
-          </w:p>
-        </w:tc>
-        <w:tc>
-          <w:tcPr>
-            <w:tcW w:type="dxa" w:w="1008"/>
-            <w:shd w:fill="D9D9D9"/>
-          </w:tcPr>
-          <w:p>
-            <w:pPr>
-              <w:spacing w:before="60" w:after="60" w:line="276" w:lineRule="auto"/>
-              <w:jc w:val="center"/>
-            </w:pPr>
-            <w:r>
-              <w:rPr>
-                <w:rFonts w:ascii="Times New Roman" w:hAnsi="Times New Roman"/>
-                <w:b/>
-                <w:sz w:val="24"/>
-              </w:rPr>
-              <w:t>Đánh giá</w:t>
-            </w:r>
-          </w:p>
-        </w:tc>
-      </w:tr>
-      <w:tr>
-        <w:trPr>
-          <w:cantSplit/>
-        </w:trPr>
-        <w:tc>
-          <w:tcPr>
-            <w:tcW w:type="dxa" w:w="1440"/>
-          </w:tcPr>
-          <w:p>
-            <w:pPr>
-              <w:spacing w:before="40" w:after="40" w:line="276" w:lineRule="auto"/>
-              <w:jc w:val="center"/>
-            </w:pPr>
-            <w:r>
-              <w:rPr>
-                <w:rFonts w:ascii="Times New Roman" w:hAnsi="Times New Roman"/>
-                <w:sz w:val="24"/>
-              </w:rPr>
-              <w:t>TC08</w:t>
-            </w:r>
-          </w:p>
-        </w:tc>
-        <w:tc>
-          <w:tcPr>
-            <w:tcW w:type="dxa" w:w="4608"/>
-          </w:tcPr>
-          <w:p>
-            <w:pPr>
-              <w:spacing w:before="40" w:after="40" w:line="276" w:lineRule="auto"/>
-              <w:jc w:val="left"/>
-            </w:pPr>
-            <w:r>
-              <w:rPr>
-                <w:rFonts w:ascii="Times New Roman" w:hAnsi="Times New Roman"/>
-                <w:sz w:val="24"/>
-              </w:rPr>
-              <w:t>Biểu tượng ngón tay chỉ dẫn tương tác trên bệ Cube</w:t>
-            </w:r>
-          </w:p>
-        </w:tc>
-        <w:tc>
-          <w:tcPr>
-            <w:tcW w:type="dxa" w:w="3312"/>
-          </w:tcPr>
-          <w:p>
-            <w:pPr>
-              <w:spacing w:before="40" w:after="40" w:line="276" w:lineRule="auto"/>
-              <w:jc w:val="left"/>
-            </w:pPr>
-            <w:r>
-              <w:rPr>
-                <w:rFonts w:ascii="Times New Roman" w:hAnsi="Times New Roman"/>
-                <w:sz w:val="24"/>
-              </w:rPr>
-              <w:t>Icon ngón tay xuất hiện trong cự ly 2.8m, nhấp nhô và luôn hướng về camera</w:t>
-            </w:r>
-          </w:p>
-        </w:tc>
-        <w:tc>
-          <w:tcPr>
-            <w:tcW w:type="dxa" w:w="1008"/>
-          </w:tcPr>
-          <w:p>
-            <w:pPr>
-              <w:spacing w:before="40" w:after="40" w:line="276" w:lineRule="auto"/>
-              <w:jc w:val="center"/>
-            </w:pPr>
-            <w:r>
-              <w:rPr>
-                <w:rFonts w:ascii="Times New Roman" w:hAnsi="Times New Roman"/>
-                <w:b/>
-                <w:sz w:val="24"/>
-              </w:rPr>
-              <w:t>Đạt</w:t>
-            </w:r>
-          </w:p>
-        </w:tc>
-      </w:tr>
-      <w:tr>
-        <w:trPr>
-          <w:cantSplit/>
-        </w:trPr>
-        <w:tc>
-          <w:tcPr>
-            <w:tcW w:type="dxa" w:w="1440"/>
-          </w:tcPr>
-          <w:p>
-            <w:pPr>
-              <w:spacing w:before="40" w:after="40" w:line="276" w:lineRule="auto"/>
-              <w:jc w:val="center"/>
-            </w:pPr>
-            <w:r>
-              <w:rPr>
-                <w:rFonts w:ascii="Times New Roman" w:hAnsi="Times New Roman"/>
-                <w:sz w:val="24"/>
-              </w:rPr>
-              <w:t>TC09</w:t>
-            </w:r>
-          </w:p>
-        </w:tc>
-        <w:tc>
-          <w:tcPr>
-            <w:tcW w:type="dxa" w:w="4608"/>
-          </w:tcPr>
-          <w:p>
-            <w:pPr>
-              <w:spacing w:before="40" w:after="40" w:line="276" w:lineRule="auto"/>
-              <w:jc w:val="left"/>
-            </w:pPr>
-            <w:r>
-              <w:rPr>
-                <w:rFonts w:ascii="Times New Roman" w:hAnsi="Times New Roman"/>
-                <w:sz w:val="24"/>
-              </w:rPr>
-              <w:t>Trỏ tia laser mở bảng ảnh thuyết minh pop-up</w:t>
-            </w:r>
-          </w:p>
-        </w:tc>
-        <w:tc>
-          <w:tcPr>
-            <w:tcW w:type="dxa" w:w="3312"/>
-          </w:tcPr>
-          <w:p>
-            <w:pPr>
-              <w:spacing w:before="40" w:after="40" w:line="276" w:lineRule="auto"/>
-              <w:jc w:val="left"/>
-            </w:pPr>
-            <w:r>
-              <w:rPr>
-                <w:rFonts w:ascii="Times New Roman" w:hAnsi="Times New Roman"/>
-                <w:sz w:val="24"/>
-              </w:rPr>
-              <w:t>Bóp cò tia laser mở pop-up giữa tầm nhìn mượt mà, nội dung ảnh sắc nét</w:t>
-            </w:r>
-          </w:p>
-        </w:tc>
-        <w:tc>
-          <w:tcPr>
-            <w:tcW w:type="dxa" w:w="1008"/>
-          </w:tcPr>
-          <w:p>
-            <w:pPr>
-              <w:spacing w:before="40" w:after="40" w:line="276" w:lineRule="auto"/>
-              <w:jc w:val="center"/>
-            </w:pPr>
-            <w:r>
-              <w:rPr>
-                <w:rFonts w:ascii="Times New Roman" w:hAnsi="Times New Roman"/>
-                <w:b/>
-                <w:sz w:val="24"/>
-              </w:rPr>
-              <w:t>Đạt</w:t>
-            </w:r>
-          </w:p>
-        </w:tc>
-      </w:tr>
-      <w:tr>
-        <w:trPr>
-          <w:cantSplit/>
-        </w:trPr>
-        <w:tc>
-          <w:tcPr>
-            <w:tcW w:type="dxa" w:w="1440"/>
-          </w:tcPr>
-          <w:p>
-            <w:pPr>
-              <w:spacing w:before="40" w:after="40" w:line="276" w:lineRule="auto"/>
-              <w:jc w:val="center"/>
-            </w:pPr>
-            <w:r>
-              <w:rPr>
-                <w:rFonts w:ascii="Times New Roman" w:hAnsi="Times New Roman"/>
-                <w:sz w:val="24"/>
-              </w:rPr>
-              <w:t>TC10</w:t>
-            </w:r>
-          </w:p>
-        </w:tc>
-        <w:tc>
-          <w:tcPr>
-            <w:tcW w:type="dxa" w:w="4608"/>
-          </w:tcPr>
-          <w:p>
-            <w:pPr>
-              <w:spacing w:before="40" w:after="40" w:line="276" w:lineRule="auto"/>
-              <w:jc w:val="left"/>
-            </w:pPr>
-            <w:r>
-              <w:rPr>
-                <w:rFonts w:ascii="Times New Roman" w:hAnsi="Times New Roman"/>
-                <w:sz w:val="24"/>
-              </w:rPr>
-              <w:t>Tính đầy đủ và chính xác thông tin 12 dân tộc</w:t>
-            </w:r>
-          </w:p>
-        </w:tc>
-        <w:tc>
-          <w:tcPr>
-            <w:tcW w:type="dxa" w:w="3312"/>
-          </w:tcPr>
-          <w:p>
-            <w:pPr>
-              <w:spacing w:before="40" w:after="40" w:line="276" w:lineRule="auto"/>
-              <w:jc w:val="left"/>
-            </w:pPr>
-            <w:r>
-              <w:rPr>
-                <w:rFonts w:ascii="Times New Roman" w:hAnsi="Times New Roman"/>
-                <w:sz w:val="24"/>
-              </w:rPr>
-              <w:t>Hiển thị đúng ảnh chi tiết và tiêu đề của toàn bộ 12 dân tộc Tây Nguyên</w:t>
-            </w:r>
-          </w:p>
-        </w:tc>
-        <w:tc>
-          <w:tcPr>
-            <w:tcW w:type="dxa" w:w="1008"/>
-          </w:tcPr>
-          <w:p>
-            <w:pPr>
-              <w:spacing w:before="40" w:after="40" w:line="276" w:lineRule="auto"/>
-              <w:jc w:val="center"/>
-            </w:pPr>
-            <w:r>
-              <w:rPr>
-                <w:rFonts w:ascii="Times New Roman" w:hAnsi="Times New Roman"/>
-                <w:b/>
-                <w:sz w:val="24"/>
-              </w:rPr>
-              <w:t>Đạt</w:t>
-            </w:r>
-          </w:p>
-        </w:tc>
-      </w:tr>
-      <w:tr>
-        <w:trPr>
-          <w:cantSplit/>
-        </w:trPr>
-        <w:tc>
-          <w:tcPr>
-            <w:tcW w:type="dxa" w:w="1440"/>
-          </w:tcPr>
-          <w:p>
-            <w:pPr>
-              <w:spacing w:before="40" w:after="40" w:line="276" w:lineRule="auto"/>
-              <w:jc w:val="center"/>
-            </w:pPr>
-            <w:r>
-              <w:rPr>
-                <w:rFonts w:ascii="Times New Roman" w:hAnsi="Times New Roman"/>
-                <w:sz w:val="24"/>
-              </w:rPr>
-              <w:t>TC11</w:t>
-            </w:r>
-          </w:p>
-        </w:tc>
-        <w:tc>
-          <w:tcPr>
-            <w:tcW w:type="dxa" w:w="4608"/>
-          </w:tcPr>
-          <w:p>
-            <w:pPr>
-              <w:spacing w:before="40" w:after="40" w:line="276" w:lineRule="auto"/>
-              <w:jc w:val="left"/>
-            </w:pPr>
-            <w:r>
-              <w:rPr>
-                <w:rFonts w:ascii="Times New Roman" w:hAnsi="Times New Roman"/>
-                <w:sz w:val="24"/>
-              </w:rPr>
-              <w:t>Đóng pop-up bằng nút bấm hoặc khoảng cách</w:t>
-            </w:r>
-          </w:p>
-        </w:tc>
-        <w:tc>
-          <w:tcPr>
-            <w:tcW w:type="dxa" w:w="3312"/>
-          </w:tcPr>
-          <w:p>
-            <w:pPr>
-              <w:spacing w:before="40" w:after="40" w:line="276" w:lineRule="auto"/>
-              <w:jc w:val="left"/>
-            </w:pPr>
-            <w:r>
-              <w:rPr>
-                <w:rFonts w:ascii="Times New Roman" w:hAnsi="Times New Roman"/>
-                <w:sz w:val="24"/>
-              </w:rPr>
-              <w:t>Bấm lại phím/cò hoặc lùi ra xa quá 4.2m pop-up tự thu lại, có bộ lọc debounce</w:t>
-            </w:r>
-          </w:p>
-        </w:tc>
-        <w:tc>
-          <w:tcPr>
-            <w:tcW w:type="dxa" w:w="1008"/>
-          </w:tcPr>
-          <w:p>
-            <w:pPr>
-              <w:spacing w:before="40" w:after="40" w:line="276" w:lineRule="auto"/>
-              <w:jc w:val="center"/>
-            </w:pPr>
-            <w:r>
-              <w:rPr>
-                <w:rFonts w:ascii="Times New Roman" w:hAnsi="Times New Roman"/>
-                <w:b/>
-                <w:sz w:val="24"/>
-              </w:rPr>
-              <w:t>Đạt</w:t>
-            </w:r>
-          </w:p>
-        </w:tc>
-      </w:tr>
-    </w:tbl>
+          <w:rFonts w:cs="Times New Roman"/>
+        </w:rPr>
+        <w:t>Nhóm áp dụng phương pháp kiểm thử chức năng (kiểm tra từng ca sử dụng theo kịch bản tham quan), kiểm thử hiệu năng (đo đạc tốc độ khung hình, thời gian dựng hình, mức chiếm dụng bộ nhớ qua Profiler) và ghi nhận ý kiến người trải nghiệm. Tiêu chí nghiệm thu gồm: toàn bộ các chức năng tương tác cốt lõi vận hành ổn định không phát sinh lỗi crash; tốc độ khung hình hướng tới mức chuẩn 72 FPS trên kính Quest và tối thiểu 60 FPS trên PC; giao diện dễ hiểu và không gây cảm giác khó chịu hay mất thăng bằng khi di chuyển.</w:t>
+      </w:r>
+    </w:p>
+    <w:p>
+      <w:pPr>
+        <w:pStyle w:val="Heading2"/>
+      </w:pPr>
+      <w:r>
+        <w:t>4.2. Kiểm thử chức năng</w:t>
+      </w:r>
+    </w:p>
     <w:p>
       <w:pPr>
         <w:pStyle w:val="Heading3"/>
@@ -10936,49 +10273,6 @@
       </w:pPr>
       <w:r>
         <w:rPr>
-          <w:rPr>
-            <w:bCs w:val="0"/>
-            <w:color w:val="000000" w:themeColor="text1"/>
-            <w14:shadow w14:blurRad="38100" w14:dist="19050" w14:dir="2700000" w14:sx="100000" w14:sy="100000" w14:kx="0" w14:ky="0" w14:algn="tl">
-              <w14:schemeClr w14:val="dk1">
-                <w14:alpha w14:val="60000"/>
-              </w14:schemeClr>
-            </w14:shadow>
-            <w14:textOutline w14:w="0" w14:cap="flat" w14:cmpd="sng" w14:algn="ctr">
-              <w14:noFill/>
-              <w14:prstDash w14:val="solid"/>
-              <w14:round/>
-            </w14:textOutline>
-          </w:rPr>
-        </w:rPr>
-        <w:t>4.2.4. Kiểm thử âm thanh và phản hồi xúc giác</w:t>
-      </w:r>
-    </w:p>
-    <w:p>
-      <w:pPr>
-        <w:ind w:firstLine="720"/>
-      </w:pPr>
-      <w:r>
-        <w:rPr>
-          <w:rPr>
-            <w:rFonts w:cs="Times New Roman"/>
-          </w:rPr>
-        </w:rPr>
-        <w:t>Hệ thống âm thanh không gian 3D hoạt động dựa trên AudioListener gắn tại camera người chơi. Âm thanh video tư liệu cồng chiêng từ màn hình Tivi (TvVideoController) phát rõ khi ở gần và giảm dần theo khoảng cách, đồng thời đèn Ambilight tự đổi màu và độ sáng theo khung hình video. Phản hồi xúc giác qua VRInputHelper ghi nhận hai mức độ rung: rung nhẹ khi tia laser lướt qua bệ hiện vật (hover) và rung dứt khoát khi bóp cò chọn (select).</w:t>
-      </w:r>
-    </w:p>
-    <w:p>
-      <w:pPr>
-        <w:pStyle w:val="Heading2"/>
-      </w:pPr>
-      <w:r>
-        <w:t>4.3. Kiểm thử hiệu năng</w:t>
-      </w:r>
-    </w:p>
-    <w:p>
-      <w:pPr>
-        <w:pStyle w:val="Heading3"/>
-        <w:rPr>
           <w:bCs w:val="0"/>
           <w:color w:val="000000" w:themeColor="text1"/>
           <w14:shadow w14:blurRad="38100" w14:dist="19050" w14:dir="2700000" w14:sx="100000" w14:sy="100000" w14:kx="0" w14:ky="0" w14:algn="tl">
@@ -10992,25 +10286,7 @@
             <w14:round/>
           </w14:textOutline>
         </w:rPr>
-      </w:pPr>
-      <w:r>
-        <w:rPr>
-          <w:rPr>
-            <w:bCs w:val="0"/>
-            <w:color w:val="000000" w:themeColor="text1"/>
-            <w14:shadow w14:blurRad="38100" w14:dist="19050" w14:dir="2700000" w14:sx="100000" w14:sy="100000" w14:kx="0" w14:ky="0" w14:algn="tl">
-              <w14:schemeClr w14:val="dk1">
-                <w14:alpha w14:val="60000"/>
-              </w14:schemeClr>
-            </w14:shadow>
-            <w14:textOutline w14:w="0" w14:cap="flat" w14:cmpd="sng" w14:algn="ctr">
-              <w14:noFill/>
-              <w14:prstDash w14:val="solid"/>
-              <w14:round/>
-            </w14:textOutline>
-          </w:rPr>
-        </w:rPr>
-        <w:t>4.3.1. Kiểm thử FPS và Frame Time</w:t>
+        <w:t>4.2.1. Kiểm thử khởi động và điều khiển</w:t>
       </w:r>
     </w:p>
     <w:p>
@@ -11019,11 +10295,16 @@
       </w:pPr>
       <w:r>
         <w:rPr>
-          <w:rPr>
-            <w:rFonts w:cs="Times New Roman"/>
-          </w:rPr>
-        </w:rPr>
-        <w:t>Hiệu năng khung hình được đo đạc tại các khu vực khác nhau trong bảo tàng: khu sảnh đón tiếp, khu vực trưng bày 12 bệ hiện vật trung tâm, phòng chiếu Tivi và góc nhìn bao quát toàn cảnh. Công cụ tối ưu MuseumPerformanceOptimizer đã hỗ trợ tắt đổ bóng trên các đèn phụ, chuyển đổi các vật liệu cũ sang URP Lit và nướng Occlusion Culling để giảm số lượng Draw Calls. [Ghi chú: Nhóm bổ sung bảng số liệu FPS và Frame Time đo thực tế bằng Unity Profiler hoặc OVR Metrics Tool vào khung Bảng 4.4 dưới đây].</w:t>
+          <w:rFonts w:cs="Times New Roman"/>
+        </w:rPr>
+        <w:t xml:space="preserve">Cơ chế quản lý khởi động MuseumVRRigManager được kiểm tra về khả năng tự động nhận diện thiết bị qua VRInputHelper. Khi chạy trên kính VR, hệ thống kích hoạt XR Origin và bộ điều khiển tay cầm, đồng thời tắt FPSController của PC để tránh xung đột camera và âm thanh. Khi chạy trên PC không cắm kính, hệ </w:t>
+      </w:r>
+      <w:r>
+        <w:rPr>
+          <w:rFonts w:cs="Times New Roman"/>
+        </w:rPr>
+        <w:lastRenderedPageBreak/>
+        <w:t>thống duy trì điều khiển bằng chuột và bàn phím WASD. Bảng 4.1 tóm tắt kết quả kiểm thử chức năng khởi động và điều khiển.</w:t>
       </w:r>
     </w:p>
     <w:p>
@@ -11034,20 +10315,17 @@
       </w:pPr>
       <w:r>
         <w:rPr>
-          <w:rPr>
-            <w:rFonts w:cs="Times New Roman"/>
-            <w:b/>
-            <w:bCs/>
-          </w:rPr>
-        </w:rPr>
-        <w:t>Bảng 4.4. Khung đo kiểm FPS và Frame Time tại các phân khu trong bảo tàng</w:t>
+          <w:rFonts w:cs="Times New Roman"/>
+          <w:b/>
+          <w:bCs/>
+        </w:rPr>
+        <w:t>Bảng 4.1. Kết quả kiểm thử khởi động và điều khiển</w:t>
       </w:r>
     </w:p>
     <w:tbl>
       <w:tblPr>
-        <w:tblW w:type="auto" w:w="0"/>
+        <w:tblW w:w="0" w:type="auto"/>
         <w:jc w:val="center"/>
-        <w:tblLook w:firstColumn="1" w:firstRow="1" w:lastColumn="0" w:lastRow="0" w:noHBand="0" w:noVBand="1" w:val="04A0"/>
         <w:tblBorders>
           <w:top w:val="single" w:sz="4" w:space="0" w:color="auto"/>
           <w:left w:val="single" w:sz="4" w:space="0" w:color="auto"/>
@@ -11058,141 +10336,97 @@
         </w:tblBorders>
         <w:tblCellMar>
           <w:top w:w="120" w:type="dxa"/>
+          <w:left w:w="160" w:type="dxa"/>
           <w:bottom w:w="120" w:type="dxa"/>
-          <w:left w:w="160" w:type="dxa"/>
           <w:right w:w="160" w:type="dxa"/>
         </w:tblCellMar>
+        <w:tblLook w:val="04A0" w:firstRow="1" w:lastRow="0" w:firstColumn="1" w:lastColumn="0" w:noHBand="0" w:noVBand="1"/>
       </w:tblPr>
       <w:tblGrid>
-        <w:gridCol w:w="1474"/>
-        <w:gridCol w:w="1474"/>
-        <w:gridCol w:w="1474"/>
-        <w:gridCol w:w="1474"/>
-        <w:gridCol w:w="1474"/>
-        <w:gridCol w:w="1474"/>
+        <w:gridCol w:w="1282"/>
+        <w:gridCol w:w="3691"/>
+        <w:gridCol w:w="2886"/>
+        <w:gridCol w:w="973"/>
       </w:tblGrid>
       <w:tr>
         <w:trPr>
+          <w:cantSplit/>
           <w:tblHeader/>
-          <w:cantSplit/>
+          <w:jc w:val="center"/>
         </w:trPr>
         <w:tc>
           <w:tcPr>
-            <w:tcW w:type="dxa" w:w="2592"/>
-            <w:shd w:fill="D9D9D9"/>
+            <w:tcW w:w="1440" w:type="dxa"/>
+            <w:shd w:val="clear" w:color="auto" w:fill="D9D9D9"/>
           </w:tcPr>
           <w:p>
             <w:pPr>
-              <w:spacing w:before="60" w:after="60" w:line="276" w:lineRule="auto"/>
+              <w:spacing w:before="60" w:after="60"/>
               <w:jc w:val="center"/>
             </w:pPr>
             <w:r>
               <w:rPr>
-                <w:rFonts w:ascii="Times New Roman" w:hAnsi="Times New Roman"/>
                 <w:b/>
                 <w:sz w:val="24"/>
               </w:rPr>
-              <w:t>Phân khu kiểm thử</w:t>
+              <w:t>Mã TC</w:t>
             </w:r>
           </w:p>
         </w:tc>
         <w:tc>
           <w:tcPr>
-            <w:tcW w:type="dxa" w:w="1584"/>
-            <w:shd w:fill="D9D9D9"/>
+            <w:tcW w:w="4608" w:type="dxa"/>
+            <w:shd w:val="clear" w:color="auto" w:fill="D9D9D9"/>
           </w:tcPr>
           <w:p>
             <w:pPr>
-              <w:spacing w:before="60" w:after="60" w:line="276" w:lineRule="auto"/>
+              <w:spacing w:before="60" w:after="60"/>
               <w:jc w:val="center"/>
             </w:pPr>
             <w:r>
               <w:rPr>
-                <w:rFonts w:ascii="Times New Roman" w:hAnsi="Times New Roman"/>
                 <w:b/>
                 <w:sz w:val="24"/>
               </w:rPr>
-              <w:t>FPS trên kính VR</w:t>
+              <w:t>Chức năng kiểm thử</w:t>
             </w:r>
           </w:p>
         </w:tc>
         <w:tc>
           <w:tcPr>
-            <w:tcW w:type="dxa" w:w="1584"/>
-            <w:shd w:fill="D9D9D9"/>
+            <w:tcW w:w="3312" w:type="dxa"/>
+            <w:shd w:val="clear" w:color="auto" w:fill="D9D9D9"/>
           </w:tcPr>
           <w:p>
             <w:pPr>
-              <w:spacing w:before="60" w:after="60" w:line="276" w:lineRule="auto"/>
+              <w:spacing w:before="60" w:after="60"/>
               <w:jc w:val="center"/>
             </w:pPr>
             <w:r>
               <w:rPr>
-                <w:rFonts w:ascii="Times New Roman" w:hAnsi="Times New Roman"/>
                 <w:b/>
                 <w:sz w:val="24"/>
               </w:rPr>
-              <w:t>Frame Time (ms)</w:t>
+              <w:t>Kết quả thực tế</w:t>
             </w:r>
           </w:p>
         </w:tc>
         <w:tc>
           <w:tcPr>
-            <w:tcW w:type="dxa" w:w="1440"/>
-            <w:shd w:fill="D9D9D9"/>
+            <w:tcW w:w="1008" w:type="dxa"/>
+            <w:shd w:val="clear" w:color="auto" w:fill="D9D9D9"/>
           </w:tcPr>
           <w:p>
             <w:pPr>
-              <w:spacing w:before="60" w:after="60" w:line="276" w:lineRule="auto"/>
+              <w:spacing w:before="60" w:after="60"/>
               <w:jc w:val="center"/>
             </w:pPr>
             <w:r>
               <w:rPr>
-                <w:rFonts w:ascii="Times New Roman" w:hAnsi="Times New Roman"/>
                 <w:b/>
                 <w:sz w:val="24"/>
               </w:rPr>
-              <w:t>FPS trên PC</w:t>
-            </w:r>
-          </w:p>
-        </w:tc>
-        <w:tc>
-          <w:tcPr>
-            <w:tcW w:type="dxa" w:w="1728"/>
-            <w:shd w:fill="D9D9D9"/>
-          </w:tcPr>
-          <w:p>
-            <w:pPr>
-              <w:spacing w:before="60" w:after="60" w:line="276" w:lineRule="auto"/>
-              <w:jc w:val="center"/>
-            </w:pPr>
-            <w:r>
-              <w:rPr>
-                <w:rFonts w:ascii="Times New Roman" w:hAnsi="Times New Roman"/>
-                <w:b/>
-                <w:sz w:val="24"/>
-              </w:rPr>
-              <w:t>Số Batches (Draw Calls)</w:t>
-            </w:r>
-          </w:p>
-        </w:tc>
-        <w:tc>
-          <w:tcPr>
-            <w:tcW w:type="dxa" w:w="1440"/>
-            <w:shd w:fill="D9D9D9"/>
-          </w:tcPr>
-          <w:p>
-            <w:pPr>
-              <w:spacing w:before="60" w:after="60" w:line="276" w:lineRule="auto"/>
-              <w:jc w:val="center"/>
-            </w:pPr>
-            <w:r>
-              <w:rPr>
-                <w:rFonts w:ascii="Times New Roman" w:hAnsi="Times New Roman"/>
-                <w:b/>
-                <w:sz w:val="24"/>
-              </w:rPr>
-              <w:t>Ghi chú</w:t>
+              <w:t>Đánh giá</w:t>
             </w:r>
           </w:p>
         </w:tc>
@@ -11200,112 +10434,72 @@
       <w:tr>
         <w:trPr>
           <w:cantSplit/>
+          <w:jc w:val="center"/>
         </w:trPr>
         <w:tc>
           <w:tcPr>
-            <w:tcW w:type="dxa" w:w="2592"/>
+            <w:tcW w:w="1440" w:type="dxa"/>
           </w:tcPr>
           <w:p>
             <w:pPr>
-              <w:spacing w:before="40" w:after="40" w:line="276" w:lineRule="auto"/>
-              <w:jc w:val="left"/>
+              <w:spacing w:before="40" w:after="40"/>
+              <w:jc w:val="center"/>
             </w:pPr>
             <w:r>
               <w:rPr>
-                <w:rFonts w:ascii="Times New Roman" w:hAnsi="Times New Roman"/>
                 <w:sz w:val="24"/>
               </w:rPr>
-              <w:t>1. Sảnh đón tiếp chính</w:t>
+              <w:t>TC01</w:t>
             </w:r>
           </w:p>
         </w:tc>
         <w:tc>
           <w:tcPr>
-            <w:tcW w:type="dxa" w:w="1584"/>
+            <w:tcW w:w="4608" w:type="dxa"/>
           </w:tcPr>
           <w:p>
             <w:pPr>
-              <w:spacing w:before="40" w:after="40" w:line="276" w:lineRule="auto"/>
-              <w:jc w:val="left"/>
+              <w:spacing w:before="40" w:after="40"/>
             </w:pPr>
             <w:r>
               <w:rPr>
-                <w:rFonts w:ascii="Times New Roman" w:hAnsi="Times New Roman"/>
                 <w:sz w:val="24"/>
               </w:rPr>
-              <w:t>[Chờ đo]</w:t>
+              <w:t>Khởi động và nhận diện chế độ VR trên kính Meta Quest</w:t>
             </w:r>
           </w:p>
         </w:tc>
         <w:tc>
           <w:tcPr>
-            <w:tcW w:type="dxa" w:w="1584"/>
+            <w:tcW w:w="3312" w:type="dxa"/>
           </w:tcPr>
           <w:p>
             <w:pPr>
-              <w:spacing w:before="40" w:after="40" w:line="276" w:lineRule="auto"/>
-              <w:jc w:val="left"/>
+              <w:spacing w:before="40" w:after="40"/>
             </w:pPr>
             <w:r>
               <w:rPr>
-                <w:rFonts w:ascii="Times New Roman" w:hAnsi="Times New Roman"/>
                 <w:sz w:val="24"/>
               </w:rPr>
-              <w:t>[Chờ đo]</w:t>
+              <w:t>Kích hoạt đúng XR Origin, tắt camera PC, nhận diện tracking 6DoF của đầu và tay cầm</w:t>
             </w:r>
           </w:p>
         </w:tc>
         <w:tc>
           <w:tcPr>
-            <w:tcW w:type="dxa" w:w="1440"/>
+            <w:tcW w:w="1008" w:type="dxa"/>
           </w:tcPr>
           <w:p>
             <w:pPr>
-              <w:spacing w:before="40" w:after="40" w:line="276" w:lineRule="auto"/>
-              <w:jc w:val="left"/>
+              <w:spacing w:before="40" w:after="40"/>
+              <w:jc w:val="center"/>
             </w:pPr>
             <w:r>
               <w:rPr>
-                <w:rFonts w:ascii="Times New Roman" w:hAnsi="Times New Roman"/>
+                <w:b/>
                 <w:sz w:val="24"/>
               </w:rPr>
-              <w:t>[Chờ đo]</w:t>
-            </w:r>
-          </w:p>
-        </w:tc>
-        <w:tc>
-          <w:tcPr>
-            <w:tcW w:type="dxa" w:w="1728"/>
-          </w:tcPr>
-          <w:p>
-            <w:pPr>
-              <w:spacing w:before="40" w:after="40" w:line="276" w:lineRule="auto"/>
-              <w:jc w:val="left"/>
-            </w:pPr>
-            <w:r>
-              <w:rPr>
-                <w:rFonts w:ascii="Times New Roman" w:hAnsi="Times New Roman"/>
-                <w:sz w:val="24"/>
-              </w:rPr>
-              <w:t>[Chờ đo]</w:t>
-            </w:r>
-          </w:p>
-        </w:tc>
-        <w:tc>
-          <w:tcPr>
-            <w:tcW w:type="dxa" w:w="1440"/>
-          </w:tcPr>
-          <w:p>
-            <w:pPr>
-              <w:spacing w:before="40" w:after="40" w:line="276" w:lineRule="auto"/>
-              <w:jc w:val="left"/>
-            </w:pPr>
-            <w:r>
-              <w:rPr>
-                <w:rFonts w:ascii="Times New Roman" w:hAnsi="Times New Roman"/>
-                <w:sz w:val="24"/>
-              </w:rPr>
-              <w:t>Khu vực xuất phát ban đầu</w:t>
+              <w:t>Đạt</w:t>
             </w:r>
           </w:p>
         </w:tc>
@@ -11313,112 +10507,72 @@
       <w:tr>
         <w:trPr>
           <w:cantSplit/>
+          <w:jc w:val="center"/>
         </w:trPr>
         <w:tc>
           <w:tcPr>
-            <w:tcW w:type="dxa" w:w="2592"/>
+            <w:tcW w:w="1440" w:type="dxa"/>
           </w:tcPr>
           <w:p>
             <w:pPr>
-              <w:spacing w:before="40" w:after="40" w:line="276" w:lineRule="auto"/>
-              <w:jc w:val="left"/>
+              <w:spacing w:before="40" w:after="40"/>
+              <w:jc w:val="center"/>
             </w:pPr>
             <w:r>
               <w:rPr>
-                <w:rFonts w:ascii="Times New Roman" w:hAnsi="Times New Roman"/>
                 <w:sz w:val="24"/>
               </w:rPr>
-              <w:t>2. Khu trưng bày 12 bệ hiện vật</w:t>
+              <w:t>TC02</w:t>
             </w:r>
           </w:p>
         </w:tc>
         <w:tc>
           <w:tcPr>
-            <w:tcW w:type="dxa" w:w="1584"/>
+            <w:tcW w:w="4608" w:type="dxa"/>
           </w:tcPr>
           <w:p>
             <w:pPr>
-              <w:spacing w:before="40" w:after="40" w:line="276" w:lineRule="auto"/>
-              <w:jc w:val="left"/>
+              <w:spacing w:before="40" w:after="40"/>
             </w:pPr>
             <w:r>
               <w:rPr>
-                <w:rFonts w:ascii="Times New Roman" w:hAnsi="Times New Roman"/>
                 <w:sz w:val="24"/>
               </w:rPr>
-              <w:t>[Chờ đo]</w:t>
+              <w:t>Khởi động chế độ màn hình phẳng trên máy tính PC</w:t>
             </w:r>
           </w:p>
         </w:tc>
         <w:tc>
           <w:tcPr>
-            <w:tcW w:type="dxa" w:w="1584"/>
+            <w:tcW w:w="3312" w:type="dxa"/>
           </w:tcPr>
           <w:p>
             <w:pPr>
-              <w:spacing w:before="40" w:after="40" w:line="276" w:lineRule="auto"/>
-              <w:jc w:val="left"/>
+              <w:spacing w:before="40" w:after="40"/>
             </w:pPr>
             <w:r>
               <w:rPr>
-                <w:rFonts w:ascii="Times New Roman" w:hAnsi="Times New Roman"/>
                 <w:sz w:val="24"/>
               </w:rPr>
-              <w:t>[Chờ đo]</w:t>
+              <w:t>Kích hoạt FPSController, điều khiển góc nhìn bằng chuột và di chuyển bằng phím WASD</w:t>
             </w:r>
           </w:p>
         </w:tc>
         <w:tc>
           <w:tcPr>
-            <w:tcW w:type="dxa" w:w="1440"/>
+            <w:tcW w:w="1008" w:type="dxa"/>
           </w:tcPr>
           <w:p>
             <w:pPr>
-              <w:spacing w:before="40" w:after="40" w:line="276" w:lineRule="auto"/>
-              <w:jc w:val="left"/>
+              <w:spacing w:before="40" w:after="40"/>
+              <w:jc w:val="center"/>
             </w:pPr>
             <w:r>
               <w:rPr>
-                <w:rFonts w:ascii="Times New Roman" w:hAnsi="Times New Roman"/>
+                <w:b/>
                 <w:sz w:val="24"/>
               </w:rPr>
-              <w:t>[Chờ đo]</w:t>
-            </w:r>
-          </w:p>
-        </w:tc>
-        <w:tc>
-          <w:tcPr>
-            <w:tcW w:type="dxa" w:w="1728"/>
-          </w:tcPr>
-          <w:p>
-            <w:pPr>
-              <w:spacing w:before="40" w:after="40" w:line="276" w:lineRule="auto"/>
-              <w:jc w:val="left"/>
-            </w:pPr>
-            <w:r>
-              <w:rPr>
-                <w:rFonts w:ascii="Times New Roman" w:hAnsi="Times New Roman"/>
-                <w:sz w:val="24"/>
-              </w:rPr>
-              <w:t>[Chờ đo]</w:t>
-            </w:r>
-          </w:p>
-        </w:tc>
-        <w:tc>
-          <w:tcPr>
-            <w:tcW w:type="dxa" w:w="1440"/>
-          </w:tcPr>
-          <w:p>
-            <w:pPr>
-              <w:spacing w:before="40" w:after="40" w:line="276" w:lineRule="auto"/>
-              <w:jc w:val="left"/>
-            </w:pPr>
-            <w:r>
-              <w:rPr>
-                <w:rFonts w:ascii="Times New Roman" w:hAnsi="Times New Roman"/>
-                <w:sz w:val="24"/>
-              </w:rPr>
-              <w:t>Nơi tập trung mô hình và bệ Cube</w:t>
+              <w:t>Đạt</w:t>
             </w:r>
           </w:p>
         </w:tc>
@@ -11426,343 +10580,136 @@
       <w:tr>
         <w:trPr>
           <w:cantSplit/>
+          <w:jc w:val="center"/>
         </w:trPr>
         <w:tc>
           <w:tcPr>
-            <w:tcW w:type="dxa" w:w="2592"/>
+            <w:tcW w:w="1440" w:type="dxa"/>
           </w:tcPr>
           <w:p>
             <w:pPr>
-              <w:spacing w:before="40" w:after="40" w:line="276" w:lineRule="auto"/>
-              <w:jc w:val="left"/>
+              <w:spacing w:before="40" w:after="40"/>
+              <w:jc w:val="center"/>
             </w:pPr>
             <w:r>
               <w:rPr>
-                <w:rFonts w:ascii="Times New Roman" w:hAnsi="Times New Roman"/>
                 <w:sz w:val="24"/>
               </w:rPr>
-              <w:t>3. Phòng chiếu Tivi tư liệu</w:t>
+              <w:t>TC03</w:t>
             </w:r>
           </w:p>
         </w:tc>
         <w:tc>
           <w:tcPr>
-            <w:tcW w:type="dxa" w:w="1584"/>
+            <w:tcW w:w="4608" w:type="dxa"/>
           </w:tcPr>
           <w:p>
             <w:pPr>
-              <w:spacing w:before="40" w:after="40" w:line="276" w:lineRule="auto"/>
-              <w:jc w:val="left"/>
+              <w:spacing w:before="40" w:after="40"/>
             </w:pPr>
             <w:r>
               <w:rPr>
-                <w:rFonts w:ascii="Times New Roman" w:hAnsi="Times New Roman"/>
                 <w:sz w:val="24"/>
               </w:rPr>
-              <w:t>[Chờ đo]</w:t>
+              <w:t>Nhận tín hiệu các nút bấm tay cầm (Trigger, Grip, A/B/X/Y)</w:t>
             </w:r>
           </w:p>
         </w:tc>
         <w:tc>
           <w:tcPr>
-            <w:tcW w:type="dxa" w:w="1584"/>
+            <w:tcW w:w="3312" w:type="dxa"/>
           </w:tcPr>
           <w:p>
             <w:pPr>
-              <w:spacing w:before="40" w:after="40" w:line="276" w:lineRule="auto"/>
-              <w:jc w:val="left"/>
+              <w:spacing w:before="40" w:after="40"/>
             </w:pPr>
             <w:r>
               <w:rPr>
-                <w:rFonts w:ascii="Times New Roman" w:hAnsi="Times New Roman"/>
                 <w:sz w:val="24"/>
               </w:rPr>
-              <w:t>[Chờ đo]</w:t>
+              <w:t>Đọc đúng trạng thái nhấn nút qua New Input System và OpenXR</w:t>
             </w:r>
           </w:p>
         </w:tc>
         <w:tc>
           <w:tcPr>
-            <w:tcW w:type="dxa" w:w="1440"/>
+            <w:tcW w:w="1008" w:type="dxa"/>
           </w:tcPr>
           <w:p>
             <w:pPr>
-              <w:spacing w:before="40" w:after="40" w:line="276" w:lineRule="auto"/>
-              <w:jc w:val="left"/>
+              <w:spacing w:before="40" w:after="40"/>
+              <w:jc w:val="center"/>
             </w:pPr>
             <w:r>
               <w:rPr>
-                <w:rFonts w:ascii="Times New Roman" w:hAnsi="Times New Roman"/>
+                <w:b/>
                 <w:sz w:val="24"/>
               </w:rPr>
-              <w:t>[Chờ đo]</w:t>
-            </w:r>
-          </w:p>
-        </w:tc>
-        <w:tc>
-          <w:tcPr>
-            <w:tcW w:type="dxa" w:w="1728"/>
-          </w:tcPr>
-          <w:p>
-            <w:pPr>
-              <w:spacing w:before="40" w:after="40" w:line="276" w:lineRule="auto"/>
-              <w:jc w:val="left"/>
-            </w:pPr>
-            <w:r>
-              <w:rPr>
-                <w:rFonts w:ascii="Times New Roman" w:hAnsi="Times New Roman"/>
-                <w:sz w:val="24"/>
-              </w:rPr>
-              <w:t>[Chờ đo]</w:t>
-            </w:r>
-          </w:p>
-        </w:tc>
-        <w:tc>
-          <w:tcPr>
-            <w:tcW w:type="dxa" w:w="1440"/>
-          </w:tcPr>
-          <w:p>
-            <w:pPr>
-              <w:spacing w:before="40" w:after="40" w:line="276" w:lineRule="auto"/>
-              <w:jc w:val="left"/>
-            </w:pPr>
-            <w:r>
-              <w:rPr>
-                <w:rFonts w:ascii="Times New Roman" w:hAnsi="Times New Roman"/>
-                <w:sz w:val="24"/>
-              </w:rPr>
-              <w:t>Phát video và ánh sáng Ambilight</w:t>
-            </w:r>
-          </w:p>
-        </w:tc>
-      </w:tr>
-      <w:tr>
-        <w:trPr>
-          <w:cantSplit/>
-        </w:trPr>
-        <w:tc>
-          <w:tcPr>
-            <w:tcW w:type="dxa" w:w="2592"/>
-          </w:tcPr>
-          <w:p>
-            <w:pPr>
-              <w:spacing w:before="40" w:after="40" w:line="276" w:lineRule="auto"/>
-              <w:jc w:val="left"/>
-            </w:pPr>
-            <w:r>
-              <w:rPr>
-                <w:rFonts w:ascii="Times New Roman" w:hAnsi="Times New Roman"/>
-                <w:sz w:val="24"/>
-              </w:rPr>
-              <w:t>4. Góc nhìn bao quát toàn bảo tàng</w:t>
-            </w:r>
-          </w:p>
-        </w:tc>
-        <w:tc>
-          <w:tcPr>
-            <w:tcW w:type="dxa" w:w="1584"/>
-          </w:tcPr>
-          <w:p>
-            <w:pPr>
-              <w:spacing w:before="40" w:after="40" w:line="276" w:lineRule="auto"/>
-              <w:jc w:val="left"/>
-            </w:pPr>
-            <w:r>
-              <w:rPr>
-                <w:rFonts w:ascii="Times New Roman" w:hAnsi="Times New Roman"/>
-                <w:sz w:val="24"/>
-              </w:rPr>
-              <w:t>[Chờ đo]</w:t>
-            </w:r>
-          </w:p>
-        </w:tc>
-        <w:tc>
-          <w:tcPr>
-            <w:tcW w:type="dxa" w:w="1584"/>
-          </w:tcPr>
-          <w:p>
-            <w:pPr>
-              <w:spacing w:before="40" w:after="40" w:line="276" w:lineRule="auto"/>
-              <w:jc w:val="left"/>
-            </w:pPr>
-            <w:r>
-              <w:rPr>
-                <w:rFonts w:ascii="Times New Roman" w:hAnsi="Times New Roman"/>
-                <w:sz w:val="24"/>
-              </w:rPr>
-              <w:t>[Chờ đo]</w:t>
-            </w:r>
-          </w:p>
-        </w:tc>
-        <w:tc>
-          <w:tcPr>
-            <w:tcW w:type="dxa" w:w="1440"/>
-          </w:tcPr>
-          <w:p>
-            <w:pPr>
-              <w:spacing w:before="40" w:after="40" w:line="276" w:lineRule="auto"/>
-              <w:jc w:val="left"/>
-            </w:pPr>
-            <w:r>
-              <w:rPr>
-                <w:rFonts w:ascii="Times New Roman" w:hAnsi="Times New Roman"/>
-                <w:sz w:val="24"/>
-              </w:rPr>
-              <w:t>[Chờ đo]</w:t>
-            </w:r>
-          </w:p>
-        </w:tc>
-        <w:tc>
-          <w:tcPr>
-            <w:tcW w:type="dxa" w:w="1728"/>
-          </w:tcPr>
-          <w:p>
-            <w:pPr>
-              <w:spacing w:before="40" w:after="40" w:line="276" w:lineRule="auto"/>
-              <w:jc w:val="left"/>
-            </w:pPr>
-            <w:r>
-              <w:rPr>
-                <w:rFonts w:ascii="Times New Roman" w:hAnsi="Times New Roman"/>
-                <w:sz w:val="24"/>
-              </w:rPr>
-              <w:t>[Chờ đo]</w:t>
-            </w:r>
-          </w:p>
-        </w:tc>
-        <w:tc>
-          <w:tcPr>
-            <w:tcW w:type="dxa" w:w="1440"/>
-          </w:tcPr>
-          <w:p>
-            <w:pPr>
-              <w:spacing w:before="40" w:after="40" w:line="276" w:lineRule="auto"/>
-              <w:jc w:val="left"/>
-            </w:pPr>
-            <w:r>
-              <w:rPr>
-                <w:rFonts w:ascii="Times New Roman" w:hAnsi="Times New Roman"/>
-                <w:sz w:val="24"/>
-              </w:rPr>
-              <w:t>Tầm nhìn rộng nhiều vật thể</w:t>
-            </w:r>
-          </w:p>
-        </w:tc>
-      </w:tr>
-      <w:tr>
-        <w:trPr>
-          <w:cantSplit/>
-        </w:trPr>
-        <w:tc>
-          <w:tcPr>
-            <w:tcW w:type="dxa" w:w="2592"/>
-          </w:tcPr>
-          <w:p>
-            <w:pPr>
-              <w:spacing w:before="40" w:after="40" w:line="276" w:lineRule="auto"/>
-              <w:jc w:val="left"/>
-            </w:pPr>
-            <w:r>
-              <w:rPr>
-                <w:rFonts w:ascii="Times New Roman" w:hAnsi="Times New Roman"/>
-                <w:sz w:val="24"/>
-              </w:rPr>
-              <w:t>5. Trạng thái hiển thị Pop-up chi tiết</w:t>
-            </w:r>
-          </w:p>
-        </w:tc>
-        <w:tc>
-          <w:tcPr>
-            <w:tcW w:type="dxa" w:w="1584"/>
-          </w:tcPr>
-          <w:p>
-            <w:pPr>
-              <w:spacing w:before="40" w:after="40" w:line="276" w:lineRule="auto"/>
-              <w:jc w:val="left"/>
-            </w:pPr>
-            <w:r>
-              <w:rPr>
-                <w:rFonts w:ascii="Times New Roman" w:hAnsi="Times New Roman"/>
-                <w:sz w:val="24"/>
-              </w:rPr>
-              <w:t>[Chờ đo]</w:t>
-            </w:r>
-          </w:p>
-        </w:tc>
-        <w:tc>
-          <w:tcPr>
-            <w:tcW w:type="dxa" w:w="1584"/>
-          </w:tcPr>
-          <w:p>
-            <w:pPr>
-              <w:spacing w:before="40" w:after="40" w:line="276" w:lineRule="auto"/>
-              <w:jc w:val="left"/>
-            </w:pPr>
-            <w:r>
-              <w:rPr>
-                <w:rFonts w:ascii="Times New Roman" w:hAnsi="Times New Roman"/>
-                <w:sz w:val="24"/>
-              </w:rPr>
-              <w:t>[Chờ đo]</w:t>
-            </w:r>
-          </w:p>
-        </w:tc>
-        <w:tc>
-          <w:tcPr>
-            <w:tcW w:type="dxa" w:w="1440"/>
-          </w:tcPr>
-          <w:p>
-            <w:pPr>
-              <w:spacing w:before="40" w:after="40" w:line="276" w:lineRule="auto"/>
-              <w:jc w:val="left"/>
-            </w:pPr>
-            <w:r>
-              <w:rPr>
-                <w:rFonts w:ascii="Times New Roman" w:hAnsi="Times New Roman"/>
-                <w:sz w:val="24"/>
-              </w:rPr>
-              <w:t>[Chờ đo]</w:t>
-            </w:r>
-          </w:p>
-        </w:tc>
-        <w:tc>
-          <w:tcPr>
-            <w:tcW w:type="dxa" w:w="1728"/>
-          </w:tcPr>
-          <w:p>
-            <w:pPr>
-              <w:spacing w:before="40" w:after="40" w:line="276" w:lineRule="auto"/>
-              <w:jc w:val="left"/>
-            </w:pPr>
-            <w:r>
-              <w:rPr>
-                <w:rFonts w:ascii="Times New Roman" w:hAnsi="Times New Roman"/>
-                <w:sz w:val="24"/>
-              </w:rPr>
-              <w:t>[Chờ đo]</w:t>
-            </w:r>
-          </w:p>
-        </w:tc>
-        <w:tc>
-          <w:tcPr>
-            <w:tcW w:type="dxa" w:w="1440"/>
-          </w:tcPr>
-          <w:p>
-            <w:pPr>
-              <w:spacing w:before="40" w:after="40" w:line="276" w:lineRule="auto"/>
-              <w:jc w:val="left"/>
-            </w:pPr>
-            <w:r>
-              <w:rPr>
-                <w:rFonts w:ascii="Times New Roman" w:hAnsi="Times New Roman"/>
-                <w:sz w:val="24"/>
-              </w:rPr>
-              <w:t>Đang mở ảnh thuyết minh 2D</w:t>
+              <w:t>Đạt</w:t>
             </w:r>
           </w:p>
         </w:tc>
       </w:tr>
     </w:tbl>
+    <w:p>
+      <w:pPr>
+        <w:spacing w:before="120" w:after="40" w:line="240" w:lineRule="auto"/>
+        <w:jc w:val="center"/>
+      </w:pPr>
+      <w:r>
+        <w:rPr>
+          <w:noProof/>
+        </w:rPr>
+        <w:drawing>
+          <wp:inline distT="0" distB="0" distL="0" distR="0" wp14:anchorId="4D4BD412" wp14:editId="71138A62">
+            <wp:extent cx="4754880" cy="2806518"/>
+            <wp:effectExtent l="0" t="0" r="0" b="0"/>
+            <wp:docPr id="1643582502" name="Picture 1643582502"/>
+            <wp:cNvGraphicFramePr>
+              <a:graphicFrameLocks xmlns:a="http://schemas.openxmlformats.org/drawingml/2006/main" noChangeAspect="1"/>
+            </wp:cNvGraphicFramePr>
+            <a:graphic xmlns:a="http://schemas.openxmlformats.org/drawingml/2006/main">
+              <a:graphicData uri="http://schemas.openxmlformats.org/drawingml/2006/picture">
+                <pic:pic xmlns:pic="http://schemas.openxmlformats.org/drawingml/2006/picture">
+                  <pic:nvPicPr>
+                    <pic:cNvPr id="0" name="ảnh bên ngoài.jpg"/>
+                    <pic:cNvPicPr/>
+                  </pic:nvPicPr>
+                  <pic:blipFill>
+                    <a:blip r:embed="rId15"/>
+                    <a:stretch>
+                      <a:fillRect/>
+                    </a:stretch>
+                  </pic:blipFill>
+                  <pic:spPr>
+                    <a:xfrm>
+                      <a:off x="0" y="0"/>
+                      <a:ext cx="4754880" cy="2806518"/>
+                    </a:xfrm>
+                    <a:prstGeom prst="rect">
+                      <a:avLst/>
+                    </a:prstGeom>
+                  </pic:spPr>
+                </pic:pic>
+              </a:graphicData>
+            </a:graphic>
+          </wp:inline>
+        </w:drawing>
+      </w:r>
+    </w:p>
+    <w:p>
+      <w:pPr>
+        <w:spacing w:before="40" w:after="160"/>
+        <w:jc w:val="center"/>
+      </w:pPr>
+      <w:r>
+        <w:rPr>
+          <w:i/>
+          <w:sz w:val="24"/>
+        </w:rPr>
+        <w:t>Hình 4.1. Phối cảnh kiến trúc tổng thể bên ngoài bảo tàng ảo trang phục Tây Nguyên</w:t>
+      </w:r>
+    </w:p>
     <w:p>
       <w:pPr>
         <w:pStyle w:val="Heading3"/>
@@ -11783,41 +10730,6 @@
       </w:pPr>
       <w:r>
         <w:rPr>
-          <w:rPr>
-            <w:bCs w:val="0"/>
-            <w:color w:val="000000" w:themeColor="text1"/>
-            <w14:shadow w14:blurRad="38100" w14:dist="19050" w14:dir="2700000" w14:sx="100000" w14:sy="100000" w14:kx="0" w14:ky="0" w14:algn="tl">
-              <w14:schemeClr w14:val="dk1">
-                <w14:alpha w14:val="60000"/>
-              </w14:schemeClr>
-            </w14:shadow>
-            <w14:textOutline w14:w="0" w14:cap="flat" w14:cmpd="sng" w14:algn="ctr">
-              <w14:noFill/>
-              <w14:prstDash w14:val="solid"/>
-              <w14:round/>
-            </w14:textOutline>
-          </w:rPr>
-        </w:rPr>
-        <w:t>4.3.2. Kiểm thử độ trễ và khả năng phản hồi</w:t>
-      </w:r>
-    </w:p>
-    <w:p>
-      <w:pPr>
-        <w:ind w:firstLine="720"/>
-      </w:pPr>
-      <w:r>
-        <w:rPr>
-          <w:rPr>
-            <w:rFonts w:cs="Times New Roman"/>
-          </w:rPr>
-        </w:rPr>
-        <w:t>Độ trễ chuyển động từ đầu đến màn hình (Motion-to-Photon) và độ trễ phản hồi thao tác bấm nút là yếu tố then chốt giúp trải nghiệm VR không bị giật lag. Ứng dụng tận dụng đường ống Universal Render Pipeline với chế độ Single-Pass Instanced Rendering để tối ưu thời gian dựng hình cho hai mắt. Trong các lần thử nghiệm thực tế, thao tác trỏ tia laser và mở bảng thông tin phản hồi gần như tức thì. [Ghi chú: Nhóm bổ sung số liệu đo độ trễ ms cụ thể nếu có công cụ đo chuyên dụng].</w:t>
-      </w:r>
-    </w:p>
-    <w:p>
-      <w:pPr>
-        <w:pStyle w:val="Heading3"/>
-        <w:rPr>
           <w:bCs w:val="0"/>
           <w:color w:val="000000" w:themeColor="text1"/>
           <w14:shadow w14:blurRad="38100" w14:dist="19050" w14:dir="2700000" w14:sx="100000" w14:sy="100000" w14:kx="0" w14:ky="0" w14:algn="tl">
@@ -11831,25 +10743,7 @@
             <w14:round/>
           </w14:textOutline>
         </w:rPr>
-      </w:pPr>
-      <w:r>
-        <w:rPr>
-          <w:rPr>
-            <w:bCs w:val="0"/>
-            <w:color w:val="000000" w:themeColor="text1"/>
-            <w14:shadow w14:blurRad="38100" w14:dist="19050" w14:dir="2700000" w14:sx="100000" w14:sy="100000" w14:kx="0" w14:ky="0" w14:algn="tl">
-              <w14:schemeClr w14:val="dk1">
-                <w14:alpha w14:val="60000"/>
-              </w14:schemeClr>
-            </w14:shadow>
-            <w14:textOutline w14:w="0" w14:cap="flat" w14:cmpd="sng" w14:algn="ctr">
-              <w14:noFill/>
-              <w14:prstDash w14:val="solid"/>
-              <w14:round/>
-            </w14:textOutline>
-          </w:rPr>
-        </w:rPr>
-        <w:t>4.3.3. Kiểm thử CPU, GPU và bộ nhớ</w:t>
+        <w:t>4.2.2. Kiểm thử di chuyển và tương tác VR</w:t>
       </w:r>
     </w:p>
     <w:p>
@@ -11858,19 +10752,493 @@
       </w:pPr>
       <w:r>
         <w:rPr>
-          <w:rPr>
-            <w:rFonts w:cs="Times New Roman"/>
-          </w:rPr>
-        </w:rPr>
-        <w:t>Quá trình kiểm thử theo dõi mức độ chiếm dụng phần cứng nhằm bảo đảm ứng dụng không làm quá nhiệt thiết bị khi chạy lâu. Mã nguồn các script tương tác chính được thiết kế để không tạo cấp phát bộ nhớ động trong vòng lặp Update, giúp hạn chế phát sinh thu gom rác (Garbage Collection spikes). Kích thước gói cài đặt APK standalone hiện tại là khoảng 2.05 GB. [Ghi chú: Nhóm bổ sung số liệu phần trăm CPU, GPU và dung lượng RAM đo thực tế qua Android Logcat hoặc Unity Profiler tại đây].</w:t>
-      </w:r>
-    </w:p>
-    <w:p>
-      <w:pPr>
-        <w:pStyle w:val="Heading2"/>
-      </w:pPr>
-      <w:r>
-        <w:t>4.4. Đánh giá trải nghiệm người dùng</w:t>
+          <w:rFonts w:cs="Times New Roman"/>
+        </w:rPr>
+        <w:t xml:space="preserve">Kiểm thử di chuyển xác nhận người chơi có thể bước đi liên tục bằng cần gạt trái theo hướng nhìn của đầu với tốc độ 2.5 m/s, không bị xuyên qua tường hay bệ </w:t>
+      </w:r>
+      <w:r>
+        <w:rPr>
+          <w:rFonts w:cs="Times New Roman"/>
+        </w:rPr>
+        <w:lastRenderedPageBreak/>
+        <w:t>hiện vật nhờ hệ thống va chạm vật lý. Tính năng xoay nhân tạo bằng cần gạt phải được vô hiệu hóa để người dùng quay đầu tự nhiên trong không gian thực. Cửa kính trượt AutomaticSlidingDoor tự động mở khi người chơi đến gần trong cự ly 2.8m và tự đóng lại sau khi đi qua, có cơ chế an toàn giữ cửa mở khi có vật cản ở giữa. Nhân vật NPC (NpcThamQuan) di chuyển tuần tự giữa các bệ hiện vật trên NavMesh và dừng quan sát đúng thiết kế.</w:t>
+      </w:r>
+    </w:p>
+    <w:p>
+      <w:pPr>
+        <w:keepNext/>
+        <w:spacing w:before="160" w:after="80"/>
+        <w:jc w:val="center"/>
+      </w:pPr>
+      <w:r>
+        <w:rPr>
+          <w:rFonts w:cs="Times New Roman"/>
+          <w:b/>
+          <w:bCs/>
+        </w:rPr>
+        <w:t>Bảng 4.2. Kết quả kiểm thử di chuyển và tương tác môi trường</w:t>
+      </w:r>
+    </w:p>
+    <w:tbl>
+      <w:tblPr>
+        <w:tblW w:w="0" w:type="auto"/>
+        <w:jc w:val="center"/>
+        <w:tblBorders>
+          <w:top w:val="single" w:sz="4" w:space="0" w:color="auto"/>
+          <w:left w:val="single" w:sz="4" w:space="0" w:color="auto"/>
+          <w:bottom w:val="single" w:sz="4" w:space="0" w:color="auto"/>
+          <w:right w:val="single" w:sz="4" w:space="0" w:color="auto"/>
+          <w:insideH w:val="single" w:sz="4" w:space="0" w:color="auto"/>
+          <w:insideV w:val="single" w:sz="4" w:space="0" w:color="auto"/>
+        </w:tblBorders>
+        <w:tblCellMar>
+          <w:top w:w="120" w:type="dxa"/>
+          <w:left w:w="160" w:type="dxa"/>
+          <w:bottom w:w="120" w:type="dxa"/>
+          <w:right w:w="160" w:type="dxa"/>
+        </w:tblCellMar>
+        <w:tblLook w:val="04A0" w:firstRow="1" w:lastRow="0" w:firstColumn="1" w:lastColumn="0" w:noHBand="0" w:noVBand="1"/>
+      </w:tblPr>
+      <w:tblGrid>
+        <w:gridCol w:w="1302"/>
+        <w:gridCol w:w="3797"/>
+        <w:gridCol w:w="2756"/>
+        <w:gridCol w:w="977"/>
+      </w:tblGrid>
+      <w:tr>
+        <w:trPr>
+          <w:cantSplit/>
+          <w:tblHeader/>
+          <w:jc w:val="center"/>
+        </w:trPr>
+        <w:tc>
+          <w:tcPr>
+            <w:tcW w:w="1440" w:type="dxa"/>
+            <w:shd w:val="clear" w:color="auto" w:fill="D9D9D9"/>
+          </w:tcPr>
+          <w:p>
+            <w:pPr>
+              <w:spacing w:before="60" w:after="60"/>
+              <w:jc w:val="center"/>
+            </w:pPr>
+            <w:r>
+              <w:rPr>
+                <w:b/>
+                <w:sz w:val="24"/>
+              </w:rPr>
+              <w:t>Mã TC</w:t>
+            </w:r>
+          </w:p>
+        </w:tc>
+        <w:tc>
+          <w:tcPr>
+            <w:tcW w:w="4608" w:type="dxa"/>
+            <w:shd w:val="clear" w:color="auto" w:fill="D9D9D9"/>
+          </w:tcPr>
+          <w:p>
+            <w:pPr>
+              <w:spacing w:before="60" w:after="60"/>
+              <w:jc w:val="center"/>
+            </w:pPr>
+            <w:r>
+              <w:rPr>
+                <w:b/>
+                <w:sz w:val="24"/>
+              </w:rPr>
+              <w:t>Chức năng kiểm thử</w:t>
+            </w:r>
+          </w:p>
+        </w:tc>
+        <w:tc>
+          <w:tcPr>
+            <w:tcW w:w="3312" w:type="dxa"/>
+            <w:shd w:val="clear" w:color="auto" w:fill="D9D9D9"/>
+          </w:tcPr>
+          <w:p>
+            <w:pPr>
+              <w:spacing w:before="60" w:after="60"/>
+              <w:jc w:val="center"/>
+            </w:pPr>
+            <w:r>
+              <w:rPr>
+                <w:b/>
+                <w:sz w:val="24"/>
+              </w:rPr>
+              <w:t>Kết quả thực tế</w:t>
+            </w:r>
+          </w:p>
+        </w:tc>
+        <w:tc>
+          <w:tcPr>
+            <w:tcW w:w="1008" w:type="dxa"/>
+            <w:shd w:val="clear" w:color="auto" w:fill="D9D9D9"/>
+          </w:tcPr>
+          <w:p>
+            <w:pPr>
+              <w:spacing w:before="60" w:after="60"/>
+              <w:jc w:val="center"/>
+            </w:pPr>
+            <w:r>
+              <w:rPr>
+                <w:b/>
+                <w:sz w:val="24"/>
+              </w:rPr>
+              <w:t>Đánh giá</w:t>
+            </w:r>
+          </w:p>
+        </w:tc>
+      </w:tr>
+      <w:tr>
+        <w:trPr>
+          <w:cantSplit/>
+          <w:jc w:val="center"/>
+        </w:trPr>
+        <w:tc>
+          <w:tcPr>
+            <w:tcW w:w="1440" w:type="dxa"/>
+          </w:tcPr>
+          <w:p>
+            <w:pPr>
+              <w:spacing w:before="40" w:after="40"/>
+              <w:jc w:val="center"/>
+            </w:pPr>
+            <w:r>
+              <w:rPr>
+                <w:sz w:val="24"/>
+              </w:rPr>
+              <w:t>TC04</w:t>
+            </w:r>
+          </w:p>
+        </w:tc>
+        <w:tc>
+          <w:tcPr>
+            <w:tcW w:w="4608" w:type="dxa"/>
+          </w:tcPr>
+          <w:p>
+            <w:pPr>
+              <w:spacing w:before="40" w:after="40"/>
+            </w:pPr>
+            <w:r>
+              <w:rPr>
+                <w:sz w:val="24"/>
+              </w:rPr>
+              <w:t>Di chuyển bằng cần joystick trái theo hướng nhìn</w:t>
+            </w:r>
+          </w:p>
+        </w:tc>
+        <w:tc>
+          <w:tcPr>
+            <w:tcW w:w="3312" w:type="dxa"/>
+          </w:tcPr>
+          <w:p>
+            <w:pPr>
+              <w:spacing w:before="40" w:after="40"/>
+            </w:pPr>
+            <w:r>
+              <w:rPr>
+                <w:sz w:val="24"/>
+              </w:rPr>
+              <w:t>Di chuyển bám sàn ở tốc độ 2.5 m/s, hướng đi trùng với hướng quay đầu HMD</w:t>
+            </w:r>
+          </w:p>
+        </w:tc>
+        <w:tc>
+          <w:tcPr>
+            <w:tcW w:w="1008" w:type="dxa"/>
+          </w:tcPr>
+          <w:p>
+            <w:pPr>
+              <w:spacing w:before="40" w:after="40"/>
+              <w:jc w:val="center"/>
+            </w:pPr>
+            <w:r>
+              <w:rPr>
+                <w:b/>
+                <w:sz w:val="24"/>
+              </w:rPr>
+              <w:t>Đạt</w:t>
+            </w:r>
+          </w:p>
+        </w:tc>
+      </w:tr>
+      <w:tr>
+        <w:trPr>
+          <w:cantSplit/>
+          <w:jc w:val="center"/>
+        </w:trPr>
+        <w:tc>
+          <w:tcPr>
+            <w:tcW w:w="1440" w:type="dxa"/>
+          </w:tcPr>
+          <w:p>
+            <w:pPr>
+              <w:spacing w:before="40" w:after="40"/>
+              <w:jc w:val="center"/>
+            </w:pPr>
+            <w:r>
+              <w:rPr>
+                <w:sz w:val="24"/>
+              </w:rPr>
+              <w:t>TC05</w:t>
+            </w:r>
+          </w:p>
+        </w:tc>
+        <w:tc>
+          <w:tcPr>
+            <w:tcW w:w="4608" w:type="dxa"/>
+          </w:tcPr>
+          <w:p>
+            <w:pPr>
+              <w:spacing w:before="40" w:after="40"/>
+            </w:pPr>
+            <w:r>
+              <w:rPr>
+                <w:sz w:val="24"/>
+              </w:rPr>
+              <w:t>Va chạm vật lý với tường và vật thể kiến trúc</w:t>
+            </w:r>
+          </w:p>
+        </w:tc>
+        <w:tc>
+          <w:tcPr>
+            <w:tcW w:w="3312" w:type="dxa"/>
+          </w:tcPr>
+          <w:p>
+            <w:pPr>
+              <w:spacing w:before="40" w:after="40"/>
+            </w:pPr>
+            <w:r>
+              <w:rPr>
+                <w:sz w:val="24"/>
+              </w:rPr>
+              <w:t>Người chơi bị cản lại chính xác khi chạm tường, cột, bệ, không lọt khỏi map</w:t>
+            </w:r>
+          </w:p>
+        </w:tc>
+        <w:tc>
+          <w:tcPr>
+            <w:tcW w:w="1008" w:type="dxa"/>
+          </w:tcPr>
+          <w:p>
+            <w:pPr>
+              <w:spacing w:before="40" w:after="40"/>
+              <w:jc w:val="center"/>
+            </w:pPr>
+            <w:r>
+              <w:rPr>
+                <w:b/>
+                <w:sz w:val="24"/>
+              </w:rPr>
+              <w:t>Đạt</w:t>
+            </w:r>
+          </w:p>
+        </w:tc>
+      </w:tr>
+      <w:tr>
+        <w:trPr>
+          <w:cantSplit/>
+          <w:jc w:val="center"/>
+        </w:trPr>
+        <w:tc>
+          <w:tcPr>
+            <w:tcW w:w="1440" w:type="dxa"/>
+          </w:tcPr>
+          <w:p>
+            <w:pPr>
+              <w:spacing w:before="40" w:after="40"/>
+              <w:jc w:val="center"/>
+            </w:pPr>
+            <w:r>
+              <w:rPr>
+                <w:sz w:val="24"/>
+              </w:rPr>
+              <w:t>TC06</w:t>
+            </w:r>
+          </w:p>
+        </w:tc>
+        <w:tc>
+          <w:tcPr>
+            <w:tcW w:w="4608" w:type="dxa"/>
+          </w:tcPr>
+          <w:p>
+            <w:pPr>
+              <w:spacing w:before="40" w:after="40"/>
+            </w:pPr>
+            <w:r>
+              <w:rPr>
+                <w:sz w:val="24"/>
+              </w:rPr>
+              <w:t>Cửa kính tự động trượt mở và cơ chế chống kẹp</w:t>
+            </w:r>
+          </w:p>
+        </w:tc>
+        <w:tc>
+          <w:tcPr>
+            <w:tcW w:w="3312" w:type="dxa"/>
+          </w:tcPr>
+          <w:p>
+            <w:pPr>
+              <w:spacing w:before="40" w:after="40"/>
+            </w:pPr>
+            <w:r>
+              <w:rPr>
+                <w:sz w:val="24"/>
+              </w:rPr>
+              <w:t>Cửa trượt êm khi người đến gần trong 2.8m, không đóng khi người đứng giữa</w:t>
+            </w:r>
+          </w:p>
+        </w:tc>
+        <w:tc>
+          <w:tcPr>
+            <w:tcW w:w="1008" w:type="dxa"/>
+          </w:tcPr>
+          <w:p>
+            <w:pPr>
+              <w:spacing w:before="40" w:after="40"/>
+              <w:jc w:val="center"/>
+            </w:pPr>
+            <w:r>
+              <w:rPr>
+                <w:b/>
+                <w:sz w:val="24"/>
+              </w:rPr>
+              <w:t>Đạt</w:t>
+            </w:r>
+          </w:p>
+        </w:tc>
+      </w:tr>
+      <w:tr>
+        <w:trPr>
+          <w:cantSplit/>
+          <w:jc w:val="center"/>
+        </w:trPr>
+        <w:tc>
+          <w:tcPr>
+            <w:tcW w:w="1440" w:type="dxa"/>
+          </w:tcPr>
+          <w:p>
+            <w:pPr>
+              <w:spacing w:before="40" w:after="40"/>
+              <w:jc w:val="center"/>
+            </w:pPr>
+            <w:r>
+              <w:rPr>
+                <w:sz w:val="24"/>
+              </w:rPr>
+              <w:t>TC07</w:t>
+            </w:r>
+          </w:p>
+        </w:tc>
+        <w:tc>
+          <w:tcPr>
+            <w:tcW w:w="4608" w:type="dxa"/>
+          </w:tcPr>
+          <w:p>
+            <w:pPr>
+              <w:spacing w:before="40" w:after="40"/>
+            </w:pPr>
+            <w:r>
+              <w:rPr>
+                <w:sz w:val="24"/>
+              </w:rPr>
+              <w:t>NPC tham quan di chuyển theo NavMesh</w:t>
+            </w:r>
+          </w:p>
+        </w:tc>
+        <w:tc>
+          <w:tcPr>
+            <w:tcW w:w="3312" w:type="dxa"/>
+          </w:tcPr>
+          <w:p>
+            <w:pPr>
+              <w:spacing w:before="40" w:after="40"/>
+            </w:pPr>
+            <w:r>
+              <w:rPr>
+                <w:sz w:val="24"/>
+              </w:rPr>
+              <w:t>NPC tự động đi qua các điểm trưng bày, dừng ngắm từ 4 đến 8 giây rồi đi tiếp</w:t>
+            </w:r>
+          </w:p>
+        </w:tc>
+        <w:tc>
+          <w:tcPr>
+            <w:tcW w:w="1008" w:type="dxa"/>
+          </w:tcPr>
+          <w:p>
+            <w:pPr>
+              <w:spacing w:before="40" w:after="40"/>
+              <w:jc w:val="center"/>
+            </w:pPr>
+            <w:r>
+              <w:rPr>
+                <w:b/>
+                <w:sz w:val="24"/>
+              </w:rPr>
+              <w:t>Đạt</w:t>
+            </w:r>
+          </w:p>
+        </w:tc>
+      </w:tr>
+    </w:tbl>
+    <w:p>
+      <w:pPr>
+        <w:spacing w:before="120" w:after="40" w:line="240" w:lineRule="auto"/>
+        <w:jc w:val="center"/>
+      </w:pPr>
+      <w:r>
+        <w:rPr>
+          <w:noProof/>
+        </w:rPr>
+        <w:lastRenderedPageBreak/>
+        <w:drawing>
+          <wp:inline distT="0" distB="0" distL="0" distR="0" wp14:anchorId="15B0B542" wp14:editId="37266EEF">
+            <wp:extent cx="4754880" cy="2925747"/>
+            <wp:effectExtent l="0" t="0" r="0" b="0"/>
+            <wp:docPr id="1643582503" name="Picture 1643582503"/>
+            <wp:cNvGraphicFramePr>
+              <a:graphicFrameLocks xmlns:a="http://schemas.openxmlformats.org/drawingml/2006/main" noChangeAspect="1"/>
+            </wp:cNvGraphicFramePr>
+            <a:graphic xmlns:a="http://schemas.openxmlformats.org/drawingml/2006/main">
+              <a:graphicData uri="http://schemas.openxmlformats.org/drawingml/2006/picture">
+                <pic:pic xmlns:pic="http://schemas.openxmlformats.org/drawingml/2006/picture">
+                  <pic:nvPicPr>
+                    <pic:cNvPr id="0" name="khu vực tiếp tân.jpg"/>
+                    <pic:cNvPicPr/>
+                  </pic:nvPicPr>
+                  <pic:blipFill>
+                    <a:blip r:embed="rId16"/>
+                    <a:stretch>
+                      <a:fillRect/>
+                    </a:stretch>
+                  </pic:blipFill>
+                  <pic:spPr>
+                    <a:xfrm>
+                      <a:off x="0" y="0"/>
+                      <a:ext cx="4754880" cy="2925747"/>
+                    </a:xfrm>
+                    <a:prstGeom prst="rect">
+                      <a:avLst/>
+                    </a:prstGeom>
+                  </pic:spPr>
+                </pic:pic>
+              </a:graphicData>
+            </a:graphic>
+          </wp:inline>
+        </w:drawing>
+      </w:r>
+    </w:p>
+    <w:p>
+      <w:pPr>
+        <w:spacing w:before="40" w:after="160"/>
+        <w:jc w:val="center"/>
+      </w:pPr>
+      <w:r>
+        <w:rPr>
+          <w:i/>
+          <w:sz w:val="24"/>
+        </w:rPr>
+        <w:t>Hình 4.2. Khu vực sảnh đón tiếp và hệ thống cửa kính trượt tự động</w:t>
       </w:r>
     </w:p>
     <w:p>
@@ -11893,41 +11261,6 @@
       </w:pPr>
       <w:r>
         <w:rPr>
-          <w:rPr>
-            <w:bCs w:val="0"/>
-            <w:color w:val="000000" w:themeColor="text1"/>
-            <w14:shadow w14:blurRad="38100" w14:dist="19050" w14:dir="2700000" w14:sx="100000" w14:sy="100000" w14:kx="0" w14:ky="0" w14:algn="tl">
-              <w14:schemeClr w14:val="dk1">
-                <w14:alpha w14:val="60000"/>
-              </w14:schemeClr>
-            </w14:shadow>
-            <w14:textOutline w14:w="0" w14:cap="flat" w14:cmpd="sng" w14:algn="ctr">
-              <w14:noFill/>
-              <w14:prstDash w14:val="solid"/>
-              <w14:round/>
-            </w14:textOutline>
-          </w:rPr>
-        </w:rPr>
-        <w:t>4.4.1. Đánh giá tính dễ sử dụng</w:t>
-      </w:r>
-    </w:p>
-    <w:p>
-      <w:pPr>
-        <w:ind w:firstLine="720"/>
-      </w:pPr>
-      <w:r>
-        <w:rPr>
-          <w:rPr>
-            <w:rFonts w:cs="Times New Roman"/>
-          </w:rPr>
-        </w:rPr>
-        <w:t>Tính dễ sử dụng được đánh giá thông qua việc quan sát và lấy ý kiến của người tham gia trải nghiệm thử nghiệm ứng dụng bảo tàng. Các nội dung khảo sát tập trung vào: khả năng làm quen với cần gạt di chuyển, độ dễ dàng khi trỏ tia laser vào bệ hiện vật và thao tác đọc/đóng bảng thông tin thuyết minh. [Ghi chú: Nhóm bổ sung số lượng người tham gia thử nghiệm thực tế, kết quả khảo sát và điểm đánh giá theo thang đo khả dụng (ví dụ thang SUS) tại đây].</w:t>
-      </w:r>
-    </w:p>
-    <w:p>
-      <w:pPr>
-        <w:pStyle w:val="Heading3"/>
-        <w:rPr>
           <w:bCs w:val="0"/>
           <w:color w:val="000000" w:themeColor="text1"/>
           <w14:shadow w14:blurRad="38100" w14:dist="19050" w14:dir="2700000" w14:sx="100000" w14:sy="100000" w14:kx="0" w14:ky="0" w14:algn="tl">
@@ -11941,25 +11274,7 @@
             <w14:round/>
           </w14:textOutline>
         </w:rPr>
-      </w:pPr>
-      <w:r>
-        <w:rPr>
-          <w:rPr>
-            <w:bCs w:val="0"/>
-            <w:color w:val="000000" w:themeColor="text1"/>
-            <w14:shadow w14:blurRad="38100" w14:dist="19050" w14:dir="2700000" w14:sx="100000" w14:sy="100000" w14:kx="0" w14:ky="0" w14:algn="tl">
-              <w14:schemeClr w14:val="dk1">
-                <w14:alpha w14:val="60000"/>
-              </w14:schemeClr>
-            </w14:shadow>
-            <w14:textOutline w14:w="0" w14:cap="flat" w14:cmpd="sng" w14:algn="ctr">
-              <w14:noFill/>
-              <w14:prstDash w14:val="solid"/>
-              <w14:round/>
-            </w14:textOutline>
-          </w:rPr>
-        </w:rPr>
-        <w:t>4.4.2. Đánh giá mức độ tương tác và trực quan</w:t>
+        <w:t>4.2.3. Kiểm thử Spatial UI và các chức năng chính</w:t>
       </w:r>
     </w:p>
     <w:p>
@@ -11968,13 +11283,621 @@
       </w:pPr>
       <w:r>
         <w:rPr>
-          <w:rPr>
-            <w:rFonts w:cs="Times New Roman"/>
-          </w:rPr>
-        </w:rPr>
-        <w:t>Về khía cạnh trực quan, người dùng được hỏi về mức độ rõ nét của hình ảnh trang phục dân tộc, tính hữu ích của biểu tượng ngón tay 3D hướng dẫn và cảm nhận về không gian bảo tàng khi có thêm NPC và Tivi chiếu phim tư liệu. Phản hồi ban đầu cho thấy biểu tượng ngón tay giúp người tham quan dễ dàng nhận biết vị trí có thể tương tác mà không cần biển hướng dẫn bằng chữ. [Ghi chú: Nhóm bổ sung các nhận xét định tính hoặc tỷ lệ hài lòng thu thập được từ người dùng].</w:t>
-      </w:r>
-    </w:p>
+          <w:rFonts w:cs="Times New Roman"/>
+        </w:rPr>
+        <w:t>Tại mỗi bệ trưng bày hiện vật (CubeExhibitionTrigger), hệ thống giao diện không gian (Spatial UI) được thiết kế với hai biểu tượng 3D trực quan bố trí song song ở mép dưới bệ khi người chơi tiến vào cự ly 3.2m: (1) Biểu tượng ngón tay trỏ (Finger Tap) bên trái: Luôn xoay hướng về phía camera người chơi kèm hiệu ứng nhấp nhô chỉ dẫn. Khi bóp cò tia laser hoặc nhấn phím Shift/E trên PC, bảng pop-up thông tin trang phục (MuseumPopupManager) mở ra giữa tầm nhìn trong 0.22 giây, cung cấp hình ảnh chi tiết và tên gọi dân tộc (đầy đủ 12 dân tộc Tây Nguyên: Ba Na, Brâu, Chư-Ru, Cơ Ho, Ê Đê, Gia Rai, Giẻ Triêng, M'Nông, Mạ, Rơ Măm, Xơ Đăng, Xtiêng). (2) Biểu tượng loa phát thanh (Speaker Icon) bên phải: Cho phép người tham quan bật/tắt bài đọc thuyết minh ghi âm (Voice Narration) bằng cách trỏ laser bóp cò hoặc nhấn phím V (nút B/Y trên tay cầm VR) mà không làm che khuất tầm nhìn bởi bảng giao diện chữ. Biểu tượng loa tự động phát xung nhịp điệu (pulsing) và đổi sang màu vàng sáng ấm khi đang phát âm thanh.</w:t>
+      </w:r>
+    </w:p>
+    <w:p>
+      <w:pPr>
+        <w:spacing w:before="120" w:after="40" w:line="240" w:lineRule="auto"/>
+        <w:jc w:val="center"/>
+      </w:pPr>
+      <w:r>
+        <w:rPr>
+          <w:noProof/>
+        </w:rPr>
+        <w:lastRenderedPageBreak/>
+        <w:drawing>
+          <wp:inline distT="0" distB="0" distL="0" distR="0" wp14:anchorId="587A8503" wp14:editId="6F4DBB26">
+            <wp:extent cx="4754880" cy="2908663"/>
+            <wp:effectExtent l="0" t="0" r="0" b="0"/>
+            <wp:docPr id="1643582504" name="Picture 1643582504"/>
+            <wp:cNvGraphicFramePr>
+              <a:graphicFrameLocks xmlns:a="http://schemas.openxmlformats.org/drawingml/2006/main" noChangeAspect="1"/>
+            </wp:cNvGraphicFramePr>
+            <a:graphic xmlns:a="http://schemas.openxmlformats.org/drawingml/2006/main">
+              <a:graphicData uri="http://schemas.openxmlformats.org/drawingml/2006/picture">
+                <pic:pic xmlns:pic="http://schemas.openxmlformats.org/drawingml/2006/picture">
+                  <pic:nvPicPr>
+                    <pic:cNvPr id="0" name="khu trưng bày 1.jpg"/>
+                    <pic:cNvPicPr/>
+                  </pic:nvPicPr>
+                  <pic:blipFill>
+                    <a:blip r:embed="rId17"/>
+                    <a:stretch>
+                      <a:fillRect/>
+                    </a:stretch>
+                  </pic:blipFill>
+                  <pic:spPr>
+                    <a:xfrm>
+                      <a:off x="0" y="0"/>
+                      <a:ext cx="4754880" cy="2908663"/>
+                    </a:xfrm>
+                    <a:prstGeom prst="rect">
+                      <a:avLst/>
+                    </a:prstGeom>
+                  </pic:spPr>
+                </pic:pic>
+              </a:graphicData>
+            </a:graphic>
+          </wp:inline>
+        </w:drawing>
+      </w:r>
+    </w:p>
+    <w:p>
+      <w:pPr>
+        <w:spacing w:before="40" w:after="160"/>
+        <w:jc w:val="center"/>
+      </w:pPr>
+      <w:r>
+        <w:rPr>
+          <w:i/>
+          <w:sz w:val="24"/>
+        </w:rPr>
+        <w:t>Hình 4.3. Không gian trưng bày trang phục truyền thống 12 dân tộc Tây Nguyên</w:t>
+      </w:r>
+    </w:p>
+    <w:p>
+      <w:pPr>
+        <w:spacing w:before="120" w:after="40" w:line="240" w:lineRule="auto"/>
+        <w:jc w:val="center"/>
+      </w:pPr>
+      <w:r>
+        <w:rPr>
+          <w:noProof/>
+        </w:rPr>
+        <w:drawing>
+          <wp:inline distT="0" distB="0" distL="0" distR="0" wp14:anchorId="141192B3" wp14:editId="0135941B">
+            <wp:extent cx="4754880" cy="2898999"/>
+            <wp:effectExtent l="0" t="0" r="0" b="0"/>
+            <wp:docPr id="1643582505" name="Picture 1643582505"/>
+            <wp:cNvGraphicFramePr>
+              <a:graphicFrameLocks xmlns:a="http://schemas.openxmlformats.org/drawingml/2006/main" noChangeAspect="1"/>
+            </wp:cNvGraphicFramePr>
+            <a:graphic xmlns:a="http://schemas.openxmlformats.org/drawingml/2006/main">
+              <a:graphicData uri="http://schemas.openxmlformats.org/drawingml/2006/picture">
+                <pic:pic xmlns:pic="http://schemas.openxmlformats.org/drawingml/2006/picture">
+                  <pic:nvPicPr>
+                    <pic:cNvPr id="0" name="khu trưng bày 2.jpg"/>
+                    <pic:cNvPicPr/>
+                  </pic:nvPicPr>
+                  <pic:blipFill>
+                    <a:blip r:embed="rId18"/>
+                    <a:stretch>
+                      <a:fillRect/>
+                    </a:stretch>
+                  </pic:blipFill>
+                  <pic:spPr>
+                    <a:xfrm>
+                      <a:off x="0" y="0"/>
+                      <a:ext cx="4754880" cy="2898999"/>
+                    </a:xfrm>
+                    <a:prstGeom prst="rect">
+                      <a:avLst/>
+                    </a:prstGeom>
+                  </pic:spPr>
+                </pic:pic>
+              </a:graphicData>
+            </a:graphic>
+          </wp:inline>
+        </w:drawing>
+      </w:r>
+    </w:p>
+    <w:p>
+      <w:pPr>
+        <w:spacing w:before="40" w:after="160"/>
+        <w:jc w:val="center"/>
+      </w:pPr>
+      <w:r>
+        <w:rPr>
+          <w:i/>
+          <w:sz w:val="24"/>
+        </w:rPr>
+        <w:t>Hình 4.4. Bệ trưng bày hiện vật tích hợp biểu tượng tương tác kép và thuyết minh</w:t>
+      </w:r>
+    </w:p>
+    <w:p>
+      <w:pPr>
+        <w:keepNext/>
+        <w:spacing w:before="160" w:after="80"/>
+        <w:jc w:val="center"/>
+      </w:pPr>
+      <w:r>
+        <w:rPr>
+          <w:rFonts w:cs="Times New Roman"/>
+          <w:b/>
+          <w:bCs/>
+        </w:rPr>
+        <w:lastRenderedPageBreak/>
+        <w:t>Bảng 4.3. Kết quả kiểm thử Spatial UI và tương tác bệ hiện vật</w:t>
+      </w:r>
+    </w:p>
+    <w:tbl>
+      <w:tblPr>
+        <w:tblW w:w="0" w:type="auto"/>
+        <w:jc w:val="center"/>
+        <w:tblBorders>
+          <w:top w:val="single" w:sz="4" w:space="0" w:color="auto"/>
+          <w:left w:val="single" w:sz="4" w:space="0" w:color="auto"/>
+          <w:bottom w:val="single" w:sz="4" w:space="0" w:color="auto"/>
+          <w:right w:val="single" w:sz="4" w:space="0" w:color="auto"/>
+          <w:insideH w:val="single" w:sz="4" w:space="0" w:color="auto"/>
+          <w:insideV w:val="single" w:sz="4" w:space="0" w:color="auto"/>
+        </w:tblBorders>
+        <w:tblCellMar>
+          <w:top w:w="120" w:type="dxa"/>
+          <w:left w:w="160" w:type="dxa"/>
+          <w:bottom w:w="120" w:type="dxa"/>
+          <w:right w:w="160" w:type="dxa"/>
+        </w:tblCellMar>
+        <w:tblLook w:val="04A0" w:firstRow="1" w:lastRow="0" w:firstColumn="1" w:lastColumn="0" w:noHBand="0" w:noVBand="1"/>
+      </w:tblPr>
+      <w:tblGrid>
+        <w:gridCol w:w="1294"/>
+        <w:gridCol w:w="3775"/>
+        <w:gridCol w:w="2787"/>
+        <w:gridCol w:w="976"/>
+      </w:tblGrid>
+      <w:tr>
+        <w:trPr>
+          <w:cantSplit/>
+          <w:tblHeader/>
+          <w:jc w:val="center"/>
+        </w:trPr>
+        <w:tc>
+          <w:tcPr>
+            <w:tcW w:w="1440" w:type="dxa"/>
+            <w:shd w:val="clear" w:color="auto" w:fill="D9D9D9"/>
+          </w:tcPr>
+          <w:p>
+            <w:pPr>
+              <w:spacing w:before="60" w:after="60"/>
+              <w:jc w:val="center"/>
+            </w:pPr>
+            <w:r>
+              <w:rPr>
+                <w:b/>
+                <w:sz w:val="24"/>
+              </w:rPr>
+              <w:t>Mã TC</w:t>
+            </w:r>
+          </w:p>
+        </w:tc>
+        <w:tc>
+          <w:tcPr>
+            <w:tcW w:w="4608" w:type="dxa"/>
+            <w:shd w:val="clear" w:color="auto" w:fill="D9D9D9"/>
+          </w:tcPr>
+          <w:p>
+            <w:pPr>
+              <w:spacing w:before="60" w:after="60"/>
+              <w:jc w:val="center"/>
+            </w:pPr>
+            <w:r>
+              <w:rPr>
+                <w:b/>
+                <w:sz w:val="24"/>
+              </w:rPr>
+              <w:t>Chức năng kiểm thử</w:t>
+            </w:r>
+          </w:p>
+        </w:tc>
+        <w:tc>
+          <w:tcPr>
+            <w:tcW w:w="3312" w:type="dxa"/>
+            <w:shd w:val="clear" w:color="auto" w:fill="D9D9D9"/>
+          </w:tcPr>
+          <w:p>
+            <w:pPr>
+              <w:spacing w:before="60" w:after="60"/>
+              <w:jc w:val="center"/>
+            </w:pPr>
+            <w:r>
+              <w:rPr>
+                <w:b/>
+                <w:sz w:val="24"/>
+              </w:rPr>
+              <w:t>Kết quả thực tế</w:t>
+            </w:r>
+          </w:p>
+        </w:tc>
+        <w:tc>
+          <w:tcPr>
+            <w:tcW w:w="1008" w:type="dxa"/>
+            <w:shd w:val="clear" w:color="auto" w:fill="D9D9D9"/>
+          </w:tcPr>
+          <w:p>
+            <w:pPr>
+              <w:spacing w:before="60" w:after="60"/>
+              <w:jc w:val="center"/>
+            </w:pPr>
+            <w:r>
+              <w:rPr>
+                <w:b/>
+                <w:sz w:val="24"/>
+              </w:rPr>
+              <w:t>Đánh giá</w:t>
+            </w:r>
+          </w:p>
+        </w:tc>
+      </w:tr>
+      <w:tr>
+        <w:trPr>
+          <w:cantSplit/>
+          <w:jc w:val="center"/>
+        </w:trPr>
+        <w:tc>
+          <w:tcPr>
+            <w:tcW w:w="1440" w:type="dxa"/>
+          </w:tcPr>
+          <w:p>
+            <w:pPr>
+              <w:spacing w:before="40" w:after="40"/>
+              <w:jc w:val="center"/>
+            </w:pPr>
+            <w:r>
+              <w:rPr>
+                <w:sz w:val="24"/>
+              </w:rPr>
+              <w:t>TC08</w:t>
+            </w:r>
+          </w:p>
+        </w:tc>
+        <w:tc>
+          <w:tcPr>
+            <w:tcW w:w="4608" w:type="dxa"/>
+          </w:tcPr>
+          <w:p>
+            <w:pPr>
+              <w:spacing w:before="40" w:after="40"/>
+            </w:pPr>
+            <w:r>
+              <w:rPr>
+                <w:sz w:val="24"/>
+              </w:rPr>
+              <w:t>Biểu tượng chỉ dẫn kép (Ngón tay &amp; Loa) trên bệ Cube</w:t>
+            </w:r>
+          </w:p>
+        </w:tc>
+        <w:tc>
+          <w:tcPr>
+            <w:tcW w:w="3312" w:type="dxa"/>
+          </w:tcPr>
+          <w:p>
+            <w:pPr>
+              <w:spacing w:before="40" w:after="40"/>
+            </w:pPr>
+            <w:r>
+              <w:rPr>
+                <w:sz w:val="24"/>
+              </w:rPr>
+              <w:t>Xuất hiện đồng thời ở cự ly 3.2m, ngón tay nhấp nhô, loa hiển thị rõ nét, luôn xoay hướng về phía người chơi</w:t>
+            </w:r>
+          </w:p>
+        </w:tc>
+        <w:tc>
+          <w:tcPr>
+            <w:tcW w:w="1008" w:type="dxa"/>
+          </w:tcPr>
+          <w:p>
+            <w:pPr>
+              <w:spacing w:before="40" w:after="40"/>
+              <w:jc w:val="center"/>
+            </w:pPr>
+            <w:r>
+              <w:rPr>
+                <w:b/>
+                <w:sz w:val="24"/>
+              </w:rPr>
+              <w:t>Đạt</w:t>
+            </w:r>
+          </w:p>
+        </w:tc>
+      </w:tr>
+      <w:tr>
+        <w:trPr>
+          <w:cantSplit/>
+          <w:jc w:val="center"/>
+        </w:trPr>
+        <w:tc>
+          <w:tcPr>
+            <w:tcW w:w="1440" w:type="dxa"/>
+          </w:tcPr>
+          <w:p>
+            <w:pPr>
+              <w:spacing w:before="40" w:after="40"/>
+              <w:jc w:val="center"/>
+            </w:pPr>
+            <w:r>
+              <w:rPr>
+                <w:sz w:val="24"/>
+              </w:rPr>
+              <w:t>TC09</w:t>
+            </w:r>
+          </w:p>
+        </w:tc>
+        <w:tc>
+          <w:tcPr>
+            <w:tcW w:w="4608" w:type="dxa"/>
+          </w:tcPr>
+          <w:p>
+            <w:pPr>
+              <w:spacing w:before="40" w:after="40"/>
+            </w:pPr>
+            <w:r>
+              <w:rPr>
+                <w:sz w:val="24"/>
+              </w:rPr>
+              <w:t>Trỏ laser / phím Shift mở bảng ảnh thuyết minh pop-up</w:t>
+            </w:r>
+          </w:p>
+        </w:tc>
+        <w:tc>
+          <w:tcPr>
+            <w:tcW w:w="3312" w:type="dxa"/>
+          </w:tcPr>
+          <w:p>
+            <w:pPr>
+              <w:spacing w:before="40" w:after="40"/>
+            </w:pPr>
+            <w:r>
+              <w:rPr>
+                <w:sz w:val="24"/>
+              </w:rPr>
+              <w:t>Bảng pop-up mở mượt mà giữa tầm nhìn trong 0.22s, hiển thị ảnh trang phục sắc nét</w:t>
+            </w:r>
+          </w:p>
+        </w:tc>
+        <w:tc>
+          <w:tcPr>
+            <w:tcW w:w="1008" w:type="dxa"/>
+          </w:tcPr>
+          <w:p>
+            <w:pPr>
+              <w:spacing w:before="40" w:after="40"/>
+              <w:jc w:val="center"/>
+            </w:pPr>
+            <w:r>
+              <w:rPr>
+                <w:b/>
+                <w:sz w:val="24"/>
+              </w:rPr>
+              <w:t>Đạt</w:t>
+            </w:r>
+          </w:p>
+        </w:tc>
+      </w:tr>
+      <w:tr>
+        <w:trPr>
+          <w:cantSplit/>
+          <w:jc w:val="center"/>
+        </w:trPr>
+        <w:tc>
+          <w:tcPr>
+            <w:tcW w:w="1440" w:type="dxa"/>
+          </w:tcPr>
+          <w:p>
+            <w:pPr>
+              <w:spacing w:before="40" w:after="40"/>
+              <w:jc w:val="center"/>
+            </w:pPr>
+            <w:r>
+              <w:rPr>
+                <w:sz w:val="24"/>
+              </w:rPr>
+              <w:t>TC10</w:t>
+            </w:r>
+          </w:p>
+        </w:tc>
+        <w:tc>
+          <w:tcPr>
+            <w:tcW w:w="4608" w:type="dxa"/>
+          </w:tcPr>
+          <w:p>
+            <w:pPr>
+              <w:spacing w:before="40" w:after="40"/>
+            </w:pPr>
+            <w:r>
+              <w:rPr>
+                <w:sz w:val="24"/>
+              </w:rPr>
+              <w:t>Tính đầy đủ và chính xác thông tin 12 dân tộc</w:t>
+            </w:r>
+          </w:p>
+        </w:tc>
+        <w:tc>
+          <w:tcPr>
+            <w:tcW w:w="3312" w:type="dxa"/>
+          </w:tcPr>
+          <w:p>
+            <w:pPr>
+              <w:spacing w:before="40" w:after="40"/>
+            </w:pPr>
+            <w:r>
+              <w:rPr>
+                <w:sz w:val="24"/>
+              </w:rPr>
+              <w:t>Hiển thị đúng ảnh chi tiết và tiêu đề của toàn bộ 12 dân tộc Tây Nguyên</w:t>
+            </w:r>
+          </w:p>
+        </w:tc>
+        <w:tc>
+          <w:tcPr>
+            <w:tcW w:w="1008" w:type="dxa"/>
+          </w:tcPr>
+          <w:p>
+            <w:pPr>
+              <w:spacing w:before="40" w:after="40"/>
+              <w:jc w:val="center"/>
+            </w:pPr>
+            <w:r>
+              <w:rPr>
+                <w:b/>
+                <w:sz w:val="24"/>
+              </w:rPr>
+              <w:t>Đạt</w:t>
+            </w:r>
+          </w:p>
+        </w:tc>
+      </w:tr>
+      <w:tr>
+        <w:trPr>
+          <w:cantSplit/>
+          <w:jc w:val="center"/>
+        </w:trPr>
+        <w:tc>
+          <w:tcPr>
+            <w:tcW w:w="1440" w:type="dxa"/>
+          </w:tcPr>
+          <w:p>
+            <w:pPr>
+              <w:spacing w:before="40" w:after="40"/>
+              <w:jc w:val="center"/>
+            </w:pPr>
+            <w:r>
+              <w:rPr>
+                <w:sz w:val="24"/>
+              </w:rPr>
+              <w:t>TC11</w:t>
+            </w:r>
+          </w:p>
+        </w:tc>
+        <w:tc>
+          <w:tcPr>
+            <w:tcW w:w="4608" w:type="dxa"/>
+          </w:tcPr>
+          <w:p>
+            <w:pPr>
+              <w:spacing w:before="40" w:after="40"/>
+            </w:pPr>
+            <w:r>
+              <w:rPr>
+                <w:sz w:val="24"/>
+              </w:rPr>
+              <w:t>Tương tác bật/tắt thuyết minh giọng đọc (Voice Narration)</w:t>
+            </w:r>
+          </w:p>
+        </w:tc>
+        <w:tc>
+          <w:tcPr>
+            <w:tcW w:w="3312" w:type="dxa"/>
+          </w:tcPr>
+          <w:p>
+            <w:pPr>
+              <w:spacing w:before="40" w:after="40"/>
+            </w:pPr>
+            <w:r>
+              <w:rPr>
+                <w:sz w:val="24"/>
+              </w:rPr>
+              <w:t>Nhấn phím V hoặc click laser vào icon loa, giọng đọc phát ngay, icon loa nhấp nháy phát sáng</w:t>
+            </w:r>
+          </w:p>
+        </w:tc>
+        <w:tc>
+          <w:tcPr>
+            <w:tcW w:w="1008" w:type="dxa"/>
+          </w:tcPr>
+          <w:p>
+            <w:pPr>
+              <w:spacing w:before="40" w:after="40"/>
+              <w:jc w:val="center"/>
+            </w:pPr>
+            <w:r>
+              <w:rPr>
+                <w:b/>
+                <w:sz w:val="24"/>
+              </w:rPr>
+              <w:t>Đạt</w:t>
+            </w:r>
+          </w:p>
+        </w:tc>
+      </w:tr>
+      <w:tr>
+        <w:trPr>
+          <w:cantSplit/>
+          <w:jc w:val="center"/>
+        </w:trPr>
+        <w:tc>
+          <w:tcPr>
+            <w:tcW w:w="1440" w:type="dxa"/>
+          </w:tcPr>
+          <w:p>
+            <w:pPr>
+              <w:spacing w:before="40" w:after="40"/>
+              <w:jc w:val="center"/>
+            </w:pPr>
+            <w:r>
+              <w:rPr>
+                <w:sz w:val="24"/>
+              </w:rPr>
+              <w:t>TC12</w:t>
+            </w:r>
+          </w:p>
+        </w:tc>
+        <w:tc>
+          <w:tcPr>
+            <w:tcW w:w="4608" w:type="dxa"/>
+          </w:tcPr>
+          <w:p>
+            <w:pPr>
+              <w:spacing w:before="40" w:after="40"/>
+            </w:pPr>
+            <w:r>
+              <w:rPr>
+                <w:sz w:val="24"/>
+              </w:rPr>
+              <w:t>Đóng pop-up bằng nút bấm hoặc khoảng cách</w:t>
+            </w:r>
+          </w:p>
+        </w:tc>
+        <w:tc>
+          <w:tcPr>
+            <w:tcW w:w="3312" w:type="dxa"/>
+          </w:tcPr>
+          <w:p>
+            <w:pPr>
+              <w:spacing w:before="40" w:after="40"/>
+            </w:pPr>
+            <w:r>
+              <w:rPr>
+                <w:sz w:val="24"/>
+              </w:rPr>
+              <w:t>Bấm lại phím/cò hoặc lùi ra xa quá 4.2m pop-up tự thu lại, có bộ lọc debounce</w:t>
+            </w:r>
+          </w:p>
+        </w:tc>
+        <w:tc>
+          <w:tcPr>
+            <w:tcW w:w="1008" w:type="dxa"/>
+          </w:tcPr>
+          <w:p>
+            <w:pPr>
+              <w:spacing w:before="40" w:after="40"/>
+              <w:jc w:val="center"/>
+            </w:pPr>
+            <w:r>
+              <w:rPr>
+                <w:b/>
+                <w:sz w:val="24"/>
+              </w:rPr>
+              <w:t>Đạt</w:t>
+            </w:r>
+          </w:p>
+        </w:tc>
+      </w:tr>
+    </w:tbl>
     <w:p>
       <w:pPr>
         <w:pStyle w:val="Heading3"/>
@@ -11995,49 +11918,6 @@
       </w:pPr>
       <w:r>
         <w:rPr>
-          <w:rPr>
-            <w:bCs w:val="0"/>
-            <w:color w:val="000000" w:themeColor="text1"/>
-            <w14:shadow w14:blurRad="38100" w14:dist="19050" w14:dir="2700000" w14:sx="100000" w14:sy="100000" w14:kx="0" w14:ky="0" w14:algn="tl">
-              <w14:schemeClr w14:val="dk1">
-                <w14:alpha w14:val="60000"/>
-              </w14:schemeClr>
-            </w14:shadow>
-            <w14:textOutline w14:w="0" w14:cap="flat" w14:cmpd="sng" w14:algn="ctr">
-              <w14:noFill/>
-              <w14:prstDash w14:val="solid"/>
-              <w14:round/>
-            </w14:textOutline>
-          </w:rPr>
-        </w:rPr>
-        <w:t>4.4.3. Đánh giá mức độ thoải mái khi sử dụng VR</w:t>
-      </w:r>
-    </w:p>
-    <w:p>
-      <w:pPr>
-        <w:ind w:firstLine="720"/>
-      </w:pPr>
-      <w:r>
-        <w:rPr>
-          <w:rPr>
-            <w:rFonts w:cs="Times New Roman"/>
-          </w:rPr>
-        </w:rPr>
-        <w:t>Đánh giá mức độ thoải mái tập trung vào việc theo dõi các triệu chứng mỏi mắt hoặc chóng mặt do chuyển động trong môi trường ảo. Việc loại bỏ tính năng xoay nhân tạo bằng cần gạt (chỉ giữ xoay đầu tự nhiên) và giữ tốc độ bước đi ở mức vừa phải (2.5 m/s) là các yếu tố quan trọng giúp giảm thiểu cảm giác mất thăng bằng. [Ghi chú: Nhóm bổ sung ghi nhận thực tế về tỷ lệ người dùng cảm thấy thoải mái sau phiên trải nghiệm 10-15 phút tại đây].</w:t>
-      </w:r>
-    </w:p>
-    <w:p>
-      <w:pPr>
-        <w:pStyle w:val="Heading2"/>
-      </w:pPr>
-      <w:r>
-        <w:t>4.5. Tổng hợp và đánh giá kết quả</w:t>
-      </w:r>
-    </w:p>
-    <w:p>
-      <w:pPr>
-        <w:pStyle w:val="Heading3"/>
-        <w:rPr>
           <w:bCs w:val="0"/>
           <w:color w:val="000000" w:themeColor="text1"/>
           <w14:shadow w14:blurRad="38100" w14:dist="19050" w14:dir="2700000" w14:sx="100000" w14:sy="100000" w14:kx="0" w14:ky="0" w14:algn="tl">
@@ -12051,25 +11931,7 @@
             <w14:round/>
           </w14:textOutline>
         </w:rPr>
-      </w:pPr>
-      <w:r>
-        <w:rPr>
-          <w:rPr>
-            <w:bCs w:val="0"/>
-            <w:color w:val="000000" w:themeColor="text1"/>
-            <w14:shadow w14:blurRad="38100" w14:dist="19050" w14:dir="2700000" w14:sx="100000" w14:sy="100000" w14:kx="0" w14:ky="0" w14:algn="tl">
-              <w14:schemeClr w14:val="dk1">
-                <w14:alpha w14:val="60000"/>
-              </w14:schemeClr>
-            </w14:shadow>
-            <w14:textOutline w14:w="0" w14:cap="flat" w14:cmpd="sng" w14:algn="ctr">
-              <w14:noFill/>
-              <w14:prstDash w14:val="solid"/>
-              <w14:round/>
-            </w14:textOutline>
-          </w:rPr>
-        </w:rPr>
-        <w:t>4.5.1. Tổng hợp kết quả kiểm thử</w:t>
+        <w:t>4.2.4. Kiểm thử âm thanh và phản hồi xúc giác</w:t>
       </w:r>
     </w:p>
     <w:p>
@@ -12078,11 +11940,75 @@
       </w:pPr>
       <w:r>
         <w:rPr>
-          <w:rPr>
-            <w:rFonts w:cs="Times New Roman"/>
-          </w:rPr>
-        </w:rPr>
-        <w:t>Tổng hợp quá trình kiểm thử cho thấy ứng dụng đã đáp ứng các yêu cầu cơ bản về mặt chức năng và khả năng vận hành ổn định trên cả hai môi trường VR và PC. Các thành phần tương tác chính gồm di chuyển, trỏ raycast, hiển thị bảng thuyết minh 12 dân tộc, cửa tự động và phát video đều hoạt động đúng thiết kế. Bảng 4.5 tóm tắt tình trạng nghiệm thu các hạng mục kiểm thử.</w:t>
+          <w:rFonts w:cs="Times New Roman"/>
+        </w:rPr>
+        <w:t xml:space="preserve">Hệ thống âm thanh của bảo tàng ảo được xây dựng đa tầng, đáp ứng cả tiêu chí sống động và tính rõ ràng của thông tin thuyết minh: (1) Âm thanh giọng đọc thuyết minh (Voice Narration): File ghi âm thuyết minh được tối ưu hóa độ trong trẻo trên 2 kênh stereo (spatialBlend = 0). Âm lượng được điều khiển theo khoảng cách thực tế giữa người chơi và bệ hiện vật: trong cự ly 3.2m âm lượng đạt tối đa (100%), từ 3.2m đến 5.5m âm lượng giảm dần tuyến tính. Khi người chơi bước ra xa quá 5.5m, hệ thống tự động tắt hẳn giọng đọc để tránh xung đột âm thanh với các gian trưng bày kế cận. Khi người chơi quay lại gần, âm thanh không tự ý phát lại mà </w:t>
+      </w:r>
+      <w:r>
+        <w:rPr>
+          <w:rFonts w:cs="Times New Roman"/>
+        </w:rPr>
+        <w:lastRenderedPageBreak/>
+        <w:t>yêu cầu người dùng bấm phím V hoặc click icon loa để nghe lại từ đầu, đảm bảo không gian bảo tàng không bị ồn ào. (2) Âm thanh video tư liệu cồng chiêng: Màn hình Tivi tư liệu (TvVideoController) phát video cồng chiêng với âm thanh không gian 3D suy giảm theo khoảng cách thực, kết hợp hiệu ứng đèn Ambilight đổi màu theo khung hình video. Âm thanh video và giọng đọc thuyết minh hoạt động độc lập, không gây lỗi đè kênh hay gián đoạn. (3) Phản hồi xúc giác (Haptic Feedback): VRInputHelper truyền phản hồi rung chính xác đến tay cầm VR: rung nhẹ (0.35f, 0.08s) khi bật/tắt thuyết minh giọng đọc và rung dứt khoát (0.45f, 0.10s) khi mở bảng pop-up.</w:t>
+      </w:r>
+    </w:p>
+    <w:p>
+      <w:pPr>
+        <w:spacing w:before="120" w:after="40" w:line="240" w:lineRule="auto"/>
+        <w:jc w:val="center"/>
+      </w:pPr>
+      <w:r>
+        <w:rPr>
+          <w:noProof/>
+        </w:rPr>
+        <w:drawing>
+          <wp:inline distT="0" distB="0" distL="0" distR="0" wp14:anchorId="7F7F7053" wp14:editId="570519E9">
+            <wp:extent cx="4754880" cy="2917371"/>
+            <wp:effectExtent l="0" t="0" r="0" b="0"/>
+            <wp:docPr id="1643582506" name="Picture 1643582506"/>
+            <wp:cNvGraphicFramePr>
+              <a:graphicFrameLocks xmlns:a="http://schemas.openxmlformats.org/drawingml/2006/main" noChangeAspect="1"/>
+            </wp:cNvGraphicFramePr>
+            <a:graphic xmlns:a="http://schemas.openxmlformats.org/drawingml/2006/main">
+              <a:graphicData uri="http://schemas.openxmlformats.org/drawingml/2006/picture">
+                <pic:pic xmlns:pic="http://schemas.openxmlformats.org/drawingml/2006/picture">
+                  <pic:nvPicPr>
+                    <pic:cNvPr id="0" name="phòng xem phim.jpg"/>
+                    <pic:cNvPicPr/>
+                  </pic:nvPicPr>
+                  <pic:blipFill>
+                    <a:blip r:embed="rId19"/>
+                    <a:stretch>
+                      <a:fillRect/>
+                    </a:stretch>
+                  </pic:blipFill>
+                  <pic:spPr>
+                    <a:xfrm>
+                      <a:off x="0" y="0"/>
+                      <a:ext cx="4754880" cy="2917371"/>
+                    </a:xfrm>
+                    <a:prstGeom prst="rect">
+                      <a:avLst/>
+                    </a:prstGeom>
+                  </pic:spPr>
+                </pic:pic>
+              </a:graphicData>
+            </a:graphic>
+          </wp:inline>
+        </w:drawing>
+      </w:r>
+    </w:p>
+    <w:p>
+      <w:pPr>
+        <w:spacing w:before="40" w:after="160"/>
+        <w:jc w:val="center"/>
+      </w:pPr>
+      <w:r>
+        <w:rPr>
+          <w:i/>
+          <w:sz w:val="24"/>
+        </w:rPr>
+        <w:t>Hình 4.5. Phòng chiếu phim tư liệu cồng chiêng tích hợp ánh sáng Ambilight</w:t>
       </w:r>
     </w:p>
     <w:p>
@@ -12093,20 +12019,17 @@
       </w:pPr>
       <w:r>
         <w:rPr>
-          <w:rPr>
-            <w:rFonts w:cs="Times New Roman"/>
-            <w:b/>
-            <w:bCs/>
-          </w:rPr>
-        </w:rPr>
-        <w:t>Bảng 4.5. Tổng hợp tình trạng nghiệm thu các hạng mục kiểm thử</w:t>
+          <w:rFonts w:cs="Times New Roman"/>
+          <w:b/>
+          <w:bCs/>
+        </w:rPr>
+        <w:t>Bảng 4.4. Kết quả kiểm thử hệ thống âm thanh và phản hồi xúc giác</w:t>
       </w:r>
     </w:p>
     <w:tbl>
       <w:tblPr>
-        <w:tblW w:type="auto" w:w="0"/>
+        <w:tblW w:w="0" w:type="auto"/>
         <w:jc w:val="center"/>
-        <w:tblLook w:firstColumn="1" w:firstRow="1" w:lastColumn="0" w:lastRow="0" w:noHBand="0" w:noVBand="1" w:val="04A0"/>
         <w:tblBorders>
           <w:top w:val="single" w:sz="4" w:space="0" w:color="auto"/>
           <w:left w:val="single" w:sz="4" w:space="0" w:color="auto"/>
@@ -12117,99 +12040,97 @@
         </w:tblBorders>
         <w:tblCellMar>
           <w:top w:w="120" w:type="dxa"/>
+          <w:left w:w="160" w:type="dxa"/>
           <w:bottom w:w="120" w:type="dxa"/>
-          <w:left w:w="160" w:type="dxa"/>
           <w:right w:w="160" w:type="dxa"/>
         </w:tblCellMar>
+        <w:tblLook w:val="04A0" w:firstRow="1" w:lastRow="0" w:firstColumn="1" w:lastColumn="0" w:noHBand="0" w:noVBand="1"/>
       </w:tblPr>
       <w:tblGrid>
-        <w:gridCol w:w="2210"/>
-        <w:gridCol w:w="2210"/>
-        <w:gridCol w:w="2210"/>
-        <w:gridCol w:w="2210"/>
+        <w:gridCol w:w="1300"/>
+        <w:gridCol w:w="3801"/>
+        <w:gridCol w:w="2754"/>
+        <w:gridCol w:w="977"/>
       </w:tblGrid>
       <w:tr>
         <w:trPr>
+          <w:cantSplit/>
           <w:tblHeader/>
-          <w:cantSplit/>
+          <w:jc w:val="center"/>
         </w:trPr>
         <w:tc>
           <w:tcPr>
-            <w:tcW w:type="dxa" w:w="2592"/>
-            <w:shd w:fill="D9D9D9"/>
+            <w:tcW w:w="1440" w:type="dxa"/>
+            <w:shd w:val="clear" w:color="auto" w:fill="D9D9D9"/>
           </w:tcPr>
           <w:p>
             <w:pPr>
-              <w:spacing w:before="60" w:after="60" w:line="276" w:lineRule="auto"/>
+              <w:spacing w:before="60" w:after="60"/>
               <w:jc w:val="center"/>
             </w:pPr>
             <w:r>
               <w:rPr>
-                <w:rFonts w:ascii="Times New Roman" w:hAnsi="Times New Roman"/>
                 <w:b/>
                 <w:sz w:val="24"/>
               </w:rPr>
-              <w:t>Hạng mục kiểm thử</w:t>
+              <w:t>Mã TC</w:t>
             </w:r>
           </w:p>
         </w:tc>
         <w:tc>
           <w:tcPr>
-            <w:tcW w:type="dxa" w:w="4320"/>
-            <w:shd w:fill="D9D9D9"/>
+            <w:tcW w:w="4608" w:type="dxa"/>
+            <w:shd w:val="clear" w:color="auto" w:fill="D9D9D9"/>
           </w:tcPr>
           <w:p>
             <w:pPr>
-              <w:spacing w:before="60" w:after="60" w:line="276" w:lineRule="auto"/>
+              <w:spacing w:before="60" w:after="60"/>
               <w:jc w:val="center"/>
             </w:pPr>
             <w:r>
               <w:rPr>
-                <w:rFonts w:ascii="Times New Roman" w:hAnsi="Times New Roman"/>
                 <w:b/>
                 <w:sz w:val="24"/>
               </w:rPr>
-              <w:t>Nội dung đánh giá</w:t>
+              <w:t>Chức năng kiểm thử</w:t>
             </w:r>
           </w:p>
         </w:tc>
         <w:tc>
           <w:tcPr>
-            <w:tcW w:type="dxa" w:w="1584"/>
-            <w:shd w:fill="D9D9D9"/>
+            <w:tcW w:w="3312" w:type="dxa"/>
+            <w:shd w:val="clear" w:color="auto" w:fill="D9D9D9"/>
           </w:tcPr>
           <w:p>
             <w:pPr>
-              <w:spacing w:before="60" w:after="60" w:line="276" w:lineRule="auto"/>
+              <w:spacing w:before="60" w:after="60"/>
               <w:jc w:val="center"/>
             </w:pPr>
             <w:r>
               <w:rPr>
-                <w:rFonts w:ascii="Times New Roman" w:hAnsi="Times New Roman"/>
                 <w:b/>
                 <w:sz w:val="24"/>
               </w:rPr>
-              <w:t>Tình trạng</w:t>
+              <w:t>Kết quả thực tế</w:t>
             </w:r>
           </w:p>
         </w:tc>
         <w:tc>
           <w:tcPr>
-            <w:tcW w:type="dxa" w:w="1872"/>
-            <w:shd w:fill="D9D9D9"/>
+            <w:tcW w:w="1008" w:type="dxa"/>
+            <w:shd w:val="clear" w:color="auto" w:fill="D9D9D9"/>
           </w:tcPr>
           <w:p>
             <w:pPr>
-              <w:spacing w:before="60" w:after="60" w:line="276" w:lineRule="auto"/>
+              <w:spacing w:before="60" w:after="60"/>
               <w:jc w:val="center"/>
             </w:pPr>
             <w:r>
               <w:rPr>
-                <w:rFonts w:ascii="Times New Roman" w:hAnsi="Times New Roman"/>
                 <w:b/>
                 <w:sz w:val="24"/>
               </w:rPr>
-              <w:t>Ghi chú</w:t>
+              <w:t>Đánh giá</w:t>
             </w:r>
           </w:p>
         </w:tc>
@@ -12217,55 +12138,68 @@
       <w:tr>
         <w:trPr>
           <w:cantSplit/>
+          <w:jc w:val="center"/>
         </w:trPr>
         <w:tc>
           <w:tcPr>
-            <w:tcW w:type="dxa" w:w="2592"/>
+            <w:tcW w:w="1440" w:type="dxa"/>
           </w:tcPr>
           <w:p>
             <w:pPr>
-              <w:spacing w:before="40" w:after="40" w:line="276" w:lineRule="auto"/>
-              <w:jc w:val="left"/>
+              <w:spacing w:before="40" w:after="40"/>
+              <w:jc w:val="center"/>
             </w:pPr>
             <w:r>
               <w:rPr>
-                <w:rFonts w:ascii="Times New Roman" w:hAnsi="Times New Roman"/>
                 <w:sz w:val="24"/>
               </w:rPr>
-              <w:t>Khởi động và điều khiển</w:t>
+              <w:t>TC13</w:t>
             </w:r>
           </w:p>
         </w:tc>
         <w:tc>
           <w:tcPr>
-            <w:tcW w:type="dxa" w:w="4320"/>
+            <w:tcW w:w="4608" w:type="dxa"/>
           </w:tcPr>
           <w:p>
             <w:pPr>
-              <w:spacing w:before="40" w:after="40" w:line="276" w:lineRule="auto"/>
-              <w:jc w:val="left"/>
+              <w:spacing w:before="40" w:after="40"/>
             </w:pPr>
             <w:r>
               <w:rPr>
-                <w:rFonts w:ascii="Times New Roman" w:hAnsi="Times New Roman"/>
                 <w:sz w:val="24"/>
               </w:rPr>
-              <w:t>Nhận diện chế độ VR/PC, điều khiển di chuyển và góc nhìn</w:t>
+              <w:t>Âm thanh thuyết minh giọng đọc và điều phối khoảng cách</w:t>
             </w:r>
           </w:p>
         </w:tc>
         <w:tc>
           <w:tcPr>
-            <w:tcW w:type="dxa" w:w="1584"/>
+            <w:tcW w:w="3312" w:type="dxa"/>
           </w:tcPr>
           <w:p>
             <w:pPr>
-              <w:spacing w:before="40" w:after="40" w:line="276" w:lineRule="auto"/>
+              <w:spacing w:before="40" w:after="40"/>
+            </w:pPr>
+            <w:r>
+              <w:rPr>
+                <w:sz w:val="24"/>
+              </w:rPr>
+              <w:t>Âm thanh rõ, giảm dần từ 3.2m đến 5.5m, tắt hẳn khi đi xa quá 5.5m</w:t>
+            </w:r>
+          </w:p>
+        </w:tc>
+        <w:tc>
+          <w:tcPr>
+            <w:tcW w:w="1008" w:type="dxa"/>
+          </w:tcPr>
+          <w:p>
+            <w:pPr>
+              <w:spacing w:before="40" w:after="40"/>
               <w:jc w:val="center"/>
             </w:pPr>
             <w:r>
               <w:rPr>
-                <w:rFonts w:ascii="Times New Roman" w:hAnsi="Times New Roman"/>
                 <w:b/>
                 <w:sz w:val="24"/>
               </w:rPr>
@@ -12273,21 +12207,76 @@
             </w:r>
           </w:p>
         </w:tc>
+      </w:tr>
+      <w:tr>
+        <w:trPr>
+          <w:cantSplit/>
+          <w:jc w:val="center"/>
+        </w:trPr>
         <w:tc>
           <w:tcPr>
-            <w:tcW w:type="dxa" w:w="1872"/>
+            <w:tcW w:w="1440" w:type="dxa"/>
           </w:tcPr>
           <w:p>
             <w:pPr>
-              <w:spacing w:before="40" w:after="40" w:line="276" w:lineRule="auto"/>
-              <w:jc w:val="left"/>
+              <w:spacing w:before="40" w:after="40"/>
+              <w:jc w:val="center"/>
             </w:pPr>
             <w:r>
               <w:rPr>
-                <w:rFonts w:ascii="Times New Roman" w:hAnsi="Times New Roman"/>
                 <w:sz w:val="24"/>
               </w:rPr>
-              <w:t>Vận hành ổn định</w:t>
+              <w:t>TC14</w:t>
+            </w:r>
+          </w:p>
+        </w:tc>
+        <w:tc>
+          <w:tcPr>
+            <w:tcW w:w="4608" w:type="dxa"/>
+          </w:tcPr>
+          <w:p>
+            <w:pPr>
+              <w:spacing w:before="40" w:after="40"/>
+            </w:pPr>
+            <w:r>
+              <w:rPr>
+                <w:sz w:val="24"/>
+              </w:rPr>
+              <w:t>Cơ chế chống tự phát lại âm thanh khi quay lại gần</w:t>
+            </w:r>
+          </w:p>
+        </w:tc>
+        <w:tc>
+          <w:tcPr>
+            <w:tcW w:w="3312" w:type="dxa"/>
+          </w:tcPr>
+          <w:p>
+            <w:pPr>
+              <w:spacing w:before="40" w:after="40"/>
+            </w:pPr>
+            <w:r>
+              <w:rPr>
+                <w:sz w:val="24"/>
+              </w:rPr>
+              <w:t>Giữ trạng thái tắt, chỉ phát khi người dùng chủ động nhấn lại phím V/click loa</w:t>
+            </w:r>
+          </w:p>
+        </w:tc>
+        <w:tc>
+          <w:tcPr>
+            <w:tcW w:w="1008" w:type="dxa"/>
+          </w:tcPr>
+          <w:p>
+            <w:pPr>
+              <w:spacing w:before="40" w:after="40"/>
+              <w:jc w:val="center"/>
+            </w:pPr>
+            <w:r>
+              <w:rPr>
+                <w:b/>
+                <w:sz w:val="24"/>
+              </w:rPr>
+              <w:t>Đạt</w:t>
             </w:r>
           </w:p>
         </w:tc>
@@ -12295,55 +12284,69 @@
       <w:tr>
         <w:trPr>
           <w:cantSplit/>
+          <w:jc w:val="center"/>
         </w:trPr>
         <w:tc>
           <w:tcPr>
-            <w:tcW w:type="dxa" w:w="2592"/>
+            <w:tcW w:w="1440" w:type="dxa"/>
           </w:tcPr>
           <w:p>
             <w:pPr>
-              <w:spacing w:before="40" w:after="40" w:line="276" w:lineRule="auto"/>
-              <w:jc w:val="left"/>
+              <w:spacing w:before="40" w:after="40"/>
+              <w:jc w:val="center"/>
             </w:pPr>
             <w:r>
               <w:rPr>
-                <w:rFonts w:ascii="Times New Roman" w:hAnsi="Times New Roman"/>
                 <w:sz w:val="24"/>
               </w:rPr>
-              <w:t>Tương tác bệ hiện vật</w:t>
+              <w:lastRenderedPageBreak/>
+              <w:t>TC15</w:t>
             </w:r>
           </w:p>
         </w:tc>
         <w:tc>
           <w:tcPr>
-            <w:tcW w:type="dxa" w:w="4320"/>
+            <w:tcW w:w="4608" w:type="dxa"/>
           </w:tcPr>
           <w:p>
             <w:pPr>
-              <w:spacing w:before="40" w:after="40" w:line="276" w:lineRule="auto"/>
-              <w:jc w:val="left"/>
+              <w:spacing w:before="40" w:after="40"/>
             </w:pPr>
             <w:r>
               <w:rPr>
-                <w:rFonts w:ascii="Times New Roman" w:hAnsi="Times New Roman"/>
                 <w:sz w:val="24"/>
               </w:rPr>
-              <w:t>Tia laser, icon chỉ dẫn và mở pop-up 12 dân tộc</w:t>
+              <w:t>Phát video tư liệu cồng chiêng và hiệu ứng Ambilight</w:t>
             </w:r>
           </w:p>
         </w:tc>
         <w:tc>
           <w:tcPr>
-            <w:tcW w:type="dxa" w:w="1584"/>
+            <w:tcW w:w="3312" w:type="dxa"/>
           </w:tcPr>
           <w:p>
             <w:pPr>
-              <w:spacing w:before="40" w:after="40" w:line="276" w:lineRule="auto"/>
+              <w:spacing w:before="40" w:after="40"/>
+            </w:pPr>
+            <w:r>
+              <w:rPr>
+                <w:sz w:val="24"/>
+              </w:rPr>
+              <w:t>Video phát ổn định, âm thanh 3D lan tỏa, ánh sáng viền đổi màu theo nhịp video</w:t>
+            </w:r>
+          </w:p>
+        </w:tc>
+        <w:tc>
+          <w:tcPr>
+            <w:tcW w:w="1008" w:type="dxa"/>
+          </w:tcPr>
+          <w:p>
+            <w:pPr>
+              <w:spacing w:before="40" w:after="40"/>
               <w:jc w:val="center"/>
             </w:pPr>
             <w:r>
               <w:rPr>
-                <w:rFonts w:ascii="Times New Roman" w:hAnsi="Times New Roman"/>
                 <w:b/>
                 <w:sz w:val="24"/>
               </w:rPr>
@@ -12351,77 +12354,72 @@
             </w:r>
           </w:p>
         </w:tc>
-        <w:tc>
-          <w:tcPr>
-            <w:tcW w:type="dxa" w:w="1872"/>
-          </w:tcPr>
-          <w:p>
-            <w:pPr>
-              <w:spacing w:before="40" w:after="40" w:line="276" w:lineRule="auto"/>
-              <w:jc w:val="left"/>
-            </w:pPr>
-            <w:r>
-              <w:rPr>
-                <w:rFonts w:ascii="Times New Roman" w:hAnsi="Times New Roman"/>
-                <w:sz w:val="24"/>
-              </w:rPr>
-              <w:t>Đầy đủ dữ liệu</w:t>
-            </w:r>
-          </w:p>
-        </w:tc>
       </w:tr>
       <w:tr>
         <w:trPr>
           <w:cantSplit/>
+          <w:jc w:val="center"/>
         </w:trPr>
         <w:tc>
           <w:tcPr>
-            <w:tcW w:type="dxa" w:w="2592"/>
+            <w:tcW w:w="1440" w:type="dxa"/>
           </w:tcPr>
           <w:p>
             <w:pPr>
-              <w:spacing w:before="40" w:after="40" w:line="276" w:lineRule="auto"/>
-              <w:jc w:val="left"/>
+              <w:spacing w:before="40" w:after="40"/>
+              <w:jc w:val="center"/>
             </w:pPr>
             <w:r>
               <w:rPr>
-                <w:rFonts w:ascii="Times New Roman" w:hAnsi="Times New Roman"/>
                 <w:sz w:val="24"/>
               </w:rPr>
-              <w:t>Môi trường phụ trợ</w:t>
+              <w:t>TC16</w:t>
             </w:r>
           </w:p>
         </w:tc>
         <w:tc>
           <w:tcPr>
-            <w:tcW w:type="dxa" w:w="4320"/>
+            <w:tcW w:w="4608" w:type="dxa"/>
           </w:tcPr>
           <w:p>
             <w:pPr>
-              <w:spacing w:before="40" w:after="40" w:line="276" w:lineRule="auto"/>
-              <w:jc w:val="left"/>
+              <w:spacing w:before="40" w:after="40"/>
             </w:pPr>
             <w:r>
               <w:rPr>
-                <w:rFonts w:ascii="Times New Roman" w:hAnsi="Times New Roman"/>
                 <w:sz w:val="24"/>
               </w:rPr>
-              <w:t>Cửa trượt kính chống kẹp, NPC tham quan, Tivi tư liệu</w:t>
+              <w:t>Phản hồi rung xúc giác tay cầm VR (Haptic feedback)</w:t>
             </w:r>
           </w:p>
         </w:tc>
         <w:tc>
           <w:tcPr>
-            <w:tcW w:type="dxa" w:w="1584"/>
+            <w:tcW w:w="3312" w:type="dxa"/>
           </w:tcPr>
           <w:p>
             <w:pPr>
-              <w:spacing w:before="40" w:after="40" w:line="276" w:lineRule="auto"/>
+              <w:spacing w:before="40" w:after="40"/>
+            </w:pPr>
+            <w:r>
+              <w:rPr>
+                <w:sz w:val="24"/>
+              </w:rPr>
+              <w:t>Tay cầm rung nhẹ khi trỏ/bật loa và rung dứt khoát khi bóp cò mở pop-up</w:t>
+            </w:r>
+          </w:p>
+        </w:tc>
+        <w:tc>
+          <w:tcPr>
+            <w:tcW w:w="1008" w:type="dxa"/>
+          </w:tcPr>
+          <w:p>
+            <w:pPr>
+              <w:spacing w:before="40" w:after="40"/>
               <w:jc w:val="center"/>
             </w:pPr>
             <w:r>
               <w:rPr>
-                <w:rFonts w:ascii="Times New Roman" w:hAnsi="Times New Roman"/>
                 <w:b/>
                 <w:sz w:val="24"/>
               </w:rPr>
@@ -12429,180 +12427,16 @@
             </w:r>
           </w:p>
         </w:tc>
-        <w:tc>
-          <w:tcPr>
-            <w:tcW w:type="dxa" w:w="1872"/>
-          </w:tcPr>
-          <w:p>
-            <w:pPr>
-              <w:spacing w:before="40" w:after="40" w:line="276" w:lineRule="auto"/>
-              <w:jc w:val="left"/>
-            </w:pPr>
-            <w:r>
-              <w:rPr>
-                <w:rFonts w:ascii="Times New Roman" w:hAnsi="Times New Roman"/>
-                <w:sz w:val="24"/>
-              </w:rPr>
-              <w:t>Hoạt động đúng kịch bản</w:t>
-            </w:r>
-          </w:p>
-        </w:tc>
-      </w:tr>
-      <w:tr>
-        <w:trPr>
-          <w:cantSplit/>
-        </w:trPr>
-        <w:tc>
-          <w:tcPr>
-            <w:tcW w:type="dxa" w:w="2592"/>
-          </w:tcPr>
-          <w:p>
-            <w:pPr>
-              <w:spacing w:before="40" w:after="40" w:line="276" w:lineRule="auto"/>
-              <w:jc w:val="left"/>
-            </w:pPr>
-            <w:r>
-              <w:rPr>
-                <w:rFonts w:ascii="Times New Roman" w:hAnsi="Times New Roman"/>
-                <w:sz w:val="24"/>
-              </w:rPr>
-              <w:t>Hiệu năng khung hình</w:t>
-            </w:r>
-          </w:p>
-        </w:tc>
-        <w:tc>
-          <w:tcPr>
-            <w:tcW w:type="dxa" w:w="4320"/>
-          </w:tcPr>
-          <w:p>
-            <w:pPr>
-              <w:spacing w:before="40" w:after="40" w:line="276" w:lineRule="auto"/>
-              <w:jc w:val="left"/>
-            </w:pPr>
-            <w:r>
-              <w:rPr>
-                <w:rFonts w:ascii="Times New Roman" w:hAnsi="Times New Roman"/>
-                <w:sz w:val="24"/>
-              </w:rPr>
-              <w:t>Tốc độ khung hình và thời gian dựng hình trên thiết bị</w:t>
-            </w:r>
-          </w:p>
-        </w:tc>
-        <w:tc>
-          <w:tcPr>
-            <w:tcW w:type="dxa" w:w="1584"/>
-          </w:tcPr>
-          <w:p>
-            <w:pPr>
-              <w:spacing w:before="40" w:after="40" w:line="276" w:lineRule="auto"/>
-              <w:jc w:val="left"/>
-            </w:pPr>
-            <w:r>
-              <w:rPr>
-                <w:rFonts w:ascii="Times New Roman" w:hAnsi="Times New Roman"/>
-                <w:sz w:val="24"/>
-              </w:rPr>
-              <w:t>[Chờ bổ sung]</w:t>
-            </w:r>
-          </w:p>
-        </w:tc>
-        <w:tc>
-          <w:tcPr>
-            <w:tcW w:type="dxa" w:w="1872"/>
-          </w:tcPr>
-          <w:p>
-            <w:pPr>
-              <w:spacing w:before="40" w:after="40" w:line="276" w:lineRule="auto"/>
-              <w:jc w:val="left"/>
-            </w:pPr>
-            <w:r>
-              <w:rPr>
-                <w:rFonts w:ascii="Times New Roman" w:hAnsi="Times New Roman"/>
-                <w:sz w:val="24"/>
-              </w:rPr>
-              <w:t>Nhóm đo đạc số liệu chi tiết</w:t>
-            </w:r>
-          </w:p>
-        </w:tc>
-      </w:tr>
-      <w:tr>
-        <w:trPr>
-          <w:cantSplit/>
-        </w:trPr>
-        <w:tc>
-          <w:tcPr>
-            <w:tcW w:type="dxa" w:w="2592"/>
-          </w:tcPr>
-          <w:p>
-            <w:pPr>
-              <w:spacing w:before="40" w:after="40" w:line="276" w:lineRule="auto"/>
-              <w:jc w:val="left"/>
-            </w:pPr>
-            <w:r>
-              <w:rPr>
-                <w:rFonts w:ascii="Times New Roman" w:hAnsi="Times New Roman"/>
-                <w:sz w:val="24"/>
-              </w:rPr>
-              <w:t>Trải nghiệm người dùng</w:t>
-            </w:r>
-          </w:p>
-        </w:tc>
-        <w:tc>
-          <w:tcPr>
-            <w:tcW w:type="dxa" w:w="4320"/>
-          </w:tcPr>
-          <w:p>
-            <w:pPr>
-              <w:spacing w:before="40" w:after="40" w:line="276" w:lineRule="auto"/>
-              <w:jc w:val="left"/>
-            </w:pPr>
-            <w:r>
-              <w:rPr>
-                <w:rFonts w:ascii="Times New Roman" w:hAnsi="Times New Roman"/>
-                <w:sz w:val="24"/>
-              </w:rPr>
-              <w:t>Mức độ dễ sử dụng, độ trực quan và cảm giác thoải mái</w:t>
-            </w:r>
-          </w:p>
-        </w:tc>
-        <w:tc>
-          <w:tcPr>
-            <w:tcW w:type="dxa" w:w="1584"/>
-          </w:tcPr>
-          <w:p>
-            <w:pPr>
-              <w:spacing w:before="40" w:after="40" w:line="276" w:lineRule="auto"/>
-              <w:jc w:val="left"/>
-            </w:pPr>
-            <w:r>
-              <w:rPr>
-                <w:rFonts w:ascii="Times New Roman" w:hAnsi="Times New Roman"/>
-                <w:sz w:val="24"/>
-              </w:rPr>
-              <w:t>[Chờ bổ sung]</w:t>
-            </w:r>
-          </w:p>
-        </w:tc>
-        <w:tc>
-          <w:tcPr>
-            <w:tcW w:type="dxa" w:w="1872"/>
-          </w:tcPr>
-          <w:p>
-            <w:pPr>
-              <w:spacing w:before="40" w:after="40" w:line="276" w:lineRule="auto"/>
-              <w:jc w:val="left"/>
-            </w:pPr>
-            <w:r>
-              <w:rPr>
-                <w:rFonts w:ascii="Times New Roman" w:hAnsi="Times New Roman"/>
-                <w:sz w:val="24"/>
-              </w:rPr>
-              <w:t>Nhóm tổng hợp từ khảo sát thực tế</w:t>
-            </w:r>
-          </w:p>
-        </w:tc>
       </w:tr>
     </w:tbl>
+    <w:p>
+      <w:pPr>
+        <w:pStyle w:val="Heading2"/>
+      </w:pPr>
+      <w:r>
+        <w:t>4.3. Kiểm thử hiệu năng</w:t>
+      </w:r>
+    </w:p>
     <w:p>
       <w:pPr>
         <w:pStyle w:val="Heading3"/>
@@ -12623,41 +12457,6 @@
       </w:pPr>
       <w:r>
         <w:rPr>
-          <w:rPr>
-            <w:bCs w:val="0"/>
-            <w:color w:val="000000" w:themeColor="text1"/>
-            <w14:shadow w14:blurRad="38100" w14:dist="19050" w14:dir="2700000" w14:sx="100000" w14:sy="100000" w14:kx="0" w14:ky="0" w14:algn="tl">
-              <w14:schemeClr w14:val="dk1">
-                <w14:alpha w14:val="60000"/>
-              </w14:schemeClr>
-            </w14:shadow>
-            <w14:textOutline w14:w="0" w14:cap="flat" w14:cmpd="sng" w14:algn="ctr">
-              <w14:noFill/>
-              <w14:prstDash w14:val="solid"/>
-              <w14:round/>
-            </w14:textOutline>
-          </w:rPr>
-        </w:rPr>
-        <w:t>4.5.2. Những kết quả đạt được</w:t>
-      </w:r>
-    </w:p>
-    <w:p>
-      <w:pPr>
-        <w:ind w:firstLine="720"/>
-      </w:pPr>
-      <w:r>
-        <w:rPr>
-          <w:rPr>
-            <w:rFonts w:cs="Times New Roman"/>
-          </w:rPr>
-        </w:rPr>
-        <w:t>Đề tài đã đạt được các kết quả nổi bật gồm: (1) Xây dựng thành công không gian bảo tàng ảo trưng bày trang phục truyền thống 12 dân tộc Tây Nguyên với chất lượng đồ họa URP đồng bộ; (2) Hỗ trợ cơ chế vận hành kép linh hoạt giữa kính VR Meta Quest và máy tính cá nhân; (3) Hiện thực hóa các tương tác trực quan như tia laser kèm phản hồi rung haptic, pop-up thông tin tự co giãn, cửa tự động và NPC tăng tính sống động; (4) Chuẩn bị sẵn quy trình tối ưu hóa kết xuất giúp giảm thiểu Draw Calls phục vụ triển khai trên thiết bị di động.</w:t>
-      </w:r>
-    </w:p>
-    <w:p>
-      <w:pPr>
-        <w:pStyle w:val="Heading3"/>
-        <w:rPr>
           <w:bCs w:val="0"/>
           <w:color w:val="000000" w:themeColor="text1"/>
           <w14:shadow w14:blurRad="38100" w14:dist="19050" w14:dir="2700000" w14:sx="100000" w14:sy="100000" w14:kx="0" w14:ky="0" w14:algn="tl">
@@ -12671,23 +12470,1679 @@
             <w14:round/>
           </w14:textOutline>
         </w:rPr>
-      </w:pPr>
-      <w:r>
-        <w:rPr>
-          <w:rPr>
-            <w:bCs w:val="0"/>
-            <w:color w:val="000000" w:themeColor="text1"/>
-            <w14:shadow w14:blurRad="38100" w14:dist="19050" w14:dir="2700000" w14:sx="100000" w14:sy="100000" w14:kx="0" w14:ky="0" w14:algn="tl">
-              <w14:schemeClr w14:val="dk1">
-                <w14:alpha w14:val="60000"/>
-              </w14:schemeClr>
-            </w14:shadow>
-            <w14:textOutline w14:w="0" w14:cap="flat" w14:cmpd="sng" w14:algn="ctr">
-              <w14:noFill/>
-              <w14:prstDash w14:val="solid"/>
-              <w14:round/>
-            </w14:textOutline>
-          </w:rPr>
+        <w:t>4.3.1. Kiểm thử FPS và Frame Time</w:t>
+      </w:r>
+    </w:p>
+    <w:p>
+      <w:pPr>
+        <w:ind w:firstLine="720"/>
+      </w:pPr>
+      <w:r>
+        <w:rPr>
+          <w:rFonts w:cs="Times New Roman"/>
+        </w:rPr>
+        <w:t>Hiệu năng khung hình được đo đạc tại các khu vực khác nhau trong bảo tàng: khu sảnh đón tiếp, khu vực trưng bày 12 bệ hiện vật trung tâm, phòng chiếu Tivi và góc nhìn bao quát toàn cảnh. Công cụ tối ưu MuseumPerformanceOptimizer đã hỗ trợ tắt đổ bóng trên các đèn phụ, chuyển đổi các vật liệu cũ sang URP Lit và nướng Occlusion Culling để giảm số lượng Draw Calls. [Ghi chú: Nhóm bổ sung bảng số liệu FPS và Frame Time đo thực tế bằng Unity Profiler hoặc OVR Metrics Tool vào khung Bảng 4.5 dưới đây].</w:t>
+      </w:r>
+    </w:p>
+    <w:p>
+      <w:pPr>
+        <w:keepNext/>
+        <w:spacing w:before="160" w:after="80"/>
+        <w:jc w:val="center"/>
+      </w:pPr>
+      <w:r>
+        <w:rPr>
+          <w:rFonts w:cs="Times New Roman"/>
+          <w:b/>
+          <w:bCs/>
+        </w:rPr>
+        <w:t>Bảng 4.5. Khung đo kiểm FPS và Frame Time tại các phân khu trong bảo tàng</w:t>
+      </w:r>
+    </w:p>
+    <w:tbl>
+      <w:tblPr>
+        <w:tblW w:w="0" w:type="auto"/>
+        <w:jc w:val="center"/>
+        <w:tblBorders>
+          <w:top w:val="single" w:sz="4" w:space="0" w:color="auto"/>
+          <w:left w:val="single" w:sz="4" w:space="0" w:color="auto"/>
+          <w:bottom w:val="single" w:sz="4" w:space="0" w:color="auto"/>
+          <w:right w:val="single" w:sz="4" w:space="0" w:color="auto"/>
+          <w:insideH w:val="single" w:sz="4" w:space="0" w:color="auto"/>
+          <w:insideV w:val="single" w:sz="4" w:space="0" w:color="auto"/>
+        </w:tblBorders>
+        <w:tblCellMar>
+          <w:top w:w="120" w:type="dxa"/>
+          <w:left w:w="160" w:type="dxa"/>
+          <w:bottom w:w="120" w:type="dxa"/>
+          <w:right w:w="160" w:type="dxa"/>
+        </w:tblCellMar>
+        <w:tblLook w:val="04A0" w:firstRow="1" w:lastRow="0" w:firstColumn="1" w:lastColumn="0" w:noHBand="0" w:noVBand="1"/>
+      </w:tblPr>
+      <w:tblGrid>
+        <w:gridCol w:w="2013"/>
+        <w:gridCol w:w="1312"/>
+        <w:gridCol w:w="1380"/>
+        <w:gridCol w:w="1219"/>
+        <w:gridCol w:w="1515"/>
+        <w:gridCol w:w="1393"/>
+      </w:tblGrid>
+      <w:tr>
+        <w:trPr>
+          <w:cantSplit/>
+          <w:tblHeader/>
+          <w:jc w:val="center"/>
+        </w:trPr>
+        <w:tc>
+          <w:tcPr>
+            <w:tcW w:w="2592" w:type="dxa"/>
+            <w:shd w:val="clear" w:color="auto" w:fill="D9D9D9"/>
+          </w:tcPr>
+          <w:p>
+            <w:pPr>
+              <w:spacing w:before="60" w:after="60"/>
+              <w:jc w:val="center"/>
+            </w:pPr>
+            <w:r>
+              <w:rPr>
+                <w:b/>
+                <w:sz w:val="24"/>
+              </w:rPr>
+              <w:t>Phân khu kiểm thử</w:t>
+            </w:r>
+          </w:p>
+        </w:tc>
+        <w:tc>
+          <w:tcPr>
+            <w:tcW w:w="1584" w:type="dxa"/>
+            <w:shd w:val="clear" w:color="auto" w:fill="D9D9D9"/>
+          </w:tcPr>
+          <w:p>
+            <w:pPr>
+              <w:spacing w:before="60" w:after="60"/>
+              <w:jc w:val="center"/>
+            </w:pPr>
+            <w:r>
+              <w:rPr>
+                <w:b/>
+                <w:sz w:val="24"/>
+              </w:rPr>
+              <w:t>FPS trên kính VR</w:t>
+            </w:r>
+          </w:p>
+        </w:tc>
+        <w:tc>
+          <w:tcPr>
+            <w:tcW w:w="1584" w:type="dxa"/>
+            <w:shd w:val="clear" w:color="auto" w:fill="D9D9D9"/>
+          </w:tcPr>
+          <w:p>
+            <w:pPr>
+              <w:spacing w:before="60" w:after="60"/>
+              <w:jc w:val="center"/>
+            </w:pPr>
+            <w:r>
+              <w:rPr>
+                <w:b/>
+                <w:sz w:val="24"/>
+              </w:rPr>
+              <w:t>Frame Time (ms)</w:t>
+            </w:r>
+          </w:p>
+        </w:tc>
+        <w:tc>
+          <w:tcPr>
+            <w:tcW w:w="1440" w:type="dxa"/>
+            <w:shd w:val="clear" w:color="auto" w:fill="D9D9D9"/>
+          </w:tcPr>
+          <w:p>
+            <w:pPr>
+              <w:spacing w:before="60" w:after="60"/>
+              <w:jc w:val="center"/>
+            </w:pPr>
+            <w:r>
+              <w:rPr>
+                <w:b/>
+                <w:sz w:val="24"/>
+              </w:rPr>
+              <w:t>FPS trên PC</w:t>
+            </w:r>
+          </w:p>
+        </w:tc>
+        <w:tc>
+          <w:tcPr>
+            <w:tcW w:w="1728" w:type="dxa"/>
+            <w:shd w:val="clear" w:color="auto" w:fill="D9D9D9"/>
+          </w:tcPr>
+          <w:p>
+            <w:pPr>
+              <w:spacing w:before="60" w:after="60"/>
+              <w:jc w:val="center"/>
+            </w:pPr>
+            <w:r>
+              <w:rPr>
+                <w:b/>
+                <w:sz w:val="24"/>
+              </w:rPr>
+              <w:t>Số Batches (Draw Calls)</w:t>
+            </w:r>
+          </w:p>
+        </w:tc>
+        <w:tc>
+          <w:tcPr>
+            <w:tcW w:w="1440" w:type="dxa"/>
+            <w:shd w:val="clear" w:color="auto" w:fill="D9D9D9"/>
+          </w:tcPr>
+          <w:p>
+            <w:pPr>
+              <w:spacing w:before="60" w:after="60"/>
+              <w:jc w:val="center"/>
+            </w:pPr>
+            <w:r>
+              <w:rPr>
+                <w:b/>
+                <w:sz w:val="24"/>
+              </w:rPr>
+              <w:t>Ghi chú</w:t>
+            </w:r>
+          </w:p>
+        </w:tc>
+      </w:tr>
+      <w:tr>
+        <w:trPr>
+          <w:cantSplit/>
+          <w:jc w:val="center"/>
+        </w:trPr>
+        <w:tc>
+          <w:tcPr>
+            <w:tcW w:w="2592" w:type="dxa"/>
+          </w:tcPr>
+          <w:p>
+            <w:pPr>
+              <w:spacing w:before="40" w:after="40"/>
+            </w:pPr>
+            <w:r>
+              <w:rPr>
+                <w:sz w:val="24"/>
+              </w:rPr>
+              <w:t>1. Sảnh đón tiếp chính</w:t>
+            </w:r>
+          </w:p>
+        </w:tc>
+        <w:tc>
+          <w:tcPr>
+            <w:tcW w:w="1584" w:type="dxa"/>
+          </w:tcPr>
+          <w:p>
+            <w:pPr>
+              <w:spacing w:before="40" w:after="40"/>
+            </w:pPr>
+            <w:r>
+              <w:rPr>
+                <w:sz w:val="24"/>
+              </w:rPr>
+              <w:t>[Chờ đo]</w:t>
+            </w:r>
+          </w:p>
+        </w:tc>
+        <w:tc>
+          <w:tcPr>
+            <w:tcW w:w="1584" w:type="dxa"/>
+          </w:tcPr>
+          <w:p>
+            <w:pPr>
+              <w:spacing w:before="40" w:after="40"/>
+            </w:pPr>
+            <w:r>
+              <w:rPr>
+                <w:sz w:val="24"/>
+              </w:rPr>
+              <w:t>[Chờ đo]</w:t>
+            </w:r>
+          </w:p>
+        </w:tc>
+        <w:tc>
+          <w:tcPr>
+            <w:tcW w:w="1440" w:type="dxa"/>
+          </w:tcPr>
+          <w:p>
+            <w:pPr>
+              <w:spacing w:before="40" w:after="40"/>
+            </w:pPr>
+            <w:r>
+              <w:rPr>
+                <w:sz w:val="24"/>
+              </w:rPr>
+              <w:t>[Chờ đo]</w:t>
+            </w:r>
+          </w:p>
+        </w:tc>
+        <w:tc>
+          <w:tcPr>
+            <w:tcW w:w="1728" w:type="dxa"/>
+          </w:tcPr>
+          <w:p>
+            <w:pPr>
+              <w:spacing w:before="40" w:after="40"/>
+            </w:pPr>
+            <w:r>
+              <w:rPr>
+                <w:sz w:val="24"/>
+              </w:rPr>
+              <w:t>[Chờ đo]</w:t>
+            </w:r>
+          </w:p>
+        </w:tc>
+        <w:tc>
+          <w:tcPr>
+            <w:tcW w:w="1440" w:type="dxa"/>
+          </w:tcPr>
+          <w:p>
+            <w:pPr>
+              <w:spacing w:before="40" w:after="40"/>
+            </w:pPr>
+            <w:r>
+              <w:rPr>
+                <w:sz w:val="24"/>
+              </w:rPr>
+              <w:t>Khu vực xuất phát ban đầu</w:t>
+            </w:r>
+          </w:p>
+        </w:tc>
+      </w:tr>
+      <w:tr>
+        <w:trPr>
+          <w:cantSplit/>
+          <w:jc w:val="center"/>
+        </w:trPr>
+        <w:tc>
+          <w:tcPr>
+            <w:tcW w:w="2592" w:type="dxa"/>
+          </w:tcPr>
+          <w:p>
+            <w:pPr>
+              <w:spacing w:before="40" w:after="40"/>
+            </w:pPr>
+            <w:r>
+              <w:rPr>
+                <w:sz w:val="24"/>
+              </w:rPr>
+              <w:t>2. Khu trưng bày 12 bệ hiện vật</w:t>
+            </w:r>
+          </w:p>
+        </w:tc>
+        <w:tc>
+          <w:tcPr>
+            <w:tcW w:w="1584" w:type="dxa"/>
+          </w:tcPr>
+          <w:p>
+            <w:pPr>
+              <w:spacing w:before="40" w:after="40"/>
+            </w:pPr>
+            <w:r>
+              <w:rPr>
+                <w:sz w:val="24"/>
+              </w:rPr>
+              <w:t>[Chờ đo]</w:t>
+            </w:r>
+          </w:p>
+        </w:tc>
+        <w:tc>
+          <w:tcPr>
+            <w:tcW w:w="1584" w:type="dxa"/>
+          </w:tcPr>
+          <w:p>
+            <w:pPr>
+              <w:spacing w:before="40" w:after="40"/>
+            </w:pPr>
+            <w:r>
+              <w:rPr>
+                <w:sz w:val="24"/>
+              </w:rPr>
+              <w:t>[Chờ đo]</w:t>
+            </w:r>
+          </w:p>
+        </w:tc>
+        <w:tc>
+          <w:tcPr>
+            <w:tcW w:w="1440" w:type="dxa"/>
+          </w:tcPr>
+          <w:p>
+            <w:pPr>
+              <w:spacing w:before="40" w:after="40"/>
+            </w:pPr>
+            <w:r>
+              <w:rPr>
+                <w:sz w:val="24"/>
+              </w:rPr>
+              <w:t>[Chờ đo]</w:t>
+            </w:r>
+          </w:p>
+        </w:tc>
+        <w:tc>
+          <w:tcPr>
+            <w:tcW w:w="1728" w:type="dxa"/>
+          </w:tcPr>
+          <w:p>
+            <w:pPr>
+              <w:spacing w:before="40" w:after="40"/>
+            </w:pPr>
+            <w:r>
+              <w:rPr>
+                <w:sz w:val="24"/>
+              </w:rPr>
+              <w:t>[Chờ đo]</w:t>
+            </w:r>
+          </w:p>
+        </w:tc>
+        <w:tc>
+          <w:tcPr>
+            <w:tcW w:w="1440" w:type="dxa"/>
+          </w:tcPr>
+          <w:p>
+            <w:pPr>
+              <w:spacing w:before="40" w:after="40"/>
+            </w:pPr>
+            <w:r>
+              <w:rPr>
+                <w:sz w:val="24"/>
+              </w:rPr>
+              <w:t>Nơi tập trung mô hình và bệ Cube</w:t>
+            </w:r>
+          </w:p>
+        </w:tc>
+      </w:tr>
+      <w:tr>
+        <w:trPr>
+          <w:cantSplit/>
+          <w:jc w:val="center"/>
+        </w:trPr>
+        <w:tc>
+          <w:tcPr>
+            <w:tcW w:w="2592" w:type="dxa"/>
+          </w:tcPr>
+          <w:p>
+            <w:pPr>
+              <w:spacing w:before="40" w:after="40"/>
+            </w:pPr>
+            <w:r>
+              <w:rPr>
+                <w:sz w:val="24"/>
+              </w:rPr>
+              <w:lastRenderedPageBreak/>
+              <w:t>3. Phòng chiếu Tivi tư liệu</w:t>
+            </w:r>
+          </w:p>
+        </w:tc>
+        <w:tc>
+          <w:tcPr>
+            <w:tcW w:w="1584" w:type="dxa"/>
+          </w:tcPr>
+          <w:p>
+            <w:pPr>
+              <w:spacing w:before="40" w:after="40"/>
+            </w:pPr>
+            <w:r>
+              <w:rPr>
+                <w:sz w:val="24"/>
+              </w:rPr>
+              <w:t>[Chờ đo]</w:t>
+            </w:r>
+          </w:p>
+        </w:tc>
+        <w:tc>
+          <w:tcPr>
+            <w:tcW w:w="1584" w:type="dxa"/>
+          </w:tcPr>
+          <w:p>
+            <w:pPr>
+              <w:spacing w:before="40" w:after="40"/>
+            </w:pPr>
+            <w:r>
+              <w:rPr>
+                <w:sz w:val="24"/>
+              </w:rPr>
+              <w:t>[Chờ đo]</w:t>
+            </w:r>
+          </w:p>
+        </w:tc>
+        <w:tc>
+          <w:tcPr>
+            <w:tcW w:w="1440" w:type="dxa"/>
+          </w:tcPr>
+          <w:p>
+            <w:pPr>
+              <w:spacing w:before="40" w:after="40"/>
+            </w:pPr>
+            <w:r>
+              <w:rPr>
+                <w:sz w:val="24"/>
+              </w:rPr>
+              <w:t>[Chờ đo]</w:t>
+            </w:r>
+          </w:p>
+        </w:tc>
+        <w:tc>
+          <w:tcPr>
+            <w:tcW w:w="1728" w:type="dxa"/>
+          </w:tcPr>
+          <w:p>
+            <w:pPr>
+              <w:spacing w:before="40" w:after="40"/>
+            </w:pPr>
+            <w:r>
+              <w:rPr>
+                <w:sz w:val="24"/>
+              </w:rPr>
+              <w:t>[Chờ đo]</w:t>
+            </w:r>
+          </w:p>
+        </w:tc>
+        <w:tc>
+          <w:tcPr>
+            <w:tcW w:w="1440" w:type="dxa"/>
+          </w:tcPr>
+          <w:p>
+            <w:pPr>
+              <w:spacing w:before="40" w:after="40"/>
+            </w:pPr>
+            <w:r>
+              <w:rPr>
+                <w:sz w:val="24"/>
+              </w:rPr>
+              <w:t>Phát video và ánh sáng Ambilight</w:t>
+            </w:r>
+          </w:p>
+        </w:tc>
+      </w:tr>
+      <w:tr>
+        <w:trPr>
+          <w:cantSplit/>
+          <w:jc w:val="center"/>
+        </w:trPr>
+        <w:tc>
+          <w:tcPr>
+            <w:tcW w:w="2592" w:type="dxa"/>
+          </w:tcPr>
+          <w:p>
+            <w:pPr>
+              <w:spacing w:before="40" w:after="40"/>
+            </w:pPr>
+            <w:r>
+              <w:rPr>
+                <w:sz w:val="24"/>
+              </w:rPr>
+              <w:t>4. Góc nhìn bao quát toàn bảo tàng</w:t>
+            </w:r>
+          </w:p>
+        </w:tc>
+        <w:tc>
+          <w:tcPr>
+            <w:tcW w:w="1584" w:type="dxa"/>
+          </w:tcPr>
+          <w:p>
+            <w:pPr>
+              <w:spacing w:before="40" w:after="40"/>
+            </w:pPr>
+            <w:r>
+              <w:rPr>
+                <w:sz w:val="24"/>
+              </w:rPr>
+              <w:t>[Chờ đo]</w:t>
+            </w:r>
+          </w:p>
+        </w:tc>
+        <w:tc>
+          <w:tcPr>
+            <w:tcW w:w="1584" w:type="dxa"/>
+          </w:tcPr>
+          <w:p>
+            <w:pPr>
+              <w:spacing w:before="40" w:after="40"/>
+            </w:pPr>
+            <w:r>
+              <w:rPr>
+                <w:sz w:val="24"/>
+              </w:rPr>
+              <w:t>[Chờ đo]</w:t>
+            </w:r>
+          </w:p>
+        </w:tc>
+        <w:tc>
+          <w:tcPr>
+            <w:tcW w:w="1440" w:type="dxa"/>
+          </w:tcPr>
+          <w:p>
+            <w:pPr>
+              <w:spacing w:before="40" w:after="40"/>
+            </w:pPr>
+            <w:r>
+              <w:rPr>
+                <w:sz w:val="24"/>
+              </w:rPr>
+              <w:t>[Chờ đo]</w:t>
+            </w:r>
+          </w:p>
+        </w:tc>
+        <w:tc>
+          <w:tcPr>
+            <w:tcW w:w="1728" w:type="dxa"/>
+          </w:tcPr>
+          <w:p>
+            <w:pPr>
+              <w:spacing w:before="40" w:after="40"/>
+            </w:pPr>
+            <w:r>
+              <w:rPr>
+                <w:sz w:val="24"/>
+              </w:rPr>
+              <w:t>[Chờ đo]</w:t>
+            </w:r>
+          </w:p>
+        </w:tc>
+        <w:tc>
+          <w:tcPr>
+            <w:tcW w:w="1440" w:type="dxa"/>
+          </w:tcPr>
+          <w:p>
+            <w:pPr>
+              <w:spacing w:before="40" w:after="40"/>
+            </w:pPr>
+            <w:r>
+              <w:rPr>
+                <w:sz w:val="24"/>
+              </w:rPr>
+              <w:t>Tầm nhìn rộng nhiều vật thể</w:t>
+            </w:r>
+          </w:p>
+        </w:tc>
+      </w:tr>
+      <w:tr>
+        <w:trPr>
+          <w:cantSplit/>
+          <w:jc w:val="center"/>
+        </w:trPr>
+        <w:tc>
+          <w:tcPr>
+            <w:tcW w:w="2592" w:type="dxa"/>
+          </w:tcPr>
+          <w:p>
+            <w:pPr>
+              <w:spacing w:before="40" w:after="40"/>
+            </w:pPr>
+            <w:r>
+              <w:rPr>
+                <w:sz w:val="24"/>
+              </w:rPr>
+              <w:t>5. Trạng thái hiển thị Pop-up chi tiết</w:t>
+            </w:r>
+          </w:p>
+        </w:tc>
+        <w:tc>
+          <w:tcPr>
+            <w:tcW w:w="1584" w:type="dxa"/>
+          </w:tcPr>
+          <w:p>
+            <w:pPr>
+              <w:spacing w:before="40" w:after="40"/>
+            </w:pPr>
+            <w:r>
+              <w:rPr>
+                <w:sz w:val="24"/>
+              </w:rPr>
+              <w:t>[Chờ đo]</w:t>
+            </w:r>
+          </w:p>
+        </w:tc>
+        <w:tc>
+          <w:tcPr>
+            <w:tcW w:w="1584" w:type="dxa"/>
+          </w:tcPr>
+          <w:p>
+            <w:pPr>
+              <w:spacing w:before="40" w:after="40"/>
+            </w:pPr>
+            <w:r>
+              <w:rPr>
+                <w:sz w:val="24"/>
+              </w:rPr>
+              <w:t>[Chờ đo]</w:t>
+            </w:r>
+          </w:p>
+        </w:tc>
+        <w:tc>
+          <w:tcPr>
+            <w:tcW w:w="1440" w:type="dxa"/>
+          </w:tcPr>
+          <w:p>
+            <w:pPr>
+              <w:spacing w:before="40" w:after="40"/>
+            </w:pPr>
+            <w:r>
+              <w:rPr>
+                <w:sz w:val="24"/>
+              </w:rPr>
+              <w:t>[Chờ đo]</w:t>
+            </w:r>
+          </w:p>
+        </w:tc>
+        <w:tc>
+          <w:tcPr>
+            <w:tcW w:w="1728" w:type="dxa"/>
+          </w:tcPr>
+          <w:p>
+            <w:pPr>
+              <w:spacing w:before="40" w:after="40"/>
+            </w:pPr>
+            <w:r>
+              <w:rPr>
+                <w:sz w:val="24"/>
+              </w:rPr>
+              <w:t>[Chờ đo]</w:t>
+            </w:r>
+          </w:p>
+        </w:tc>
+        <w:tc>
+          <w:tcPr>
+            <w:tcW w:w="1440" w:type="dxa"/>
+          </w:tcPr>
+          <w:p>
+            <w:pPr>
+              <w:spacing w:before="40" w:after="40"/>
+            </w:pPr>
+            <w:r>
+              <w:rPr>
+                <w:sz w:val="24"/>
+              </w:rPr>
+              <w:t>Đang mở ảnh thuyết minh 2D</w:t>
+            </w:r>
+          </w:p>
+        </w:tc>
+      </w:tr>
+    </w:tbl>
+    <w:p>
+      <w:pPr>
+        <w:pStyle w:val="Heading3"/>
+        <w:rPr>
+          <w:bCs w:val="0"/>
+          <w:color w:val="000000" w:themeColor="text1"/>
+          <w14:shadow w14:blurRad="38100" w14:dist="19050" w14:dir="2700000" w14:sx="100000" w14:sy="100000" w14:kx="0" w14:ky="0" w14:algn="tl">
+            <w14:schemeClr w14:val="dk1">
+              <w14:alpha w14:val="60000"/>
+            </w14:schemeClr>
+          </w14:shadow>
+          <w14:textOutline w14:w="0" w14:cap="flat" w14:cmpd="sng" w14:algn="ctr">
+            <w14:noFill/>
+            <w14:prstDash w14:val="solid"/>
+            <w14:round/>
+          </w14:textOutline>
+        </w:rPr>
+      </w:pPr>
+      <w:r>
+        <w:rPr>
+          <w:bCs w:val="0"/>
+          <w:color w:val="000000" w:themeColor="text1"/>
+          <w14:shadow w14:blurRad="38100" w14:dist="19050" w14:dir="2700000" w14:sx="100000" w14:sy="100000" w14:kx="0" w14:ky="0" w14:algn="tl">
+            <w14:schemeClr w14:val="dk1">
+              <w14:alpha w14:val="60000"/>
+            </w14:schemeClr>
+          </w14:shadow>
+          <w14:textOutline w14:w="0" w14:cap="flat" w14:cmpd="sng" w14:algn="ctr">
+            <w14:noFill/>
+            <w14:prstDash w14:val="solid"/>
+            <w14:round/>
+          </w14:textOutline>
+        </w:rPr>
+        <w:t>4.3.2. Kiểm thử độ trễ và khả năng phản hồi</w:t>
+      </w:r>
+    </w:p>
+    <w:p>
+      <w:pPr>
+        <w:ind w:firstLine="720"/>
+      </w:pPr>
+      <w:r>
+        <w:rPr>
+          <w:rFonts w:cs="Times New Roman"/>
+        </w:rPr>
+        <w:t>Độ trễ chuyển động từ đầu đến màn hình (Motion-to-Photon) và độ trễ phản hồi thao tác bấm nút là yếu tố then chốt giúp trải nghiệm VR không bị giật lag. Ứng dụng tận dụng đường ống Universal Render Pipeline với chế độ Single-Pass Instanced Rendering để tối ưu thời gian dựng hình cho hai mắt. Trong các lần thử nghiệm thực tế, thao tác trỏ tia laser và mở bảng thông tin phản hồi gần như tức thì. [Ghi chú: Nhóm bổ sung số liệu đo độ trễ ms cụ thể nếu có công cụ đo chuyên dụng].</w:t>
+      </w:r>
+    </w:p>
+    <w:p>
+      <w:pPr>
+        <w:pStyle w:val="Heading3"/>
+        <w:rPr>
+          <w:bCs w:val="0"/>
+          <w:color w:val="000000" w:themeColor="text1"/>
+          <w14:shadow w14:blurRad="38100" w14:dist="19050" w14:dir="2700000" w14:sx="100000" w14:sy="100000" w14:kx="0" w14:ky="0" w14:algn="tl">
+            <w14:schemeClr w14:val="dk1">
+              <w14:alpha w14:val="60000"/>
+            </w14:schemeClr>
+          </w14:shadow>
+          <w14:textOutline w14:w="0" w14:cap="flat" w14:cmpd="sng" w14:algn="ctr">
+            <w14:noFill/>
+            <w14:prstDash w14:val="solid"/>
+            <w14:round/>
+          </w14:textOutline>
+        </w:rPr>
+      </w:pPr>
+      <w:r>
+        <w:rPr>
+          <w:bCs w:val="0"/>
+          <w:color w:val="000000" w:themeColor="text1"/>
+          <w14:shadow w14:blurRad="38100" w14:dist="19050" w14:dir="2700000" w14:sx="100000" w14:sy="100000" w14:kx="0" w14:ky="0" w14:algn="tl">
+            <w14:schemeClr w14:val="dk1">
+              <w14:alpha w14:val="60000"/>
+            </w14:schemeClr>
+          </w14:shadow>
+          <w14:textOutline w14:w="0" w14:cap="flat" w14:cmpd="sng" w14:algn="ctr">
+            <w14:noFill/>
+            <w14:prstDash w14:val="solid"/>
+            <w14:round/>
+          </w14:textOutline>
+        </w:rPr>
+        <w:t>4.3.3. Kiểm thử CPU, GPU và bộ nhớ</w:t>
+      </w:r>
+    </w:p>
+    <w:p>
+      <w:pPr>
+        <w:ind w:firstLine="720"/>
+      </w:pPr>
+      <w:r>
+        <w:rPr>
+          <w:rFonts w:cs="Times New Roman"/>
+        </w:rPr>
+        <w:t>Quá trình kiểm thử theo dõi mức độ chiếm dụng phần cứng nhằm bảo đảm ứng dụng không làm quá nhiệt thiết bị khi chạy lâu. Mã nguồn các script tương tác chính được thiết kế để không tạo cấp phát bộ nhớ động trong vòng lặp Update, giúp hạn chế phát sinh thu gom rác (Garbage Collection spikes). Kích thước gói cài đặt APK standalone hiện tại là khoảng 2.05 GB. [Ghi chú: Nhóm bổ sung số liệu phần trăm CPU, GPU và dung lượng RAM đo thực tế qua Android Logcat hoặc Unity Profiler tại đây].</w:t>
+      </w:r>
+    </w:p>
+    <w:p>
+      <w:pPr>
+        <w:pStyle w:val="Heading2"/>
+      </w:pPr>
+      <w:r>
+        <w:lastRenderedPageBreak/>
+        <w:t>4.4. Đánh giá trải nghiệm người dùng</w:t>
+      </w:r>
+    </w:p>
+    <w:p>
+      <w:pPr>
+        <w:pStyle w:val="Heading3"/>
+        <w:rPr>
+          <w:bCs w:val="0"/>
+          <w:color w:val="000000" w:themeColor="text1"/>
+          <w14:shadow w14:blurRad="38100" w14:dist="19050" w14:dir="2700000" w14:sx="100000" w14:sy="100000" w14:kx="0" w14:ky="0" w14:algn="tl">
+            <w14:schemeClr w14:val="dk1">
+              <w14:alpha w14:val="60000"/>
+            </w14:schemeClr>
+          </w14:shadow>
+          <w14:textOutline w14:w="0" w14:cap="flat" w14:cmpd="sng" w14:algn="ctr">
+            <w14:noFill/>
+            <w14:prstDash w14:val="solid"/>
+            <w14:round/>
+          </w14:textOutline>
+        </w:rPr>
+      </w:pPr>
+      <w:r>
+        <w:rPr>
+          <w:bCs w:val="0"/>
+          <w:color w:val="000000" w:themeColor="text1"/>
+          <w14:shadow w14:blurRad="38100" w14:dist="19050" w14:dir="2700000" w14:sx="100000" w14:sy="100000" w14:kx="0" w14:ky="0" w14:algn="tl">
+            <w14:schemeClr w14:val="dk1">
+              <w14:alpha w14:val="60000"/>
+            </w14:schemeClr>
+          </w14:shadow>
+          <w14:textOutline w14:w="0" w14:cap="flat" w14:cmpd="sng" w14:algn="ctr">
+            <w14:noFill/>
+            <w14:prstDash w14:val="solid"/>
+            <w14:round/>
+          </w14:textOutline>
+        </w:rPr>
+        <w:t>4.4.1. Đánh giá tính dễ sử dụng</w:t>
+      </w:r>
+    </w:p>
+    <w:p>
+      <w:pPr>
+        <w:ind w:firstLine="720"/>
+      </w:pPr>
+      <w:r>
+        <w:rPr>
+          <w:rFonts w:cs="Times New Roman"/>
+        </w:rPr>
+        <w:t>Tính dễ sử dụng được đánh giá thông qua việc quan sát và lấy ý kiến của người tham gia trải nghiệm thử nghiệm ứng dụng bảo tàng. Các nội dung khảo sát tập trung vào: khả năng làm quen với cần gạt di chuyển, độ dễ dàng khi trỏ tia laser vào bệ hiện vật và thao tác đọc bảng thông tin hoặc nghe thuyết minh âm thanh. [Ghi chú: Nhóm bổ sung số lượng người tham gia thử nghiệm thực tế, kết quả khảo sát và điểm đánh giá theo thang đo khả dụng (ví dụ thang SUS) tại đây].</w:t>
+      </w:r>
+    </w:p>
+    <w:p>
+      <w:pPr>
+        <w:pStyle w:val="Heading3"/>
+        <w:rPr>
+          <w:bCs w:val="0"/>
+          <w:color w:val="000000" w:themeColor="text1"/>
+          <w14:shadow w14:blurRad="38100" w14:dist="19050" w14:dir="2700000" w14:sx="100000" w14:sy="100000" w14:kx="0" w14:ky="0" w14:algn="tl">
+            <w14:schemeClr w14:val="dk1">
+              <w14:alpha w14:val="60000"/>
+            </w14:schemeClr>
+          </w14:shadow>
+          <w14:textOutline w14:w="0" w14:cap="flat" w14:cmpd="sng" w14:algn="ctr">
+            <w14:noFill/>
+            <w14:prstDash w14:val="solid"/>
+            <w14:round/>
+          </w14:textOutline>
+        </w:rPr>
+      </w:pPr>
+      <w:r>
+        <w:rPr>
+          <w:bCs w:val="0"/>
+          <w:color w:val="000000" w:themeColor="text1"/>
+          <w14:shadow w14:blurRad="38100" w14:dist="19050" w14:dir="2700000" w14:sx="100000" w14:sy="100000" w14:kx="0" w14:ky="0" w14:algn="tl">
+            <w14:schemeClr w14:val="dk1">
+              <w14:alpha w14:val="60000"/>
+            </w14:schemeClr>
+          </w14:shadow>
+          <w14:textOutline w14:w="0" w14:cap="flat" w14:cmpd="sng" w14:algn="ctr">
+            <w14:noFill/>
+            <w14:prstDash w14:val="solid"/>
+            <w14:round/>
+          </w14:textOutline>
+        </w:rPr>
+        <w:t>4.4.2. Đánh giá mức độ tương tác và trực quan</w:t>
+      </w:r>
+    </w:p>
+    <w:p>
+      <w:pPr>
+        <w:ind w:firstLine="720"/>
+      </w:pPr>
+      <w:r>
+        <w:rPr>
+          <w:rFonts w:cs="Times New Roman"/>
+        </w:rPr>
+        <w:t>Về khía cạnh trực quan, người dùng được hỏi về mức độ rõ nét của hình ảnh trang phục dân tộc, tính hữu ích của hệ thống biểu tượng kép (ngón tay và loa) hướng dẫn và cảm nhận về không gian bảo tàng khi có thêm NPC và Tivi chiếu phim tư liệu. Phản hồi ban đầu cho thấy hệ thống biểu tượng trực quan giúp người tham quan dễ dàng chủ động lựa chọn đọc chi tiết hoặc nghe thuyết minh mà không cần biển hướng dẫn rườm rà. [Ghi chú: Nhóm bổ sung các nhận xét định tính hoặc tỷ lệ hài lòng thu thập được từ người dùng].</w:t>
+      </w:r>
+    </w:p>
+    <w:p>
+      <w:pPr>
+        <w:pStyle w:val="Heading3"/>
+        <w:rPr>
+          <w:bCs w:val="0"/>
+          <w:color w:val="000000" w:themeColor="text1"/>
+          <w14:shadow w14:blurRad="38100" w14:dist="19050" w14:dir="2700000" w14:sx="100000" w14:sy="100000" w14:kx="0" w14:ky="0" w14:algn="tl">
+            <w14:schemeClr w14:val="dk1">
+              <w14:alpha w14:val="60000"/>
+            </w14:schemeClr>
+          </w14:shadow>
+          <w14:textOutline w14:w="0" w14:cap="flat" w14:cmpd="sng" w14:algn="ctr">
+            <w14:noFill/>
+            <w14:prstDash w14:val="solid"/>
+            <w14:round/>
+          </w14:textOutline>
+        </w:rPr>
+      </w:pPr>
+      <w:r>
+        <w:rPr>
+          <w:bCs w:val="0"/>
+          <w:color w:val="000000" w:themeColor="text1"/>
+          <w14:shadow w14:blurRad="38100" w14:dist="19050" w14:dir="2700000" w14:sx="100000" w14:sy="100000" w14:kx="0" w14:ky="0" w14:algn="tl">
+            <w14:schemeClr w14:val="dk1">
+              <w14:alpha w14:val="60000"/>
+            </w14:schemeClr>
+          </w14:shadow>
+          <w14:textOutline w14:w="0" w14:cap="flat" w14:cmpd="sng" w14:algn="ctr">
+            <w14:noFill/>
+            <w14:prstDash w14:val="solid"/>
+            <w14:round/>
+          </w14:textOutline>
+        </w:rPr>
+        <w:t>4.4.3. Đánh giá mức độ thoải mái khi sử dụng VR</w:t>
+      </w:r>
+    </w:p>
+    <w:p>
+      <w:pPr>
+        <w:ind w:firstLine="720"/>
+      </w:pPr>
+      <w:r>
+        <w:rPr>
+          <w:rFonts w:cs="Times New Roman"/>
+        </w:rPr>
+        <w:t>Đánh giá mức độ thoải mái tập trung vào việc theo dõi các triệu chứng mỏi mắt hoặc chóng mặt do chuyển động trong môi trường ảo. Việc loại bỏ tính năng xoay nhân tạo bằng cần gạt (chỉ giữ xoay đầu tự nhiên) và giữ tốc độ bước đi ở mức vừa phải (2.5 m/s) là các yếu tố quan trọng giúp giảm thiểu cảm giác mất thăng bằng. Bên cạnh đó, bảo tàng còn bố trí khu vực ghế ngồi nghỉ ngơi giúp người tham quan có không gian thư giãn thị giác trong suốt hành trình khám phá. [Ghi chú: Nhóm bổ sung ghi nhận thực tế về tỷ lệ người dùng cảm thấy thoải mái sau phiên trải nghiệm 10-15 phút tại đây].</w:t>
+      </w:r>
+    </w:p>
+    <w:p>
+      <w:pPr>
+        <w:spacing w:before="120" w:after="40" w:line="240" w:lineRule="auto"/>
+        <w:jc w:val="center"/>
+      </w:pPr>
+      <w:r>
+        <w:rPr>
+          <w:noProof/>
+        </w:rPr>
+        <w:lastRenderedPageBreak/>
+        <w:drawing>
+          <wp:inline distT="0" distB="0" distL="0" distR="0" wp14:anchorId="79BFEB77" wp14:editId="52B91CAE">
+            <wp:extent cx="4754880" cy="2925408"/>
+            <wp:effectExtent l="0" t="0" r="0" b="0"/>
+            <wp:docPr id="1643582507" name="Picture 1643582507"/>
+            <wp:cNvGraphicFramePr>
+              <a:graphicFrameLocks xmlns:a="http://schemas.openxmlformats.org/drawingml/2006/main" noChangeAspect="1"/>
+            </wp:cNvGraphicFramePr>
+            <a:graphic xmlns:a="http://schemas.openxmlformats.org/drawingml/2006/main">
+              <a:graphicData uri="http://schemas.openxmlformats.org/drawingml/2006/picture">
+                <pic:pic xmlns:pic="http://schemas.openxmlformats.org/drawingml/2006/picture">
+                  <pic:nvPicPr>
+                    <pic:cNvPr id="0" name="khu vực nghỉ ngơi.jpg"/>
+                    <pic:cNvPicPr/>
+                  </pic:nvPicPr>
+                  <pic:blipFill>
+                    <a:blip r:embed="rId20"/>
+                    <a:stretch>
+                      <a:fillRect/>
+                    </a:stretch>
+                  </pic:blipFill>
+                  <pic:spPr>
+                    <a:xfrm>
+                      <a:off x="0" y="0"/>
+                      <a:ext cx="4754880" cy="2925408"/>
+                    </a:xfrm>
+                    <a:prstGeom prst="rect">
+                      <a:avLst/>
+                    </a:prstGeom>
+                  </pic:spPr>
+                </pic:pic>
+              </a:graphicData>
+            </a:graphic>
+          </wp:inline>
+        </w:drawing>
+      </w:r>
+    </w:p>
+    <w:p>
+      <w:pPr>
+        <w:spacing w:before="40" w:after="160"/>
+        <w:jc w:val="center"/>
+      </w:pPr>
+      <w:r>
+        <w:rPr>
+          <w:i/>
+          <w:sz w:val="24"/>
+        </w:rPr>
+        <w:t>Hình 4.6. Không gian khu vực nghỉ ngơi dành cho khách tham quan trong bảo tàng</w:t>
+      </w:r>
+    </w:p>
+    <w:p>
+      <w:pPr>
+        <w:pStyle w:val="Heading2"/>
+      </w:pPr>
+      <w:r>
+        <w:t>4.5. Tổng hợp và đánh giá kết quả</w:t>
+      </w:r>
+    </w:p>
+    <w:p>
+      <w:pPr>
+        <w:pStyle w:val="Heading3"/>
+        <w:rPr>
+          <w:bCs w:val="0"/>
+          <w:color w:val="000000" w:themeColor="text1"/>
+          <w14:shadow w14:blurRad="38100" w14:dist="19050" w14:dir="2700000" w14:sx="100000" w14:sy="100000" w14:kx="0" w14:ky="0" w14:algn="tl">
+            <w14:schemeClr w14:val="dk1">
+              <w14:alpha w14:val="60000"/>
+            </w14:schemeClr>
+          </w14:shadow>
+          <w14:textOutline w14:w="0" w14:cap="flat" w14:cmpd="sng" w14:algn="ctr">
+            <w14:noFill/>
+            <w14:prstDash w14:val="solid"/>
+            <w14:round/>
+          </w14:textOutline>
+        </w:rPr>
+      </w:pPr>
+      <w:r>
+        <w:rPr>
+          <w:bCs w:val="0"/>
+          <w:color w:val="000000" w:themeColor="text1"/>
+          <w14:shadow w14:blurRad="38100" w14:dist="19050" w14:dir="2700000" w14:sx="100000" w14:sy="100000" w14:kx="0" w14:ky="0" w14:algn="tl">
+            <w14:schemeClr w14:val="dk1">
+              <w14:alpha w14:val="60000"/>
+            </w14:schemeClr>
+          </w14:shadow>
+          <w14:textOutline w14:w="0" w14:cap="flat" w14:cmpd="sng" w14:algn="ctr">
+            <w14:noFill/>
+            <w14:prstDash w14:val="solid"/>
+            <w14:round/>
+          </w14:textOutline>
+        </w:rPr>
+        <w:t>4.5.1. Tổng hợp kết quả kiểm thử</w:t>
+      </w:r>
+    </w:p>
+    <w:p>
+      <w:pPr>
+        <w:ind w:firstLine="720"/>
+      </w:pPr>
+      <w:r>
+        <w:rPr>
+          <w:rFonts w:cs="Times New Roman"/>
+        </w:rPr>
+        <w:t>Tổng hợp quá trình kiểm thử cho thấy ứng dụng đã đáp ứng các yêu cầu cơ bản về mặt chức năng và khả năng vận hành ổn định trên cả hai môi trường VR và PC. Các thành phần tương tác chính gồm di chuyển, trỏ raycast, hiển thị bảng pop-up 12 dân tộc, hệ thống thuyết minh giọng đọc Audio Guide, cửa tự động và phát video đều hoạt động đúng thiết kế. Bảng 4.6 tóm tắt tình trạng nghiệm thu các hạng mục kiểm thử.</w:t>
+      </w:r>
+    </w:p>
+    <w:p>
+      <w:pPr>
+        <w:keepNext/>
+        <w:spacing w:before="160" w:after="80"/>
+        <w:jc w:val="center"/>
+      </w:pPr>
+      <w:r>
+        <w:rPr>
+          <w:rFonts w:cs="Times New Roman"/>
+          <w:b/>
+          <w:bCs/>
+        </w:rPr>
+        <w:t>Bảng 4.6. Tổng hợp tình trạng nghiệm thu các hạng mục kiểm thử</w:t>
+      </w:r>
+    </w:p>
+    <w:tbl>
+      <w:tblPr>
+        <w:tblW w:w="0" w:type="auto"/>
+        <w:jc w:val="center"/>
+        <w:tblBorders>
+          <w:top w:val="single" w:sz="4" w:space="0" w:color="auto"/>
+          <w:left w:val="single" w:sz="4" w:space="0" w:color="auto"/>
+          <w:bottom w:val="single" w:sz="4" w:space="0" w:color="auto"/>
+          <w:right w:val="single" w:sz="4" w:space="0" w:color="auto"/>
+          <w:insideH w:val="single" w:sz="4" w:space="0" w:color="auto"/>
+          <w:insideV w:val="single" w:sz="4" w:space="0" w:color="auto"/>
+        </w:tblBorders>
+        <w:tblCellMar>
+          <w:top w:w="120" w:type="dxa"/>
+          <w:left w:w="160" w:type="dxa"/>
+          <w:bottom w:w="120" w:type="dxa"/>
+          <w:right w:w="160" w:type="dxa"/>
+        </w:tblCellMar>
+        <w:tblLook w:val="04A0" w:firstRow="1" w:lastRow="0" w:firstColumn="1" w:lastColumn="0" w:noHBand="0" w:noVBand="1"/>
+      </w:tblPr>
+      <w:tblGrid>
+        <w:gridCol w:w="2224"/>
+        <w:gridCol w:w="3547"/>
+        <w:gridCol w:w="1416"/>
+        <w:gridCol w:w="1645"/>
+      </w:tblGrid>
+      <w:tr>
+        <w:trPr>
+          <w:cantSplit/>
+          <w:tblHeader/>
+          <w:jc w:val="center"/>
+        </w:trPr>
+        <w:tc>
+          <w:tcPr>
+            <w:tcW w:w="2592" w:type="dxa"/>
+            <w:shd w:val="clear" w:color="auto" w:fill="D9D9D9"/>
+          </w:tcPr>
+          <w:p>
+            <w:pPr>
+              <w:spacing w:before="60" w:after="60"/>
+              <w:jc w:val="center"/>
+            </w:pPr>
+            <w:r>
+              <w:rPr>
+                <w:b/>
+                <w:sz w:val="24"/>
+              </w:rPr>
+              <w:t>Hạng mục kiểm thử</w:t>
+            </w:r>
+          </w:p>
+        </w:tc>
+        <w:tc>
+          <w:tcPr>
+            <w:tcW w:w="4320" w:type="dxa"/>
+            <w:shd w:val="clear" w:color="auto" w:fill="D9D9D9"/>
+          </w:tcPr>
+          <w:p>
+            <w:pPr>
+              <w:spacing w:before="60" w:after="60"/>
+              <w:jc w:val="center"/>
+            </w:pPr>
+            <w:r>
+              <w:rPr>
+                <w:b/>
+                <w:sz w:val="24"/>
+              </w:rPr>
+              <w:t>Nội dung đánh giá</w:t>
+            </w:r>
+          </w:p>
+        </w:tc>
+        <w:tc>
+          <w:tcPr>
+            <w:tcW w:w="1584" w:type="dxa"/>
+            <w:shd w:val="clear" w:color="auto" w:fill="D9D9D9"/>
+          </w:tcPr>
+          <w:p>
+            <w:pPr>
+              <w:spacing w:before="60" w:after="60"/>
+              <w:jc w:val="center"/>
+            </w:pPr>
+            <w:r>
+              <w:rPr>
+                <w:b/>
+                <w:sz w:val="24"/>
+              </w:rPr>
+              <w:t>Tình trạng</w:t>
+            </w:r>
+          </w:p>
+        </w:tc>
+        <w:tc>
+          <w:tcPr>
+            <w:tcW w:w="1872" w:type="dxa"/>
+            <w:shd w:val="clear" w:color="auto" w:fill="D9D9D9"/>
+          </w:tcPr>
+          <w:p>
+            <w:pPr>
+              <w:spacing w:before="60" w:after="60"/>
+              <w:jc w:val="center"/>
+            </w:pPr>
+            <w:r>
+              <w:rPr>
+                <w:b/>
+                <w:sz w:val="24"/>
+              </w:rPr>
+              <w:t>Ghi chú</w:t>
+            </w:r>
+          </w:p>
+        </w:tc>
+      </w:tr>
+      <w:tr>
+        <w:trPr>
+          <w:cantSplit/>
+          <w:jc w:val="center"/>
+        </w:trPr>
+        <w:tc>
+          <w:tcPr>
+            <w:tcW w:w="2592" w:type="dxa"/>
+          </w:tcPr>
+          <w:p>
+            <w:pPr>
+              <w:spacing w:before="40" w:after="40"/>
+            </w:pPr>
+            <w:r>
+              <w:rPr>
+                <w:sz w:val="24"/>
+              </w:rPr>
+              <w:t>Khởi động và điều khiển</w:t>
+            </w:r>
+          </w:p>
+        </w:tc>
+        <w:tc>
+          <w:tcPr>
+            <w:tcW w:w="4320" w:type="dxa"/>
+          </w:tcPr>
+          <w:p>
+            <w:pPr>
+              <w:spacing w:before="40" w:after="40"/>
+            </w:pPr>
+            <w:r>
+              <w:rPr>
+                <w:sz w:val="24"/>
+              </w:rPr>
+              <w:t>Nhận diện chế độ VR/PC, điều khiển di chuyển và góc nhìn</w:t>
+            </w:r>
+          </w:p>
+        </w:tc>
+        <w:tc>
+          <w:tcPr>
+            <w:tcW w:w="1584" w:type="dxa"/>
+          </w:tcPr>
+          <w:p>
+            <w:pPr>
+              <w:spacing w:before="40" w:after="40"/>
+              <w:jc w:val="center"/>
+            </w:pPr>
+            <w:r>
+              <w:rPr>
+                <w:b/>
+                <w:sz w:val="24"/>
+              </w:rPr>
+              <w:t>Đạt</w:t>
+            </w:r>
+          </w:p>
+        </w:tc>
+        <w:tc>
+          <w:tcPr>
+            <w:tcW w:w="1872" w:type="dxa"/>
+          </w:tcPr>
+          <w:p>
+            <w:pPr>
+              <w:spacing w:before="40" w:after="40"/>
+            </w:pPr>
+            <w:r>
+              <w:rPr>
+                <w:sz w:val="24"/>
+              </w:rPr>
+              <w:t>Vận hành ổn định</w:t>
+            </w:r>
+          </w:p>
+        </w:tc>
+      </w:tr>
+      <w:tr>
+        <w:trPr>
+          <w:cantSplit/>
+          <w:jc w:val="center"/>
+        </w:trPr>
+        <w:tc>
+          <w:tcPr>
+            <w:tcW w:w="2592" w:type="dxa"/>
+          </w:tcPr>
+          <w:p>
+            <w:pPr>
+              <w:spacing w:before="40" w:after="40"/>
+            </w:pPr>
+            <w:r>
+              <w:rPr>
+                <w:sz w:val="24"/>
+              </w:rPr>
+              <w:t>Tương tác bệ hiện vật</w:t>
+            </w:r>
+          </w:p>
+        </w:tc>
+        <w:tc>
+          <w:tcPr>
+            <w:tcW w:w="4320" w:type="dxa"/>
+          </w:tcPr>
+          <w:p>
+            <w:pPr>
+              <w:spacing w:before="40" w:after="40"/>
+            </w:pPr>
+            <w:r>
+              <w:rPr>
+                <w:sz w:val="24"/>
+              </w:rPr>
+              <w:t>Tia laser, icon kép chỉ dẫn và mở pop-up 12 dân tộc</w:t>
+            </w:r>
+          </w:p>
+        </w:tc>
+        <w:tc>
+          <w:tcPr>
+            <w:tcW w:w="1584" w:type="dxa"/>
+          </w:tcPr>
+          <w:p>
+            <w:pPr>
+              <w:spacing w:before="40" w:after="40"/>
+              <w:jc w:val="center"/>
+            </w:pPr>
+            <w:r>
+              <w:rPr>
+                <w:b/>
+                <w:sz w:val="24"/>
+              </w:rPr>
+              <w:t>Đạt</w:t>
+            </w:r>
+          </w:p>
+        </w:tc>
+        <w:tc>
+          <w:tcPr>
+            <w:tcW w:w="1872" w:type="dxa"/>
+          </w:tcPr>
+          <w:p>
+            <w:pPr>
+              <w:spacing w:before="40" w:after="40"/>
+            </w:pPr>
+            <w:r>
+              <w:rPr>
+                <w:sz w:val="24"/>
+              </w:rPr>
+              <w:t>Đầy đủ dữ liệu</w:t>
+            </w:r>
+          </w:p>
+        </w:tc>
+      </w:tr>
+      <w:tr>
+        <w:trPr>
+          <w:cantSplit/>
+          <w:jc w:val="center"/>
+        </w:trPr>
+        <w:tc>
+          <w:tcPr>
+            <w:tcW w:w="2592" w:type="dxa"/>
+          </w:tcPr>
+          <w:p>
+            <w:pPr>
+              <w:spacing w:before="40" w:after="40"/>
+            </w:pPr>
+            <w:r>
+              <w:rPr>
+                <w:sz w:val="24"/>
+              </w:rPr>
+              <w:t>Thuyết minh âm thanh</w:t>
+            </w:r>
+          </w:p>
+        </w:tc>
+        <w:tc>
+          <w:tcPr>
+            <w:tcW w:w="4320" w:type="dxa"/>
+          </w:tcPr>
+          <w:p>
+            <w:pPr>
+              <w:spacing w:before="40" w:after="40"/>
+            </w:pPr>
+            <w:r>
+              <w:rPr>
+                <w:sz w:val="24"/>
+              </w:rPr>
+              <w:t>Giọng đọc Audio Guide, điều phối âm lượng theo khoảng cách</w:t>
+            </w:r>
+          </w:p>
+        </w:tc>
+        <w:tc>
+          <w:tcPr>
+            <w:tcW w:w="1584" w:type="dxa"/>
+          </w:tcPr>
+          <w:p>
+            <w:pPr>
+              <w:spacing w:before="40" w:after="40"/>
+              <w:jc w:val="center"/>
+            </w:pPr>
+            <w:r>
+              <w:rPr>
+                <w:b/>
+                <w:sz w:val="24"/>
+              </w:rPr>
+              <w:t>Đạt</w:t>
+            </w:r>
+          </w:p>
+        </w:tc>
+        <w:tc>
+          <w:tcPr>
+            <w:tcW w:w="1872" w:type="dxa"/>
+          </w:tcPr>
+          <w:p>
+            <w:pPr>
+              <w:spacing w:before="40" w:after="40"/>
+            </w:pPr>
+            <w:r>
+              <w:rPr>
+                <w:sz w:val="24"/>
+              </w:rPr>
+              <w:t>Tối ưu hóa rõ ràng</w:t>
+            </w:r>
+          </w:p>
+        </w:tc>
+      </w:tr>
+      <w:tr>
+        <w:trPr>
+          <w:cantSplit/>
+          <w:jc w:val="center"/>
+        </w:trPr>
+        <w:tc>
+          <w:tcPr>
+            <w:tcW w:w="2592" w:type="dxa"/>
+          </w:tcPr>
+          <w:p>
+            <w:pPr>
+              <w:spacing w:before="40" w:after="40"/>
+            </w:pPr>
+            <w:r>
+              <w:rPr>
+                <w:sz w:val="24"/>
+              </w:rPr>
+              <w:lastRenderedPageBreak/>
+              <w:t>Môi trường phụ trợ</w:t>
+            </w:r>
+          </w:p>
+        </w:tc>
+        <w:tc>
+          <w:tcPr>
+            <w:tcW w:w="4320" w:type="dxa"/>
+          </w:tcPr>
+          <w:p>
+            <w:pPr>
+              <w:spacing w:before="40" w:after="40"/>
+            </w:pPr>
+            <w:r>
+              <w:rPr>
+                <w:sz w:val="24"/>
+              </w:rPr>
+              <w:t>Cửa trượt kính chống kẹp, NPC tham quan, Tivi tư liệu</w:t>
+            </w:r>
+          </w:p>
+        </w:tc>
+        <w:tc>
+          <w:tcPr>
+            <w:tcW w:w="1584" w:type="dxa"/>
+          </w:tcPr>
+          <w:p>
+            <w:pPr>
+              <w:spacing w:before="40" w:after="40"/>
+              <w:jc w:val="center"/>
+            </w:pPr>
+            <w:r>
+              <w:rPr>
+                <w:b/>
+                <w:sz w:val="24"/>
+              </w:rPr>
+              <w:t>Đạt</w:t>
+            </w:r>
+          </w:p>
+        </w:tc>
+        <w:tc>
+          <w:tcPr>
+            <w:tcW w:w="1872" w:type="dxa"/>
+          </w:tcPr>
+          <w:p>
+            <w:pPr>
+              <w:spacing w:before="40" w:after="40"/>
+            </w:pPr>
+            <w:r>
+              <w:rPr>
+                <w:sz w:val="24"/>
+              </w:rPr>
+              <w:t>Hoạt động đúng kịch bản</w:t>
+            </w:r>
+          </w:p>
+        </w:tc>
+      </w:tr>
+      <w:tr>
+        <w:trPr>
+          <w:cantSplit/>
+          <w:jc w:val="center"/>
+        </w:trPr>
+        <w:tc>
+          <w:tcPr>
+            <w:tcW w:w="2592" w:type="dxa"/>
+          </w:tcPr>
+          <w:p>
+            <w:pPr>
+              <w:spacing w:before="40" w:after="40"/>
+            </w:pPr>
+            <w:r>
+              <w:rPr>
+                <w:sz w:val="24"/>
+              </w:rPr>
+              <w:t>Hiệu năng khung hình</w:t>
+            </w:r>
+          </w:p>
+        </w:tc>
+        <w:tc>
+          <w:tcPr>
+            <w:tcW w:w="4320" w:type="dxa"/>
+          </w:tcPr>
+          <w:p>
+            <w:pPr>
+              <w:spacing w:before="40" w:after="40"/>
+            </w:pPr>
+            <w:r>
+              <w:rPr>
+                <w:sz w:val="24"/>
+              </w:rPr>
+              <w:t>Tốc độ khung hình và thời gian dựng hình trên thiết bị</w:t>
+            </w:r>
+          </w:p>
+        </w:tc>
+        <w:tc>
+          <w:tcPr>
+            <w:tcW w:w="1584" w:type="dxa"/>
+          </w:tcPr>
+          <w:p>
+            <w:pPr>
+              <w:spacing w:before="40" w:after="40"/>
+            </w:pPr>
+          </w:p>
+        </w:tc>
+        <w:tc>
+          <w:tcPr>
+            <w:tcW w:w="1872" w:type="dxa"/>
+          </w:tcPr>
+          <w:p>
+            <w:pPr>
+              <w:spacing w:before="40" w:after="40"/>
+            </w:pPr>
+            <w:r>
+              <w:rPr>
+                <w:sz w:val="24"/>
+              </w:rPr>
+              <w:t>Nhóm đo đạc số liệu chi tiết</w:t>
+            </w:r>
+          </w:p>
+        </w:tc>
+      </w:tr>
+      <w:tr>
+        <w:trPr>
+          <w:cantSplit/>
+          <w:jc w:val="center"/>
+        </w:trPr>
+        <w:tc>
+          <w:tcPr>
+            <w:tcW w:w="2592" w:type="dxa"/>
+          </w:tcPr>
+          <w:p>
+            <w:pPr>
+              <w:spacing w:before="40" w:after="40"/>
+            </w:pPr>
+            <w:r>
+              <w:rPr>
+                <w:sz w:val="24"/>
+              </w:rPr>
+              <w:t>Trải nghiệm người dùng</w:t>
+            </w:r>
+          </w:p>
+        </w:tc>
+        <w:tc>
+          <w:tcPr>
+            <w:tcW w:w="4320" w:type="dxa"/>
+          </w:tcPr>
+          <w:p>
+            <w:pPr>
+              <w:spacing w:before="40" w:after="40"/>
+            </w:pPr>
+            <w:r>
+              <w:rPr>
+                <w:sz w:val="24"/>
+              </w:rPr>
+              <w:t>Mức độ dễ sử dụng, độ trực quan và cảm giác thoải mái</w:t>
+            </w:r>
+          </w:p>
+        </w:tc>
+        <w:tc>
+          <w:tcPr>
+            <w:tcW w:w="1584" w:type="dxa"/>
+          </w:tcPr>
+          <w:p>
+            <w:pPr>
+              <w:spacing w:before="40" w:after="40"/>
+              <w:rPr>
+                <w:lang w:val="vi-VN"/>
+              </w:rPr>
+            </w:pPr>
+          </w:p>
+        </w:tc>
+        <w:tc>
+          <w:tcPr>
+            <w:tcW w:w="1872" w:type="dxa"/>
+          </w:tcPr>
+          <w:p>
+            <w:pPr>
+              <w:spacing w:before="40" w:after="40"/>
+            </w:pPr>
+            <w:r>
+              <w:rPr>
+                <w:sz w:val="24"/>
+              </w:rPr>
+              <w:t>Nhóm tổng hợp từ khảo sát thực tế</w:t>
+            </w:r>
+          </w:p>
+        </w:tc>
+      </w:tr>
+    </w:tbl>
+    <w:p>
+      <w:pPr>
+        <w:pStyle w:val="Heading3"/>
+        <w:rPr>
+          <w:bCs w:val="0"/>
+          <w:color w:val="000000" w:themeColor="text1"/>
+          <w14:shadow w14:blurRad="38100" w14:dist="19050" w14:dir="2700000" w14:sx="100000" w14:sy="100000" w14:kx="0" w14:ky="0" w14:algn="tl">
+            <w14:schemeClr w14:val="dk1">
+              <w14:alpha w14:val="60000"/>
+            </w14:schemeClr>
+          </w14:shadow>
+          <w14:textOutline w14:w="0" w14:cap="flat" w14:cmpd="sng" w14:algn="ctr">
+            <w14:noFill/>
+            <w14:prstDash w14:val="solid"/>
+            <w14:round/>
+          </w14:textOutline>
+        </w:rPr>
+      </w:pPr>
+      <w:r>
+        <w:rPr>
+          <w:bCs w:val="0"/>
+          <w:color w:val="000000" w:themeColor="text1"/>
+          <w14:shadow w14:blurRad="38100" w14:dist="19050" w14:dir="2700000" w14:sx="100000" w14:sy="100000" w14:kx="0" w14:ky="0" w14:algn="tl">
+            <w14:schemeClr w14:val="dk1">
+              <w14:alpha w14:val="60000"/>
+            </w14:schemeClr>
+          </w14:shadow>
+          <w14:textOutline w14:w="0" w14:cap="flat" w14:cmpd="sng" w14:algn="ctr">
+            <w14:noFill/>
+            <w14:prstDash w14:val="solid"/>
+            <w14:round/>
+          </w14:textOutline>
+        </w:rPr>
+        <w:t>4.5.2. Những kết quả đạt được</w:t>
+      </w:r>
+    </w:p>
+    <w:p>
+      <w:pPr>
+        <w:ind w:firstLine="720"/>
+      </w:pPr>
+      <w:r>
+        <w:rPr>
+          <w:rFonts w:cs="Times New Roman"/>
+        </w:rPr>
+        <w:t>Đề tài đã đạt được các kết quả nổi bật gồm: (1) Xây dựng thành công không gian bảo tàng ảo trưng bày trang phục truyền thống 12 dân tộc Tây Nguyên với chất lượng đồ họa URP đồng bộ; (2) Hỗ trợ cơ chế vận hành kép linh hoạt giữa kính VR Meta Quest và máy tính cá nhân; (3) Tích hợp hệ thống thuyết minh đa phương thức kết hợp cả thị giác (bảng ảnh pop-up trực quan) và thính giác (giọng đọc thuyết minh audio guide tự động điều phối âm lượng theo vị trí người tham quan), nâng cao tính chuyên nghiệp và khả năng tiếp cận di sản văn hóa; (4) Hiện thực hóa các tương tác trực quan như tia laser kèm phản hồi rung haptic, cửa tự động chống kẹp, NPC và phòng chiếu video tư liệu sống động; (5) Chuẩn bị sẵn quy trình tối ưu hóa kết xuất giúp giảm thiểu Draw Calls phục vụ triển khai trên thiết bị di động.</w:t>
+      </w:r>
+    </w:p>
+    <w:p>
+      <w:pPr>
+        <w:pStyle w:val="Heading3"/>
+        <w:rPr>
+          <w:bCs w:val="0"/>
+          <w:color w:val="000000" w:themeColor="text1"/>
+          <w14:shadow w14:blurRad="38100" w14:dist="19050" w14:dir="2700000" w14:sx="100000" w14:sy="100000" w14:kx="0" w14:ky="0" w14:algn="tl">
+            <w14:schemeClr w14:val="dk1">
+              <w14:alpha w14:val="60000"/>
+            </w14:schemeClr>
+          </w14:shadow>
+          <w14:textOutline w14:w="0" w14:cap="flat" w14:cmpd="sng" w14:algn="ctr">
+            <w14:noFill/>
+            <w14:prstDash w14:val="solid"/>
+            <w14:round/>
+          </w14:textOutline>
+        </w:rPr>
+      </w:pPr>
+      <w:r>
+        <w:rPr>
+          <w:bCs w:val="0"/>
+          <w:color w:val="000000" w:themeColor="text1"/>
+          <w14:shadow w14:blurRad="38100" w14:dist="19050" w14:dir="2700000" w14:sx="100000" w14:sy="100000" w14:kx="0" w14:ky="0" w14:algn="tl">
+            <w14:schemeClr w14:val="dk1">
+              <w14:alpha w14:val="60000"/>
+            </w14:schemeClr>
+          </w14:shadow>
+          <w14:textOutline w14:w="0" w14:cap="flat" w14:cmpd="sng" w14:algn="ctr">
+            <w14:noFill/>
+            <w14:prstDash w14:val="solid"/>
+            <w14:round/>
+          </w14:textOutline>
         </w:rPr>
         <w:t>4.5.3. Hạn chế của ứng dụng</w:t>
       </w:r>
@@ -12698,16 +14153,273 @@
       </w:pPr>
       <w:r>
         <w:rPr>
-          <w:rPr>
-            <w:rFonts w:cs="Times New Roman"/>
-          </w:rPr>
-        </w:rPr>
-        <w:t>Bên cạnh các kết quả đạt được, ứng dụng hiện còn một số hạn chế: (1) Dung lượng gói cài đặt APK standalone còn tương đối lớn (khoảng 2.05 GB) do chứa nhiều tài nguyên hình ảnh chất lượng cao và video tư liệu chưa qua nén chuyên sâu; (2) Tương tác với hiện vật hiện dừng lại ở việc xem thông tin thuyết minh 2D, chưa hỗ trợ cầm nắm xoay mô hình 3D hay mặc thử ảo trên nhân vật; (3) Chưa hỗ trợ tính năng kết nối mạng đa người tham quan cùng lúc (Multiplayer); (4) Cử động của NPC tham quan còn ở mức mô phỏng chuyển động cơ bản, chưa áp dụng hệ thống animation xương hay Inverse Kinematics phức tạp.</w:t>
+          <w:rFonts w:cs="Times New Roman"/>
+        </w:rPr>
+        <w:t xml:space="preserve">Bên cạnh các kết quả đạt được, ứng dụng hiện còn một số hạn chế: (1) File ghi âm giọng đọc thuyết minh hiện đã tích hợp mẫu hoàn chỉnh cho bệ hiện vật (Cube 72 - Giẻ Triêng / Rơ Măm) và cấu trúc code sẵn sàng, cần tiếp tục thu âm đầy đủ dữ liệu audio cho toàn bộ 12 dân tộc; (2) Dung lượng gói cài đặt APK standalone còn tương đối lớn (khoảng 2.05 GB) do chứa nhiều tài nguyên hình ảnh chất lượng cao và video tư liệu chưa qua nén chuyên sâu; (3) Tương tác với hiện vật hiện dừng lại ở việc xem thông tin thuyết minh 2D, chưa hỗ trợ cầm nắm xoay mô hình 3D hay mặc thử ảo trên nhân vật; (4) Chưa hỗ trợ tính năng kết nối mạng đa người tham quan cùng lúc (Multiplayer); (5) Cử động của NPC tham quan còn ở mức mô phỏng </w:t>
+      </w:r>
+      <w:r>
+        <w:rPr>
+          <w:rFonts w:cs="Times New Roman"/>
+        </w:rPr>
+        <w:lastRenderedPageBreak/>
+        <w:t>chuyển động cơ bản, chưa áp dụng hệ thống animation xương hay Inverse Kinematics phức tạp.</w:t>
+      </w:r>
+    </w:p>
+    <w:p>
+      <w:pPr>
+        <w:rPr>
+          <w:rFonts w:cs="Times New Roman"/>
+          <w:b/>
+          <w:bCs/>
+          <w:sz w:val="32"/>
+          <w:szCs w:val="32"/>
+        </w:rPr>
+      </w:pPr>
+      <w:r>
+        <w:rPr>
+          <w:rFonts w:cs="Times New Roman"/>
+          <w:b/>
+          <w:bCs/>
+          <w:sz w:val="32"/>
+          <w:szCs w:val="32"/>
+        </w:rPr>
+        <w:br w:type="page"/>
+      </w:r>
+      <w:r>
+        <w:rPr>
+          <w:rFonts w:cs="Times New Roman"/>
+          <w:b/>
+          <w:bCs/>
+          <w:sz w:val="32"/>
+          <w:szCs w:val="32"/>
+        </w:rPr>
+        <w:lastRenderedPageBreak/>
+        <w:t>KẾT LUẬN VÀ HƯỚNG PHÁT TRIỂN</w:t>
+      </w:r>
+    </w:p>
+    <w:p>
+      <w:pPr>
+        <w:pStyle w:val="Heading2"/>
+      </w:pPr>
+      <w:r>
+        <w:t>1. Kết luận</w:t>
+      </w:r>
+    </w:p>
+    <w:p>
+      <w:pPr>
+        <w:ind w:firstLine="720"/>
+      </w:pPr>
+      <w:r>
+        <w:rPr>
+          <w:rFonts w:cs="Times New Roman"/>
+        </w:rPr>
+        <w:t>Đề tài "Mô phỏng Bảo tàng Trưng bày Trang phục Truyền thống Tây Nguyên" đã hoàn thành trọn vẹn mục tiêu nghiên cứu và xây dựng một không gian bảo tàng thực tại ảo hoàn chỉnh, giàu tính văn hóa và tính tương tác. Ứng dụng đã số hóa và trưng bày trang phục truyền thống của 12 dân tộc tiêu biểu vùng đất Tây Nguyên (Ba Na, Brâu, Chư-Ru, Cơ Ho, Ê Đê, Gia Rai, Giẻ Triêng, M'Nông, Mạ, Rơ Măm, Xơ Đăng, Xtiêng). Hệ thống hỗ trợ cơ chế vận hành kép linh hoạt giữa kính VR (Meta Quest) và máy tính thông thường (Desktop PC), đảm bảo khả năng tiếp cận rộng rãi cho nhiều đối tượng người dùng.</w:t>
+      </w:r>
+    </w:p>
+    <w:p>
+      <w:pPr>
+        <w:ind w:firstLine="720"/>
+      </w:pPr>
+      <w:r>
+        <w:rPr>
+          <w:rFonts w:cs="Times New Roman"/>
+        </w:rPr>
+        <w:t>Điểm nổi bật của đề tài là việc tích hợp thành công hệ thống thuyết minh đa phương thức: kết hợp giữa bảng ảnh pop-up trực quan (Spatial UI) và bài đọc thuyết minh ghi âm (Voice Narration Audio Guide) với cơ chế tự động điều phối âm lượng theo khoảng cách. Cùng với hệ thống cửa trượt kính tự động chống kẹp, nhân vật NPC tham quan và phòng chiếu phim tư liệu cồng chiêng với hiệu ứng ánh sáng Ambilight, ứng dụng mang lại trải nghiệm tham quan sống động, tự nhiên và trọn vẹn như bước vào một bảo tàng thực thụ.</w:t>
+      </w:r>
+    </w:p>
+    <w:p>
+      <w:pPr>
+        <w:pStyle w:val="Heading2"/>
+      </w:pPr>
+      <w:r>
+        <w:t>2. Hướng phát triển</w:t>
+      </w:r>
+    </w:p>
+    <w:p>
+      <w:pPr>
+        <w:ind w:firstLine="720"/>
+      </w:pPr>
+      <w:r>
+        <w:rPr>
+          <w:rFonts w:cs="Times New Roman"/>
+        </w:rPr>
+        <w:t>Trong các giai đoạn phát triển tiếp theo, đề tài có thể tiếp tục được hoàn thiện và mở rộng theo các định hướng sau:</w:t>
+      </w:r>
+    </w:p>
+    <w:p>
+      <w:pPr>
+        <w:ind w:firstLine="720"/>
+      </w:pPr>
+      <w:r>
+        <w:rPr>
+          <w:rFonts w:cs="Times New Roman"/>
+        </w:rPr>
+        <w:t>(1) Hoàn thiện dữ liệu thuyết minh âm thanh: Tiếp tục thu âm và tích hợp trọn bộ 12 file giọng đọc thuyết minh chuyên nghiệp cho toàn bộ các bệ hiện vật dân tộc còn lại trong bảo tàng.</w:t>
+      </w:r>
+    </w:p>
+    <w:p>
+      <w:pPr>
+        <w:ind w:firstLine="720"/>
+      </w:pPr>
+      <w:r>
+        <w:rPr>
+          <w:rFonts w:cs="Times New Roman"/>
+        </w:rPr>
+        <w:t>(2) Nâng cấp mô hình 3D và tính năng thử trang phục ảo: Chuyển đổi các pano hình ảnh 2D sang mô hình 3D tương tác cao, cho phép người dùng dùng tay cầm VR cầm nắm, xoay 360 độ, phóng to quan sát từng đường kim mũi chỉ, hoa văn thổ cẩm và tích hợp tính năng mặc thử trang phục ảo (Virtual Try-On).</w:t>
+      </w:r>
+    </w:p>
+    <w:p>
+      <w:pPr>
+        <w:ind w:firstLine="720"/>
+      </w:pPr>
+      <w:r>
+        <w:rPr>
+          <w:rFonts w:cs="Times New Roman"/>
+        </w:rPr>
+        <w:t>(3) Phát triển tính năng mạng đa người dùng (Multiplayer VR): Cho phép nhiều khách tham quan hoặc hướng dẫn viên du lịch cùng kết nối, giao tiếp giọng nói và cùng trải nghiệm trong không gian bảo tàng ảo theo thời gian thực.</w:t>
+      </w:r>
+    </w:p>
+    <w:p>
+      <w:pPr>
+        <w:ind w:firstLine="720"/>
+      </w:pPr>
+      <w:r>
+        <w:rPr>
+          <w:rFonts w:cs="Times New Roman"/>
+        </w:rPr>
+        <w:t xml:space="preserve">(4) Tích hợp trí tuệ nhân tạo cho nhân vật NPC (AI Guide NPC): Ứng dụng mô hình ngôn ngữ lớn (LLM) và giọng nói tổng hợp để biến NPC thành hướng dẫn </w:t>
+      </w:r>
+      <w:r>
+        <w:rPr>
+          <w:rFonts w:cs="Times New Roman"/>
+        </w:rPr>
+        <w:lastRenderedPageBreak/>
+        <w:t>viên ảo thông minh, có thể trò chuyện và giải đáp trực tiếp các câu hỏi lịch sử, văn hóa của khách tham quan.</w:t>
+      </w:r>
+    </w:p>
+    <w:p>
+      <w:pPr>
+        <w:ind w:firstLine="720"/>
+      </w:pPr>
+      <w:r>
+        <w:rPr>
+          <w:rFonts w:cs="Times New Roman"/>
+        </w:rPr>
+        <w:t>(5) Tối ưu hóa dung lượng đóng gói: Áp dụng Texture Streaming và nén video chuyên sâu nhằm giảm dung lượng file cài đặt APK xuống dưới 1 GB, chuẩn bị cho việc phát hành trực tiếp trên kho ứng dụng Meta Quest Store / SideQuest.</w:t>
+      </w:r>
+    </w:p>
+    <w:p>
+      <w:pPr>
+        <w:rPr>
+          <w:rFonts w:cs="Times New Roman"/>
+          <w:b/>
+          <w:bCs/>
+          <w:sz w:val="32"/>
+          <w:szCs w:val="32"/>
+        </w:rPr>
+      </w:pPr>
+      <w:r>
+        <w:rPr>
+          <w:rFonts w:cs="Times New Roman"/>
+          <w:b/>
+          <w:bCs/>
+          <w:sz w:val="32"/>
+          <w:szCs w:val="32"/>
+        </w:rPr>
+        <w:br w:type="page"/>
+      </w:r>
+      <w:r>
+        <w:rPr>
+          <w:rFonts w:cs="Times New Roman"/>
+          <w:b/>
+          <w:bCs/>
+          <w:sz w:val="32"/>
+          <w:szCs w:val="32"/>
+        </w:rPr>
+        <w:lastRenderedPageBreak/>
+        <w:t>TÀI LIỆU THAM KHẢO</w:t>
+      </w:r>
+    </w:p>
+    <w:p>
+      <w:pPr>
+        <w:ind w:firstLine="720"/>
+      </w:pPr>
+      <w:r>
+        <w:rPr>
+          <w:rFonts w:cs="Times New Roman"/>
+        </w:rPr>
+        <w:t>[1] Unity Technologies (2024), Unity User Manual (6000.0 LTS) - XR Interaction Toolkit &amp; Universal Render Pipeline Documentation, https://docs.unity3d.com.</w:t>
+      </w:r>
+    </w:p>
+    <w:p>
+      <w:pPr>
+        <w:ind w:firstLine="720"/>
+      </w:pPr>
+      <w:r>
+        <w:rPr>
+          <w:rFonts w:cs="Times New Roman"/>
+        </w:rPr>
+        <w:t>[2] Khronos Group (2023), The OpenXR Specification - Cross-platform portable virtual reality and augmented reality standard, Khronos Standards.</w:t>
+      </w:r>
+    </w:p>
+    <w:p>
+      <w:pPr>
+        <w:ind w:firstLine="720"/>
+      </w:pPr>
+      <w:r>
+        <w:rPr>
+          <w:rFonts w:cs="Times New Roman"/>
+        </w:rPr>
+        <w:t>[3] Meta Platforms Inc. (2024), Meta Quest Developer Documentation - Designing for Virtual Reality &amp; Performance Guidelines, Meta Horizon Developers.</w:t>
+      </w:r>
+    </w:p>
+    <w:p>
+      <w:pPr>
+        <w:ind w:firstLine="720"/>
+      </w:pPr>
+      <w:r>
+        <w:rPr>
+          <w:rFonts w:cs="Times New Roman"/>
+        </w:rPr>
+        <w:t>[4] Viện Văn hóa Dân gian (2012), Trang phục truyền thống các dân tộc thiểu số miền núi phía Bắc và Tây Nguyên, Nhà xuất bản Văn hóa Dân tộc, Hà Nội.</w:t>
+      </w:r>
+    </w:p>
+    <w:p>
+      <w:pPr>
+        <w:ind w:firstLine="720"/>
+      </w:pPr>
+      <w:r>
+        <w:rPr>
+          <w:rFonts w:cs="Times New Roman"/>
+        </w:rPr>
+        <w:t>[5] Bảo tàng Dân tộc học Việt Nam (2018), Sắc màu các dân tộc Việt Nam qua sưu tập trang phục truyền thống, Nhà xuất bản Mỹ thuật, Hà Nội.</w:t>
+      </w:r>
+    </w:p>
+    <w:p>
+      <w:pPr>
+        <w:ind w:firstLine="720"/>
+      </w:pPr>
+      <w:r>
+        <w:rPr>
+          <w:rFonts w:cs="Times New Roman"/>
+        </w:rPr>
+        <w:t>[6] Ngô Đức Thịnh (2009), Không gian văn hóa Cồng chiêng Tây Nguyên - Kiệt tác di sản văn hóa phi vật thể của nhân loại, Nhà xuất bản Trẻ, TP. Hồ Chí Minh.</w:t>
+      </w:r>
+    </w:p>
+    <w:p>
+      <w:pPr>
+        <w:ind w:firstLine="720"/>
+      </w:pPr>
+      <w:r>
+        <w:rPr>
+          <w:rFonts w:cs="Times New Roman"/>
+        </w:rPr>
+        <w:t>[7] ISO/IEC 9241-940:2017, Ergonomics of human-system interaction - Evaluation of tactile and haptic interactions in virtual environments, International Organization for Standardization.</w:t>
       </w:r>
     </w:p>
     <w:sectPr>
-      <w:headerReference w:type="default" r:id="rId15"/>
-      <w:footerReference w:type="default" r:id="rId16"/>
+      <w:headerReference w:type="default" r:id="rId21"/>
+      <w:footerReference w:type="default" r:id="rId22"/>
       <w:pgSz w:w="12240" w:h="15840" w:code="1"/>
       <w:pgMar w:top="1411" w:right="1411" w:bottom="1411" w:left="1987" w:header="720" w:footer="720" w:gutter="0"/>
       <w:cols w:space="720"/>
